--- a/Projekat 1/IoT_Comparative_Analysis.docx
+++ b/Projekat 1/IoT_Comparative_Analysis.docx
@@ -70,7 +70,7 @@
         <w:rPr>
           <w:rFonts w:cstheme="minorHAnsi"/>
           <w:b/>
-          <w:sz w:val="36"/>
+          <w:sz w:val="24"/>
           <w:szCs w:val="24"/>
         </w:rPr>
       </w:pPr>
@@ -78,7 +78,7 @@
         <w:rPr>
           <w:rFonts w:cstheme="minorHAnsi"/>
           <w:b/>
-          <w:sz w:val="36"/>
+          <w:sz w:val="24"/>
           <w:szCs w:val="24"/>
         </w:rPr>
         <w:t xml:space="preserve">     </w:t>
@@ -87,7 +87,7 @@
         <w:rPr>
           <w:rFonts w:cstheme="minorHAnsi"/>
           <w:b/>
-          <w:sz w:val="36"/>
+          <w:sz w:val="24"/>
           <w:szCs w:val="24"/>
         </w:rPr>
         <w:t xml:space="preserve">                               </w:t>
@@ -96,7 +96,7 @@
         <w:rPr>
           <w:rFonts w:cstheme="minorHAnsi"/>
           <w:b/>
-          <w:sz w:val="36"/>
+          <w:sz w:val="24"/>
           <w:szCs w:val="24"/>
         </w:rPr>
         <w:t xml:space="preserve">        </w:t>
@@ -105,7 +105,7 @@
         <w:rPr>
           <w:rFonts w:cstheme="minorHAnsi"/>
           <w:b/>
-          <w:sz w:val="36"/>
+          <w:sz w:val="24"/>
           <w:szCs w:val="24"/>
         </w:rPr>
         <w:t xml:space="preserve">IZVEŠTAJ </w:t>
@@ -124,7 +124,7 @@
       <w:pPr>
         <w:rPr>
           <w:rFonts w:cstheme="minorHAnsi"/>
-          <w:sz w:val="36"/>
+          <w:sz w:val="24"/>
           <w:szCs w:val="24"/>
         </w:rPr>
       </w:pPr>
@@ -134,7 +134,7 @@
         <w:rPr>
           <w:rFonts w:cstheme="minorHAnsi"/>
           <w:b/>
-          <w:sz w:val="36"/>
+          <w:sz w:val="24"/>
           <w:szCs w:val="24"/>
         </w:rPr>
       </w:pPr>
@@ -142,7 +142,7 @@
         <w:rPr>
           <w:rFonts w:cstheme="minorHAnsi"/>
           <w:b/>
-          <w:sz w:val="36"/>
+          <w:sz w:val="24"/>
           <w:szCs w:val="24"/>
         </w:rPr>
         <w:t xml:space="preserve"> </w:t>
@@ -152,7 +152,7 @@
         <w:rPr>
           <w:rFonts w:cstheme="minorHAnsi"/>
           <w:b/>
-          <w:sz w:val="36"/>
+          <w:sz w:val="24"/>
           <w:szCs w:val="24"/>
         </w:rPr>
         <w:t>Komparativna</w:t>
@@ -162,7 +162,7 @@
         <w:rPr>
           <w:rFonts w:cstheme="minorHAnsi"/>
           <w:b/>
-          <w:sz w:val="36"/>
+          <w:sz w:val="24"/>
           <w:szCs w:val="24"/>
         </w:rPr>
         <w:t xml:space="preserve"> </w:t>
@@ -172,7 +172,7 @@
         <w:rPr>
           <w:rFonts w:cstheme="minorHAnsi"/>
           <w:b/>
-          <w:sz w:val="36"/>
+          <w:sz w:val="24"/>
           <w:szCs w:val="24"/>
         </w:rPr>
         <w:t>analiza</w:t>
@@ -182,7 +182,7 @@
         <w:rPr>
           <w:rFonts w:cstheme="minorHAnsi"/>
           <w:b/>
-          <w:sz w:val="36"/>
+          <w:sz w:val="24"/>
           <w:szCs w:val="24"/>
         </w:rPr>
         <w:t xml:space="preserve"> </w:t>
@@ -192,7 +192,7 @@
         <w:rPr>
           <w:rFonts w:cstheme="minorHAnsi"/>
           <w:b/>
-          <w:sz w:val="36"/>
+          <w:sz w:val="24"/>
           <w:szCs w:val="24"/>
         </w:rPr>
         <w:t>sinhronih</w:t>
@@ -202,7 +202,7 @@
         <w:rPr>
           <w:rFonts w:cstheme="minorHAnsi"/>
           <w:b/>
-          <w:sz w:val="36"/>
+          <w:sz w:val="24"/>
           <w:szCs w:val="24"/>
         </w:rPr>
         <w:t xml:space="preserve"> </w:t>
@@ -212,7 +212,7 @@
         <w:rPr>
           <w:rFonts w:cstheme="minorHAnsi"/>
           <w:b/>
-          <w:sz w:val="36"/>
+          <w:sz w:val="24"/>
           <w:szCs w:val="24"/>
         </w:rPr>
         <w:t>komunikacionih</w:t>
@@ -222,7 +222,7 @@
         <w:rPr>
           <w:rFonts w:cstheme="minorHAnsi"/>
           <w:b/>
-          <w:sz w:val="36"/>
+          <w:sz w:val="24"/>
           <w:szCs w:val="24"/>
         </w:rPr>
         <w:t xml:space="preserve"> </w:t>
@@ -232,7 +232,7 @@
         <w:rPr>
           <w:rFonts w:cstheme="minorHAnsi"/>
           <w:b/>
-          <w:sz w:val="36"/>
+          <w:sz w:val="24"/>
           <w:szCs w:val="24"/>
         </w:rPr>
         <w:t>paradigmi</w:t>
@@ -242,7 +242,7 @@
         <w:rPr>
           <w:rFonts w:cstheme="minorHAnsi"/>
           <w:b/>
-          <w:sz w:val="36"/>
+          <w:sz w:val="24"/>
           <w:szCs w:val="24"/>
         </w:rPr>
         <w:t xml:space="preserve"> u </w:t>
@@ -252,7 +252,7 @@
         <w:rPr>
           <w:rFonts w:cstheme="minorHAnsi"/>
           <w:b/>
-          <w:sz w:val="36"/>
+          <w:sz w:val="24"/>
           <w:szCs w:val="24"/>
         </w:rPr>
         <w:t>IoT</w:t>
@@ -262,7 +262,7 @@
         <w:rPr>
           <w:rFonts w:cstheme="minorHAnsi"/>
           <w:b/>
-          <w:sz w:val="36"/>
+          <w:sz w:val="24"/>
           <w:szCs w:val="24"/>
         </w:rPr>
         <w:t xml:space="preserve"> </w:t>
@@ -272,7 +272,7 @@
         <w:rPr>
           <w:rFonts w:cstheme="minorHAnsi"/>
           <w:b/>
-          <w:sz w:val="36"/>
+          <w:sz w:val="24"/>
           <w:szCs w:val="24"/>
         </w:rPr>
         <w:t>mikroservisnim</w:t>
@@ -282,7 +282,7 @@
         <w:rPr>
           <w:rFonts w:cstheme="minorHAnsi"/>
           <w:b/>
-          <w:sz w:val="36"/>
+          <w:sz w:val="24"/>
           <w:szCs w:val="24"/>
         </w:rPr>
         <w:t xml:space="preserve"> </w:t>
@@ -292,7 +292,7 @@
         <w:rPr>
           <w:rFonts w:cstheme="minorHAnsi"/>
           <w:b/>
-          <w:sz w:val="36"/>
+          <w:sz w:val="24"/>
           <w:szCs w:val="24"/>
         </w:rPr>
         <w:t>sistemima</w:t>
@@ -517,7 +517,7 @@
         <w:rPr>
           <w:rFonts w:cstheme="minorHAnsi"/>
           <w:b/>
-          <w:sz w:val="28"/>
+          <w:sz w:val="24"/>
           <w:szCs w:val="24"/>
         </w:rPr>
       </w:pPr>
@@ -525,7 +525,7 @@
         <w:rPr>
           <w:rFonts w:cstheme="minorHAnsi"/>
           <w:b/>
-          <w:sz w:val="28"/>
+          <w:sz w:val="24"/>
           <w:szCs w:val="24"/>
         </w:rPr>
         <w:t xml:space="preserve">Student: </w:t>
@@ -535,7 +535,7 @@
         <w:rPr>
           <w:rFonts w:cstheme="minorHAnsi"/>
           <w:b/>
-          <w:sz w:val="28"/>
+          <w:sz w:val="24"/>
           <w:szCs w:val="24"/>
         </w:rPr>
         <w:t>Svetislav</w:t>
@@ -545,7 +545,7 @@
         <w:rPr>
           <w:rFonts w:cstheme="minorHAnsi"/>
           <w:b/>
-          <w:sz w:val="28"/>
+          <w:sz w:val="24"/>
           <w:szCs w:val="24"/>
         </w:rPr>
         <w:t xml:space="preserve"> </w:t>
@@ -555,7 +555,7 @@
         <w:rPr>
           <w:rFonts w:cstheme="minorHAnsi"/>
           <w:b/>
-          <w:sz w:val="28"/>
+          <w:sz w:val="24"/>
           <w:szCs w:val="24"/>
         </w:rPr>
         <w:t>Veljkovi</w:t>
@@ -565,7 +565,7 @@
         <w:rPr>
           <w:rFonts w:cstheme="minorHAnsi"/>
           <w:b/>
-          <w:sz w:val="28"/>
+          <w:sz w:val="24"/>
           <w:szCs w:val="24"/>
           <w:lang w:val="sr-Latn-ME"/>
         </w:rPr>
@@ -575,7 +575,7 @@
         <w:rPr>
           <w:rFonts w:cstheme="minorHAnsi"/>
           <w:b/>
-          <w:sz w:val="28"/>
+          <w:sz w:val="24"/>
           <w:szCs w:val="24"/>
         </w:rPr>
         <w:t xml:space="preserve"> </w:t>
@@ -584,11 +584,33 @@
         <w:rPr>
           <w:rFonts w:cstheme="minorHAnsi"/>
           <w:b/>
-          <w:sz w:val="28"/>
+          <w:sz w:val="24"/>
           <w:szCs w:val="24"/>
         </w:rPr>
         <w:t>19083</w:t>
       </w:r>
+    </w:p>
+    <w:p>
+      <w:pPr>
+        <w:rPr>
+          <w:rFonts w:eastAsia="Times New Roman" w:cstheme="minorHAnsi"/>
+          <w:b/>
+          <w:bCs/>
+          <w:sz w:val="24"/>
+          <w:szCs w:val="24"/>
+        </w:rPr>
+      </w:pPr>
+    </w:p>
+    <w:p>
+      <w:pPr>
+        <w:rPr>
+          <w:rFonts w:eastAsia="Times New Roman" w:cstheme="minorHAnsi"/>
+          <w:b/>
+          <w:bCs/>
+          <w:sz w:val="24"/>
+          <w:szCs w:val="24"/>
+        </w:rPr>
+      </w:pPr>
     </w:p>
     <w:p>
       <w:pPr>
@@ -4125,7 +4147,7 @@
         <w:gridCol w:w="1097"/>
         <w:gridCol w:w="2026"/>
         <w:gridCol w:w="1492"/>
-        <w:gridCol w:w="1334"/>
+        <w:gridCol w:w="1455"/>
         <w:gridCol w:w="2084"/>
       </w:tblGrid>
       <w:tr>
@@ -4274,7 +4296,7 @@
                 <w:szCs w:val="24"/>
                 <w:bdr w:val="none" w:sz="0" w:space="0" w:color="auto" w:frame="1"/>
               </w:rPr>
-              <w:t xml:space="preserve">RPS </w:t>
+              <w:t>RPS</w:t>
             </w:r>
           </w:p>
         </w:tc>
@@ -4357,7 +4379,7 @@
                 <w:szCs w:val="24"/>
                 <w:bdr w:val="none" w:sz="0" w:space="0" w:color="auto" w:frame="1"/>
               </w:rPr>
-              <w:t xml:space="preserve">REST </w:t>
+              <w:t>REST</w:t>
             </w:r>
           </w:p>
         </w:tc>
@@ -4384,7 +4406,7 @@
                 <w:szCs w:val="24"/>
                 <w:bdr w:val="none" w:sz="0" w:space="0" w:color="auto" w:frame="1"/>
               </w:rPr>
-              <w:t xml:space="preserve">~3.84 s </w:t>
+              <w:t>~1.36 s</w:t>
             </w:r>
           </w:p>
         </w:tc>
@@ -4411,7 +4433,7 @@
                 <w:szCs w:val="24"/>
                 <w:bdr w:val="none" w:sz="0" w:space="0" w:color="auto" w:frame="1"/>
               </w:rPr>
-              <w:t xml:space="preserve">15.34 s </w:t>
+              <w:t>5.25 s</w:t>
             </w:r>
           </w:p>
         </w:tc>
@@ -4438,7 +4460,7 @@
                 <w:szCs w:val="24"/>
                 <w:bdr w:val="none" w:sz="0" w:space="0" w:color="auto" w:frame="1"/>
               </w:rPr>
-              <w:t xml:space="preserve">45.28 </w:t>
+              <w:t xml:space="preserve">116.49 </w:t>
             </w:r>
             <w:proofErr w:type="spellStart"/>
             <w:r>
@@ -4460,7 +4482,7 @@
                 <w:szCs w:val="24"/>
                 <w:bdr w:val="none" w:sz="0" w:space="0" w:color="auto" w:frame="1"/>
               </w:rPr>
-              <w:t xml:space="preserve">/s </w:t>
+              <w:t>/s</w:t>
             </w:r>
           </w:p>
         </w:tc>
@@ -4520,16 +4542,6 @@
               <w:t>gRPC</w:t>
             </w:r>
             <w:proofErr w:type="spellEnd"/>
-            <w:r>
-              <w:rPr>
-                <w:rFonts w:eastAsia="Times New Roman" w:cstheme="minorHAnsi"/>
-                <w:color w:val="1F1F1F"/>
-                <w:sz w:val="24"/>
-                <w:szCs w:val="24"/>
-                <w:bdr w:val="none" w:sz="0" w:space="0" w:color="auto" w:frame="1"/>
-              </w:rPr>
-              <w:t xml:space="preserve"> </w:t>
-            </w:r>
           </w:p>
         </w:tc>
         <w:tc>
@@ -4550,21 +4562,17 @@
             <w:r>
               <w:rPr>
                 <w:rFonts w:eastAsia="Times New Roman" w:cstheme="minorHAnsi"/>
-                <w:b/>
-                <w:bCs/>
-                <w:color w:val="1F1F1F"/>
-                <w:sz w:val="24"/>
-                <w:szCs w:val="24"/>
-                <w:bdr w:val="none" w:sz="0" w:space="0" w:color="auto" w:frame="1"/>
-              </w:rPr>
-              <w:t xml:space="preserve">9.41 </w:t>
+                <w:color w:val="1F1F1F"/>
+                <w:sz w:val="24"/>
+                <w:szCs w:val="24"/>
+                <w:bdr w:val="none" w:sz="0" w:space="0" w:color="auto" w:frame="1"/>
+              </w:rPr>
+              <w:t xml:space="preserve">10.09 </w:t>
             </w:r>
             <w:proofErr w:type="spellStart"/>
             <w:r>
               <w:rPr>
                 <w:rFonts w:eastAsia="Times New Roman" w:cstheme="minorHAnsi"/>
-                <w:b/>
-                <w:bCs/>
                 <w:color w:val="1F1F1F"/>
                 <w:sz w:val="24"/>
                 <w:szCs w:val="24"/>
@@ -4593,21 +4601,17 @@
             <w:r>
               <w:rPr>
                 <w:rFonts w:eastAsia="Times New Roman" w:cstheme="minorHAnsi"/>
-                <w:b/>
-                <w:bCs/>
-                <w:color w:val="1F1F1F"/>
-                <w:sz w:val="24"/>
-                <w:szCs w:val="24"/>
-                <w:bdr w:val="none" w:sz="0" w:space="0" w:color="auto" w:frame="1"/>
-              </w:rPr>
-              <w:t xml:space="preserve">19.89 </w:t>
+                <w:color w:val="1F1F1F"/>
+                <w:sz w:val="24"/>
+                <w:szCs w:val="24"/>
+                <w:bdr w:val="none" w:sz="0" w:space="0" w:color="auto" w:frame="1"/>
+              </w:rPr>
+              <w:t xml:space="preserve">27.42 </w:t>
             </w:r>
             <w:proofErr w:type="spellStart"/>
             <w:r>
               <w:rPr>
                 <w:rFonts w:eastAsia="Times New Roman" w:cstheme="minorHAnsi"/>
-                <w:b/>
-                <w:bCs/>
                 <w:color w:val="1F1F1F"/>
                 <w:sz w:val="24"/>
                 <w:szCs w:val="24"/>
@@ -4641,7 +4645,7 @@
                 <w:szCs w:val="24"/>
                 <w:bdr w:val="none" w:sz="0" w:space="0" w:color="auto" w:frame="1"/>
               </w:rPr>
-              <w:t xml:space="preserve">22.64 </w:t>
+              <w:t xml:space="preserve">58.24 </w:t>
             </w:r>
             <w:proofErr w:type="spellStart"/>
             <w:r>
@@ -4663,7 +4667,7 @@
                 <w:szCs w:val="24"/>
                 <w:bdr w:val="none" w:sz="0" w:space="0" w:color="auto" w:frame="1"/>
               </w:rPr>
-              <w:t xml:space="preserve">/s </w:t>
+              <w:t>/s</w:t>
             </w:r>
           </w:p>
         </w:tc>
@@ -4690,7 +4694,7 @@
                 <w:szCs w:val="24"/>
                 <w:bdr w:val="none" w:sz="0" w:space="0" w:color="auto" w:frame="1"/>
               </w:rPr>
-              <w:t>100%</w:t>
+              <w:t>99.85%</w:t>
             </w:r>
           </w:p>
         </w:tc>
@@ -4726,16 +4730,6 @@
               <w:t>GraphQL</w:t>
             </w:r>
             <w:proofErr w:type="spellEnd"/>
-            <w:r>
-              <w:rPr>
-                <w:rFonts w:eastAsia="Times New Roman" w:cstheme="minorHAnsi"/>
-                <w:color w:val="1F1F1F"/>
-                <w:sz w:val="24"/>
-                <w:szCs w:val="24"/>
-                <w:bdr w:val="none" w:sz="0" w:space="0" w:color="auto" w:frame="1"/>
-              </w:rPr>
-              <w:t xml:space="preserve"> </w:t>
-            </w:r>
           </w:p>
         </w:tc>
         <w:tc>
@@ -4761,7 +4755,7 @@
                 <w:szCs w:val="24"/>
                 <w:bdr w:val="none" w:sz="0" w:space="0" w:color="auto" w:frame="1"/>
               </w:rPr>
-              <w:t xml:space="preserve">~3.84 s </w:t>
+              <w:t>~1.36 s</w:t>
             </w:r>
           </w:p>
         </w:tc>
@@ -4788,7 +4782,7 @@
                 <w:szCs w:val="24"/>
                 <w:bdr w:val="none" w:sz="0" w:space="0" w:color="auto" w:frame="1"/>
               </w:rPr>
-              <w:t xml:space="preserve">15.34 s </w:t>
+              <w:t>5.25 s</w:t>
             </w:r>
           </w:p>
         </w:tc>
@@ -4815,7 +4809,7 @@
                 <w:szCs w:val="24"/>
                 <w:bdr w:val="none" w:sz="0" w:space="0" w:color="auto" w:frame="1"/>
               </w:rPr>
-              <w:t xml:space="preserve">45.28 </w:t>
+              <w:t xml:space="preserve">116.49 </w:t>
             </w:r>
             <w:proofErr w:type="spellStart"/>
             <w:r>
@@ -4837,7 +4831,7 @@
                 <w:szCs w:val="24"/>
                 <w:bdr w:val="none" w:sz="0" w:space="0" w:color="auto" w:frame="1"/>
               </w:rPr>
-              <w:t xml:space="preserve">/s </w:t>
+              <w:t>/s</w:t>
             </w:r>
           </w:p>
         </w:tc>
@@ -4990,48 +4984,24 @@
           <w:sz w:val="24"/>
           <w:szCs w:val="24"/>
         </w:rPr>
-        <w:t xml:space="preserve"> </w:t>
-      </w:r>
-      <w:proofErr w:type="spellStart"/>
-      <w:r>
-        <w:rPr>
-          <w:rFonts w:cstheme="minorHAnsi"/>
-          <w:sz w:val="24"/>
-          <w:szCs w:val="24"/>
-        </w:rPr>
-        <w:t>od</w:t>
-      </w:r>
-      <w:proofErr w:type="spellEnd"/>
-      <w:r>
-        <w:rPr>
-          <w:rFonts w:cstheme="minorHAnsi"/>
-          <w:sz w:val="24"/>
-          <w:szCs w:val="24"/>
-        </w:rPr>
-        <w:t xml:space="preserve"> </w:t>
-      </w:r>
-      <w:proofErr w:type="spellStart"/>
-      <w:r>
-        <w:rPr>
-          <w:rFonts w:cstheme="minorHAnsi"/>
-          <w:sz w:val="24"/>
-          <w:szCs w:val="24"/>
-        </w:rPr>
-        <w:t>samo</w:t>
-      </w:r>
-      <w:proofErr w:type="spellEnd"/>
-      <w:r>
-        <w:rPr>
-          <w:rFonts w:cstheme="minorHAnsi"/>
-          <w:sz w:val="24"/>
-          <w:szCs w:val="24"/>
-        </w:rPr>
-        <w:t xml:space="preserve"> 9.41 </w:t>
-      </w:r>
-      <w:proofErr w:type="spellStart"/>
-      <w:r>
-        <w:rPr>
-          <w:rFonts w:cstheme="minorHAnsi"/>
+        <w:t xml:space="preserve"> od </w:t>
+      </w:r>
+      <w:r>
+        <w:rPr>
+          <w:rFonts w:cstheme="minorHAnsi"/>
+          <w:b/>
+          <w:bCs/>
+          <w:sz w:val="24"/>
+          <w:szCs w:val="24"/>
+        </w:rPr>
+        <w:t xml:space="preserve">10.09 </w:t>
+      </w:r>
+      <w:proofErr w:type="spellStart"/>
+      <w:r>
+        <w:rPr>
+          <w:rFonts w:cstheme="minorHAnsi"/>
+          <w:b/>
+          <w:bCs/>
           <w:sz w:val="24"/>
           <w:szCs w:val="24"/>
         </w:rPr>
@@ -5044,48 +5014,132 @@
           <w:sz w:val="24"/>
           <w:szCs w:val="24"/>
         </w:rPr>
-        <w:t xml:space="preserve">, on </w:t>
-      </w:r>
-      <w:proofErr w:type="spellStart"/>
-      <w:r>
-        <w:rPr>
-          <w:rFonts w:cstheme="minorHAnsi"/>
-          <w:sz w:val="24"/>
-          <w:szCs w:val="24"/>
-        </w:rPr>
-        <w:t>radi</w:t>
-      </w:r>
-      <w:proofErr w:type="spellEnd"/>
-      <w:r>
-        <w:rPr>
-          <w:rFonts w:cstheme="minorHAnsi"/>
-          <w:sz w:val="24"/>
-          <w:szCs w:val="24"/>
-        </w:rPr>
-        <w:t xml:space="preserve"> </w:t>
-      </w:r>
-      <w:proofErr w:type="spellStart"/>
-      <w:r>
-        <w:rPr>
-          <w:rFonts w:cstheme="minorHAnsi"/>
-          <w:sz w:val="24"/>
-          <w:szCs w:val="24"/>
-        </w:rPr>
-        <w:t>skoro</w:t>
-      </w:r>
-      <w:proofErr w:type="spellEnd"/>
-      <w:r>
-        <w:rPr>
-          <w:rFonts w:cstheme="minorHAnsi"/>
-          <w:sz w:val="24"/>
-          <w:szCs w:val="24"/>
-        </w:rPr>
-        <w:t xml:space="preserve"> 400 </w:t>
-      </w:r>
-      <w:proofErr w:type="spellStart"/>
-      <w:r>
-        <w:rPr>
-          <w:rFonts w:cstheme="minorHAnsi"/>
+        <w:t xml:space="preserve"> </w:t>
+      </w:r>
+      <w:proofErr w:type="spellStart"/>
+      <w:r>
+        <w:rPr>
+          <w:rFonts w:cstheme="minorHAnsi"/>
+          <w:sz w:val="24"/>
+          <w:szCs w:val="24"/>
+        </w:rPr>
+        <w:t>pokazao</w:t>
+      </w:r>
+      <w:proofErr w:type="spellEnd"/>
+      <w:r>
+        <w:rPr>
+          <w:rFonts w:cstheme="minorHAnsi"/>
+          <w:sz w:val="24"/>
+          <w:szCs w:val="24"/>
+        </w:rPr>
+        <w:t xml:space="preserve"> </w:t>
+      </w:r>
+      <w:proofErr w:type="spellStart"/>
+      <w:r>
+        <w:rPr>
+          <w:rFonts w:cstheme="minorHAnsi"/>
+          <w:sz w:val="24"/>
+          <w:szCs w:val="24"/>
+        </w:rPr>
+        <w:t>drastično</w:t>
+      </w:r>
+      <w:proofErr w:type="spellEnd"/>
+      <w:r>
+        <w:rPr>
+          <w:rFonts w:cstheme="minorHAnsi"/>
+          <w:sz w:val="24"/>
+          <w:szCs w:val="24"/>
+        </w:rPr>
+        <w:t xml:space="preserve"> </w:t>
+      </w:r>
+      <w:proofErr w:type="spellStart"/>
+      <w:r>
+        <w:rPr>
+          <w:rFonts w:cstheme="minorHAnsi"/>
+          <w:sz w:val="24"/>
+          <w:szCs w:val="24"/>
+        </w:rPr>
+        <w:t>bolje</w:t>
+      </w:r>
+      <w:proofErr w:type="spellEnd"/>
+      <w:r>
+        <w:rPr>
+          <w:rFonts w:cstheme="minorHAnsi"/>
+          <w:sz w:val="24"/>
+          <w:szCs w:val="24"/>
+        </w:rPr>
+        <w:t xml:space="preserve"> </w:t>
+      </w:r>
+      <w:proofErr w:type="spellStart"/>
+      <w:r>
+        <w:rPr>
+          <w:rFonts w:cstheme="minorHAnsi"/>
+          <w:sz w:val="24"/>
+          <w:szCs w:val="24"/>
+        </w:rPr>
+        <w:t>performanse</w:t>
+      </w:r>
+      <w:proofErr w:type="spellEnd"/>
+      <w:r>
+        <w:rPr>
+          <w:rFonts w:cstheme="minorHAnsi"/>
+          <w:sz w:val="24"/>
+          <w:szCs w:val="24"/>
+        </w:rPr>
+        <w:t xml:space="preserve">, </w:t>
+      </w:r>
+      <w:proofErr w:type="spellStart"/>
+      <w:r>
+        <w:rPr>
+          <w:rFonts w:cstheme="minorHAnsi"/>
+          <w:sz w:val="24"/>
+          <w:szCs w:val="24"/>
+        </w:rPr>
+        <w:t>radeći</w:t>
+      </w:r>
+      <w:proofErr w:type="spellEnd"/>
+      <w:r>
+        <w:rPr>
+          <w:rFonts w:cstheme="minorHAnsi"/>
+          <w:sz w:val="24"/>
+          <w:szCs w:val="24"/>
+        </w:rPr>
+        <w:t xml:space="preserve"> </w:t>
+      </w:r>
+      <w:proofErr w:type="spellStart"/>
+      <w:r>
+        <w:rPr>
+          <w:rFonts w:cstheme="minorHAnsi"/>
+          <w:sz w:val="24"/>
+          <w:szCs w:val="24"/>
+        </w:rPr>
+        <w:t>preko</w:t>
+      </w:r>
+      <w:proofErr w:type="spellEnd"/>
+      <w:r>
+        <w:rPr>
+          <w:rFonts w:cstheme="minorHAnsi"/>
+          <w:sz w:val="24"/>
+          <w:szCs w:val="24"/>
+        </w:rPr>
+        <w:t xml:space="preserve"> </w:t>
+      </w:r>
+      <w:r>
+        <w:rPr>
+          <w:rFonts w:cstheme="minorHAnsi"/>
+          <w:b/>
+          <w:bCs/>
+          <w:sz w:val="24"/>
+          <w:szCs w:val="24"/>
+        </w:rPr>
+        <w:t xml:space="preserve">130 </w:t>
+      </w:r>
+      <w:proofErr w:type="spellStart"/>
+      <w:r>
+        <w:rPr>
+          <w:rFonts w:cstheme="minorHAnsi"/>
+          <w:b/>
+          <w:bCs/>
           <w:sz w:val="24"/>
           <w:szCs w:val="24"/>
         </w:rPr>
@@ -5095,15 +5149,19 @@
       <w:r>
         <w:rPr>
           <w:rFonts w:cstheme="minorHAnsi"/>
-          <w:sz w:val="24"/>
-          <w:szCs w:val="24"/>
-        </w:rPr>
-        <w:t xml:space="preserve"> </w:t>
-      </w:r>
-      <w:proofErr w:type="spellStart"/>
-      <w:r>
-        <w:rPr>
-          <w:rFonts w:cstheme="minorHAnsi"/>
+          <w:b/>
+          <w:bCs/>
+          <w:sz w:val="24"/>
+          <w:szCs w:val="24"/>
+        </w:rPr>
+        <w:t xml:space="preserve"> </w:t>
+      </w:r>
+      <w:proofErr w:type="spellStart"/>
+      <w:r>
+        <w:rPr>
+          <w:rFonts w:cstheme="minorHAnsi"/>
+          <w:b/>
+          <w:bCs/>
           <w:sz w:val="24"/>
           <w:szCs w:val="24"/>
         </w:rPr>
@@ -5125,7 +5183,15 @@
           <w:sz w:val="24"/>
           <w:szCs w:val="24"/>
         </w:rPr>
-        <w:t>protokola</w:t>
+        <w:t>pr</w:t>
+      </w:r>
+      <w:r>
+        <w:rPr>
+          <w:rFonts w:cstheme="minorHAnsi"/>
+          <w:sz w:val="24"/>
+          <w:szCs w:val="24"/>
+        </w:rPr>
+        <w:t>otokola</w:t>
       </w:r>
       <w:proofErr w:type="spellEnd"/>
       <w:r>
@@ -5776,107 +5842,6 @@
           <w:szCs w:val="24"/>
         </w:rPr>
         <w:t xml:space="preserve">  </w:t>
-      </w:r>
-    </w:p>
-    <w:p>
-      <w:pPr>
-        <w:pStyle w:val="NormalWeb"/>
-        <w:rPr>
-          <w:rFonts w:asciiTheme="minorHAnsi" w:hAnsiTheme="minorHAnsi" w:cstheme="minorHAnsi"/>
-        </w:rPr>
-      </w:pPr>
-      <w:r>
-        <w:rPr>
-          <w:rFonts w:asciiTheme="minorHAnsi" w:hAnsiTheme="minorHAnsi" w:cstheme="minorHAnsi"/>
-        </w:rPr>
-        <w:drawing>
-          <wp:inline distT="0" distB="0" distL="0" distR="0" wp14:anchorId="5D6C4AEE" wp14:editId="1E83877F">
-            <wp:extent cx="5557962" cy="1629979"/>
-            <wp:effectExtent l="0" t="0" r="5080" b="8890"/>
-            <wp:docPr id="2" name="Picture 2"/>
-            <wp:cNvGraphicFramePr>
-              <a:graphicFrameLocks xmlns:a="http://schemas.openxmlformats.org/drawingml/2006/main" noChangeAspect="1"/>
-            </wp:cNvGraphicFramePr>
-            <a:graphic xmlns:a="http://schemas.openxmlformats.org/drawingml/2006/main">
-              <a:graphicData uri="http://schemas.openxmlformats.org/drawingml/2006/picture">
-                <pic:pic xmlns:pic="http://schemas.openxmlformats.org/drawingml/2006/picture">
-                  <pic:nvPicPr>
-                    <pic:cNvPr id="0" name=""/>
-                    <pic:cNvPicPr/>
-                  </pic:nvPicPr>
-                  <pic:blipFill>
-                    <a:blip r:embed="rId6"/>
-                    <a:stretch>
-                      <a:fillRect/>
-                    </a:stretch>
-                  </pic:blipFill>
-                  <pic:spPr>
-                    <a:xfrm>
-                      <a:off x="0" y="0"/>
-                      <a:ext cx="5564345" cy="1631851"/>
-                    </a:xfrm>
-                    <a:prstGeom prst="rect">
-                      <a:avLst/>
-                    </a:prstGeom>
-                  </pic:spPr>
-                </pic:pic>
-              </a:graphicData>
-            </a:graphic>
-          </wp:inline>
-        </w:drawing>
-      </w:r>
-    </w:p>
-    <w:p>
-      <w:pPr>
-        <w:rPr>
-          <w:rFonts w:cstheme="minorHAnsi"/>
-          <w:b/>
-          <w:sz w:val="24"/>
-          <w:szCs w:val="24"/>
-        </w:rPr>
-      </w:pPr>
-      <w:r>
-        <w:rPr>
-          <w:rFonts w:cstheme="minorHAnsi"/>
-          <w:b/>
-          <w:sz w:val="24"/>
-          <w:szCs w:val="24"/>
-        </w:rPr>
-        <w:drawing>
-          <wp:inline distT="0" distB="0" distL="0" distR="0" wp14:anchorId="36F1D05B" wp14:editId="75D2F5E4">
-            <wp:extent cx="5557962" cy="3150699"/>
-            <wp:effectExtent l="0" t="0" r="5080" b="0"/>
-            <wp:docPr id="3" name="Picture 3"/>
-            <wp:cNvGraphicFramePr>
-              <a:graphicFrameLocks xmlns:a="http://schemas.openxmlformats.org/drawingml/2006/main" noChangeAspect="1"/>
-            </wp:cNvGraphicFramePr>
-            <a:graphic xmlns:a="http://schemas.openxmlformats.org/drawingml/2006/main">
-              <a:graphicData uri="http://schemas.openxmlformats.org/drawingml/2006/picture">
-                <pic:pic xmlns:pic="http://schemas.openxmlformats.org/drawingml/2006/picture">
-                  <pic:nvPicPr>
-                    <pic:cNvPr id="0" name=""/>
-                    <pic:cNvPicPr/>
-                  </pic:nvPicPr>
-                  <pic:blipFill>
-                    <a:blip r:embed="rId7"/>
-                    <a:stretch>
-                      <a:fillRect/>
-                    </a:stretch>
-                  </pic:blipFill>
-                  <pic:spPr>
-                    <a:xfrm>
-                      <a:off x="0" y="0"/>
-                      <a:ext cx="5554594" cy="3148790"/>
-                    </a:xfrm>
-                    <a:prstGeom prst="rect">
-                      <a:avLst/>
-                    </a:prstGeom>
-                  </pic:spPr>
-                </pic:pic>
-              </a:graphicData>
-            </a:graphic>
-          </wp:inline>
-        </w:drawing>
       </w:r>
     </w:p>
     <w:p>
@@ -5898,34 +5863,13 @@
           <w:szCs w:val="24"/>
         </w:rPr>
       </w:pPr>
-    </w:p>
-    <w:p>
-      <w:pPr>
+      <w:r>
         <w:rPr>
           <w:rFonts w:cstheme="minorHAnsi"/>
           <w:b/>
           <w:sz w:val="24"/>
           <w:szCs w:val="24"/>
         </w:rPr>
-      </w:pPr>
-    </w:p>
-    <w:p>
-      <w:pPr>
-        <w:rPr>
-          <w:rFonts w:cstheme="minorHAnsi"/>
-          <w:b/>
-          <w:sz w:val="24"/>
-          <w:szCs w:val="24"/>
-        </w:rPr>
-      </w:pPr>
-      <w:r>
-        <w:rPr>
-          <w:rFonts w:cstheme="minorHAnsi"/>
-          <w:b/>
-          <w:sz w:val="24"/>
-          <w:szCs w:val="24"/>
-        </w:rPr>
-        <w:lastRenderedPageBreak/>
         <w:t>4.2. Scenario B: Selective Monitoring</w:t>
       </w:r>
     </w:p>
@@ -5938,8 +5882,8 @@
       <w:tblGrid>
         <w:gridCol w:w="1097"/>
         <w:gridCol w:w="2026"/>
-        <w:gridCol w:w="1762"/>
-        <w:gridCol w:w="1355"/>
+        <w:gridCol w:w="1492"/>
+        <w:gridCol w:w="1455"/>
         <w:gridCol w:w="2084"/>
       </w:tblGrid>
       <w:tr>
@@ -6088,7 +6032,7 @@
                 <w:szCs w:val="24"/>
                 <w:bdr w:val="none" w:sz="0" w:space="0" w:color="auto" w:frame="1"/>
               </w:rPr>
-              <w:t xml:space="preserve">RPS </w:t>
+              <w:t>RPS</w:t>
             </w:r>
           </w:p>
         </w:tc>
@@ -6171,7 +6115,7 @@
                 <w:szCs w:val="24"/>
                 <w:bdr w:val="none" w:sz="0" w:space="0" w:color="auto" w:frame="1"/>
               </w:rPr>
-              <w:t xml:space="preserve">REST </w:t>
+              <w:t>REST</w:t>
             </w:r>
           </w:p>
         </w:tc>
@@ -6190,40 +6134,16 @@
                 <w:szCs w:val="24"/>
               </w:rPr>
             </w:pPr>
-            <w:proofErr w:type="spellStart"/>
-            <w:r>
-              <w:rPr>
-                <w:rFonts w:eastAsia="Times New Roman" w:cstheme="minorHAnsi"/>
-                <w:color w:val="1F1F1F"/>
-                <w:sz w:val="24"/>
-                <w:szCs w:val="24"/>
-                <w:bdr w:val="none" w:sz="0" w:space="0" w:color="auto" w:frame="1"/>
-              </w:rPr>
-              <w:t>Nije</w:t>
-            </w:r>
-            <w:proofErr w:type="spellEnd"/>
-            <w:r>
-              <w:rPr>
-                <w:rFonts w:eastAsia="Times New Roman" w:cstheme="minorHAnsi"/>
-                <w:color w:val="1F1F1F"/>
-                <w:sz w:val="24"/>
-                <w:szCs w:val="24"/>
-                <w:bdr w:val="none" w:sz="0" w:space="0" w:color="auto" w:frame="1"/>
-              </w:rPr>
-              <w:t xml:space="preserve"> </w:t>
-            </w:r>
-            <w:proofErr w:type="spellStart"/>
-            <w:r>
-              <w:rPr>
-                <w:rFonts w:eastAsia="Times New Roman" w:cstheme="minorHAnsi"/>
-                <w:color w:val="1F1F1F"/>
-                <w:sz w:val="24"/>
-                <w:szCs w:val="24"/>
-                <w:bdr w:val="none" w:sz="0" w:space="0" w:color="auto" w:frame="1"/>
-              </w:rPr>
-              <w:t>primenljivo</w:t>
-            </w:r>
-            <w:proofErr w:type="spellEnd"/>
+            <w:r>
+              <w:rPr>
+                <w:rFonts w:eastAsia="Times New Roman" w:cstheme="minorHAnsi"/>
+                <w:color w:val="1F1F1F"/>
+                <w:sz w:val="24"/>
+                <w:szCs w:val="24"/>
+                <w:bdr w:val="none" w:sz="0" w:space="0" w:color="auto" w:frame="1"/>
+              </w:rPr>
+              <w:t>1.35 s</w:t>
+            </w:r>
           </w:p>
         </w:tc>
         <w:tc>
@@ -6241,40 +6161,16 @@
                 <w:szCs w:val="24"/>
               </w:rPr>
             </w:pPr>
-            <w:proofErr w:type="spellStart"/>
-            <w:r>
-              <w:rPr>
-                <w:rFonts w:eastAsia="Times New Roman" w:cstheme="minorHAnsi"/>
-                <w:color w:val="1F1F1F"/>
-                <w:sz w:val="24"/>
-                <w:szCs w:val="24"/>
-                <w:bdr w:val="none" w:sz="0" w:space="0" w:color="auto" w:frame="1"/>
-              </w:rPr>
-              <w:t>Nije</w:t>
-            </w:r>
-            <w:proofErr w:type="spellEnd"/>
-            <w:r>
-              <w:rPr>
-                <w:rFonts w:eastAsia="Times New Roman" w:cstheme="minorHAnsi"/>
-                <w:color w:val="1F1F1F"/>
-                <w:sz w:val="24"/>
-                <w:szCs w:val="24"/>
-                <w:bdr w:val="none" w:sz="0" w:space="0" w:color="auto" w:frame="1"/>
-              </w:rPr>
-              <w:t xml:space="preserve"> </w:t>
-            </w:r>
-            <w:proofErr w:type="spellStart"/>
-            <w:r>
-              <w:rPr>
-                <w:rFonts w:eastAsia="Times New Roman" w:cstheme="minorHAnsi"/>
-                <w:color w:val="1F1F1F"/>
-                <w:sz w:val="24"/>
-                <w:szCs w:val="24"/>
-                <w:bdr w:val="none" w:sz="0" w:space="0" w:color="auto" w:frame="1"/>
-              </w:rPr>
-              <w:t>primenljivo</w:t>
-            </w:r>
-            <w:proofErr w:type="spellEnd"/>
+            <w:r>
+              <w:rPr>
+                <w:rFonts w:eastAsia="Times New Roman" w:cstheme="minorHAnsi"/>
+                <w:color w:val="1F1F1F"/>
+                <w:sz w:val="24"/>
+                <w:szCs w:val="24"/>
+                <w:bdr w:val="none" w:sz="0" w:space="0" w:color="auto" w:frame="1"/>
+              </w:rPr>
+              <w:t>4.88 s</w:t>
+            </w:r>
           </w:p>
         </w:tc>
         <w:tc>
@@ -6300,7 +6196,7 @@
                 <w:szCs w:val="24"/>
                 <w:bdr w:val="none" w:sz="0" w:space="0" w:color="auto" w:frame="1"/>
               </w:rPr>
-              <w:t xml:space="preserve">0.00 </w:t>
+              <w:t xml:space="preserve">117.51 </w:t>
             </w:r>
             <w:proofErr w:type="spellStart"/>
             <w:r>
@@ -6344,14 +6240,12 @@
             <w:r>
               <w:rPr>
                 <w:rFonts w:eastAsia="Times New Roman" w:cstheme="minorHAnsi"/>
-                <w:b/>
-                <w:bCs/>
-                <w:color w:val="1F1F1F"/>
-                <w:sz w:val="24"/>
-                <w:szCs w:val="24"/>
-                <w:bdr w:val="none" w:sz="0" w:space="0" w:color="auto" w:frame="1"/>
-              </w:rPr>
-              <w:t xml:space="preserve">0% </w:t>
+                <w:color w:val="1F1F1F"/>
+                <w:sz w:val="24"/>
+                <w:szCs w:val="24"/>
+                <w:bdr w:val="none" w:sz="0" w:space="0" w:color="auto" w:frame="1"/>
+              </w:rPr>
+              <w:t>100%</w:t>
             </w:r>
           </w:p>
         </w:tc>
@@ -6384,16 +6278,6 @@
               <w:t>gRPC</w:t>
             </w:r>
             <w:proofErr w:type="spellEnd"/>
-            <w:r>
-              <w:rPr>
-                <w:rFonts w:eastAsia="Times New Roman" w:cstheme="minorHAnsi"/>
-                <w:color w:val="1F1F1F"/>
-                <w:sz w:val="24"/>
-                <w:szCs w:val="24"/>
-                <w:bdr w:val="none" w:sz="0" w:space="0" w:color="auto" w:frame="1"/>
-              </w:rPr>
-              <w:t xml:space="preserve"> </w:t>
-            </w:r>
           </w:p>
         </w:tc>
         <w:tc>
@@ -6414,21 +6298,17 @@
             <w:r>
               <w:rPr>
                 <w:rFonts w:eastAsia="Times New Roman" w:cstheme="minorHAnsi"/>
-                <w:b/>
-                <w:bCs/>
-                <w:color w:val="1F1F1F"/>
-                <w:sz w:val="24"/>
-                <w:szCs w:val="24"/>
-                <w:bdr w:val="none" w:sz="0" w:space="0" w:color="auto" w:frame="1"/>
-              </w:rPr>
-              <w:t xml:space="preserve">14.8 </w:t>
+                <w:color w:val="1F1F1F"/>
+                <w:sz w:val="24"/>
+                <w:szCs w:val="24"/>
+                <w:bdr w:val="none" w:sz="0" w:space="0" w:color="auto" w:frame="1"/>
+              </w:rPr>
+              <w:t xml:space="preserve">4.53 </w:t>
             </w:r>
             <w:proofErr w:type="spellStart"/>
             <w:r>
               <w:rPr>
                 <w:rFonts w:eastAsia="Times New Roman" w:cstheme="minorHAnsi"/>
-                <w:b/>
-                <w:bCs/>
                 <w:color w:val="1F1F1F"/>
                 <w:sz w:val="24"/>
                 <w:szCs w:val="24"/>
@@ -6457,21 +6337,17 @@
             <w:r>
               <w:rPr>
                 <w:rFonts w:eastAsia="Times New Roman" w:cstheme="minorHAnsi"/>
-                <w:b/>
-                <w:bCs/>
-                <w:color w:val="1F1F1F"/>
-                <w:sz w:val="24"/>
-                <w:szCs w:val="24"/>
-                <w:bdr w:val="none" w:sz="0" w:space="0" w:color="auto" w:frame="1"/>
-              </w:rPr>
-              <w:t xml:space="preserve">30.7 </w:t>
+                <w:color w:val="1F1F1F"/>
+                <w:sz w:val="24"/>
+                <w:szCs w:val="24"/>
+                <w:bdr w:val="none" w:sz="0" w:space="0" w:color="auto" w:frame="1"/>
+              </w:rPr>
+              <w:t xml:space="preserve">9.74 </w:t>
             </w:r>
             <w:proofErr w:type="spellStart"/>
             <w:r>
               <w:rPr>
                 <w:rFonts w:eastAsia="Times New Roman" w:cstheme="minorHAnsi"/>
-                <w:b/>
-                <w:bCs/>
                 <w:color w:val="1F1F1F"/>
                 <w:sz w:val="24"/>
                 <w:szCs w:val="24"/>
@@ -6500,21 +6376,17 @@
             <w:r>
               <w:rPr>
                 <w:rFonts w:eastAsia="Times New Roman" w:cstheme="minorHAnsi"/>
-                <w:b/>
-                <w:bCs/>
-                <w:color w:val="1F1F1F"/>
-                <w:sz w:val="24"/>
-                <w:szCs w:val="24"/>
-                <w:bdr w:val="none" w:sz="0" w:space="0" w:color="auto" w:frame="1"/>
-              </w:rPr>
-              <w:t xml:space="preserve">47.13 </w:t>
+                <w:color w:val="1F1F1F"/>
+                <w:sz w:val="24"/>
+                <w:szCs w:val="24"/>
+                <w:bdr w:val="none" w:sz="0" w:space="0" w:color="auto" w:frame="1"/>
+              </w:rPr>
+              <w:t xml:space="preserve">58.75 </w:t>
             </w:r>
             <w:proofErr w:type="spellStart"/>
             <w:r>
               <w:rPr>
                 <w:rFonts w:eastAsia="Times New Roman" w:cstheme="minorHAnsi"/>
-                <w:b/>
-                <w:bCs/>
                 <w:color w:val="1F1F1F"/>
                 <w:sz w:val="24"/>
                 <w:szCs w:val="24"/>
@@ -6526,24 +6398,12 @@
             <w:r>
               <w:rPr>
                 <w:rFonts w:eastAsia="Times New Roman" w:cstheme="minorHAnsi"/>
-                <w:b/>
-                <w:bCs/>
                 <w:color w:val="1F1F1F"/>
                 <w:sz w:val="24"/>
                 <w:szCs w:val="24"/>
                 <w:bdr w:val="none" w:sz="0" w:space="0" w:color="auto" w:frame="1"/>
               </w:rPr>
               <w:t>/s</w:t>
-            </w:r>
-            <w:r>
-              <w:rPr>
-                <w:rFonts w:eastAsia="Times New Roman" w:cstheme="minorHAnsi"/>
-                <w:color w:val="1F1F1F"/>
-                <w:sz w:val="24"/>
-                <w:szCs w:val="24"/>
-                <w:bdr w:val="none" w:sz="0" w:space="0" w:color="auto" w:frame="1"/>
-              </w:rPr>
-              <w:t xml:space="preserve"> </w:t>
             </w:r>
           </w:p>
         </w:tc>
@@ -6565,14 +6425,12 @@
             <w:r>
               <w:rPr>
                 <w:rFonts w:eastAsia="Times New Roman" w:cstheme="minorHAnsi"/>
-                <w:b/>
-                <w:bCs/>
-                <w:color w:val="1F1F1F"/>
-                <w:sz w:val="24"/>
-                <w:szCs w:val="24"/>
-                <w:bdr w:val="none" w:sz="0" w:space="0" w:color="auto" w:frame="1"/>
-              </w:rPr>
-              <w:t xml:space="preserve">100% </w:t>
+                <w:color w:val="1F1F1F"/>
+                <w:sz w:val="24"/>
+                <w:szCs w:val="24"/>
+                <w:bdr w:val="none" w:sz="0" w:space="0" w:color="auto" w:frame="1"/>
+              </w:rPr>
+              <w:t>100%</w:t>
             </w:r>
           </w:p>
         </w:tc>
@@ -6608,16 +6466,6 @@
               <w:t>GraphQL</w:t>
             </w:r>
             <w:proofErr w:type="spellEnd"/>
-            <w:r>
-              <w:rPr>
-                <w:rFonts w:eastAsia="Times New Roman" w:cstheme="minorHAnsi"/>
-                <w:color w:val="1F1F1F"/>
-                <w:sz w:val="24"/>
-                <w:szCs w:val="24"/>
-                <w:bdr w:val="none" w:sz="0" w:space="0" w:color="auto" w:frame="1"/>
-              </w:rPr>
-              <w:t xml:space="preserve"> </w:t>
-            </w:r>
           </w:p>
         </w:tc>
         <w:tc>
@@ -6643,7 +6491,7 @@
                 <w:szCs w:val="24"/>
                 <w:bdr w:val="none" w:sz="0" w:space="0" w:color="auto" w:frame="1"/>
               </w:rPr>
-              <w:t>~3.42 s</w:t>
+              <w:t>1.35 s</w:t>
             </w:r>
           </w:p>
         </w:tc>
@@ -6670,7 +6518,7 @@
                 <w:szCs w:val="24"/>
                 <w:bdr w:val="none" w:sz="0" w:space="0" w:color="auto" w:frame="1"/>
               </w:rPr>
-              <w:t>7.84 s</w:t>
+              <w:t>4.88 s</w:t>
             </w:r>
           </w:p>
         </w:tc>
@@ -6692,21 +6540,17 @@
             <w:r>
               <w:rPr>
                 <w:rFonts w:eastAsia="Times New Roman" w:cstheme="minorHAnsi"/>
-                <w:b/>
-                <w:bCs/>
-                <w:color w:val="1F1F1F"/>
-                <w:sz w:val="24"/>
-                <w:szCs w:val="24"/>
-                <w:bdr w:val="none" w:sz="0" w:space="0" w:color="auto" w:frame="1"/>
-              </w:rPr>
-              <w:t xml:space="preserve">94.26 </w:t>
+                <w:color w:val="1F1F1F"/>
+                <w:sz w:val="24"/>
+                <w:szCs w:val="24"/>
+                <w:bdr w:val="none" w:sz="0" w:space="0" w:color="auto" w:frame="1"/>
+              </w:rPr>
+              <w:t xml:space="preserve">117.51 </w:t>
             </w:r>
             <w:proofErr w:type="spellStart"/>
             <w:r>
               <w:rPr>
                 <w:rFonts w:eastAsia="Times New Roman" w:cstheme="minorHAnsi"/>
-                <w:b/>
-                <w:bCs/>
                 <w:color w:val="1F1F1F"/>
                 <w:sz w:val="24"/>
                 <w:szCs w:val="24"/>
@@ -6718,24 +6562,12 @@
             <w:r>
               <w:rPr>
                 <w:rFonts w:eastAsia="Times New Roman" w:cstheme="minorHAnsi"/>
-                <w:b/>
-                <w:bCs/>
                 <w:color w:val="1F1F1F"/>
                 <w:sz w:val="24"/>
                 <w:szCs w:val="24"/>
                 <w:bdr w:val="none" w:sz="0" w:space="0" w:color="auto" w:frame="1"/>
               </w:rPr>
               <w:t>/s</w:t>
-            </w:r>
-            <w:r>
-              <w:rPr>
-                <w:rFonts w:eastAsia="Times New Roman" w:cstheme="minorHAnsi"/>
-                <w:color w:val="1F1F1F"/>
-                <w:sz w:val="24"/>
-                <w:szCs w:val="24"/>
-                <w:bdr w:val="none" w:sz="0" w:space="0" w:color="auto" w:frame="1"/>
-              </w:rPr>
-              <w:t xml:space="preserve"> </w:t>
             </w:r>
           </w:p>
         </w:tc>
@@ -6757,14 +6589,12 @@
             <w:r>
               <w:rPr>
                 <w:rFonts w:eastAsia="Times New Roman" w:cstheme="minorHAnsi"/>
-                <w:b/>
-                <w:bCs/>
-                <w:color w:val="1F1F1F"/>
-                <w:sz w:val="24"/>
-                <w:szCs w:val="24"/>
-                <w:bdr w:val="none" w:sz="0" w:space="0" w:color="auto" w:frame="1"/>
-              </w:rPr>
-              <w:t xml:space="preserve">100% </w:t>
+                <w:color w:val="1F1F1F"/>
+                <w:sz w:val="24"/>
+                <w:szCs w:val="24"/>
+                <w:bdr w:val="none" w:sz="0" w:space="0" w:color="auto" w:frame="1"/>
+              </w:rPr>
+              <w:t>100%</w:t>
             </w:r>
           </w:p>
         </w:tc>
@@ -6775,6 +6605,7 @@
         <w:rPr>
           <w:rFonts w:cstheme="minorHAnsi"/>
           <w:b/>
+          <w:bCs/>
           <w:sz w:val="24"/>
           <w:szCs w:val="24"/>
         </w:rPr>
@@ -6814,856 +6645,1101 @@
       <w:r>
         <w:rPr>
           <w:rFonts w:cstheme="minorHAnsi"/>
+          <w:sz w:val="24"/>
+          <w:szCs w:val="24"/>
+        </w:rPr>
+        <w:t xml:space="preserve"> </w:t>
+      </w:r>
+      <w:proofErr w:type="spellStart"/>
+      <w:r>
+        <w:rPr>
+          <w:rFonts w:cstheme="minorHAnsi"/>
+          <w:sz w:val="24"/>
+          <w:szCs w:val="24"/>
+        </w:rPr>
+        <w:t>Sistem</w:t>
+      </w:r>
+      <w:proofErr w:type="spellEnd"/>
+      <w:r>
+        <w:rPr>
+          <w:rFonts w:cstheme="minorHAnsi"/>
+          <w:sz w:val="24"/>
+          <w:szCs w:val="24"/>
+        </w:rPr>
+        <w:t xml:space="preserve"> je pod </w:t>
+      </w:r>
+      <w:proofErr w:type="spellStart"/>
+      <w:r>
+        <w:rPr>
+          <w:rFonts w:cstheme="minorHAnsi"/>
+          <w:sz w:val="24"/>
+          <w:szCs w:val="24"/>
+        </w:rPr>
+        <w:t>ovim</w:t>
+      </w:r>
+      <w:proofErr w:type="spellEnd"/>
+      <w:r>
+        <w:rPr>
+          <w:rFonts w:cstheme="minorHAnsi"/>
+          <w:sz w:val="24"/>
+          <w:szCs w:val="24"/>
+        </w:rPr>
+        <w:t xml:space="preserve"> </w:t>
+      </w:r>
+      <w:proofErr w:type="spellStart"/>
+      <w:r>
+        <w:rPr>
+          <w:rFonts w:cstheme="minorHAnsi"/>
+          <w:sz w:val="24"/>
+          <w:szCs w:val="24"/>
+        </w:rPr>
+        <w:t>testom</w:t>
+      </w:r>
+      <w:proofErr w:type="spellEnd"/>
+      <w:r>
+        <w:rPr>
+          <w:rFonts w:cstheme="minorHAnsi"/>
+          <w:sz w:val="24"/>
+          <w:szCs w:val="24"/>
+        </w:rPr>
+        <w:t xml:space="preserve"> </w:t>
+      </w:r>
+      <w:proofErr w:type="spellStart"/>
+      <w:r>
+        <w:rPr>
+          <w:rFonts w:cstheme="minorHAnsi"/>
+          <w:sz w:val="24"/>
+          <w:szCs w:val="24"/>
+        </w:rPr>
+        <w:t>pokazao</w:t>
+      </w:r>
+      <w:proofErr w:type="spellEnd"/>
+      <w:r>
+        <w:rPr>
+          <w:rFonts w:cstheme="minorHAnsi"/>
+          <w:sz w:val="24"/>
+          <w:szCs w:val="24"/>
+        </w:rPr>
+        <w:t xml:space="preserve"> </w:t>
+      </w:r>
+      <w:proofErr w:type="spellStart"/>
+      <w:r>
+        <w:rPr>
+          <w:rFonts w:cstheme="minorHAnsi"/>
+          <w:sz w:val="24"/>
+          <w:szCs w:val="24"/>
+        </w:rPr>
+        <w:t>visoku</w:t>
+      </w:r>
+      <w:proofErr w:type="spellEnd"/>
+      <w:r>
+        <w:rPr>
+          <w:rFonts w:cstheme="minorHAnsi"/>
+          <w:sz w:val="24"/>
+          <w:szCs w:val="24"/>
+        </w:rPr>
+        <w:t xml:space="preserve"> </w:t>
+      </w:r>
+      <w:proofErr w:type="spellStart"/>
+      <w:r>
+        <w:rPr>
+          <w:rFonts w:cstheme="minorHAnsi"/>
+          <w:sz w:val="24"/>
+          <w:szCs w:val="24"/>
+        </w:rPr>
+        <w:t>stabilnost</w:t>
+      </w:r>
+      <w:proofErr w:type="spellEnd"/>
+      <w:r>
+        <w:rPr>
+          <w:rFonts w:cstheme="minorHAnsi"/>
+          <w:sz w:val="24"/>
+          <w:szCs w:val="24"/>
+        </w:rPr>
+        <w:t xml:space="preserve">, </w:t>
+      </w:r>
+      <w:proofErr w:type="spellStart"/>
+      <w:r>
+        <w:rPr>
+          <w:rFonts w:cstheme="minorHAnsi"/>
+          <w:sz w:val="24"/>
+          <w:szCs w:val="24"/>
+        </w:rPr>
+        <w:t>ostvarujući</w:t>
+      </w:r>
+      <w:proofErr w:type="spellEnd"/>
+      <w:r>
+        <w:rPr>
+          <w:rFonts w:cstheme="minorHAnsi"/>
+          <w:sz w:val="24"/>
+          <w:szCs w:val="24"/>
+        </w:rPr>
+        <w:t xml:space="preserve"> 100% </w:t>
+      </w:r>
+      <w:proofErr w:type="spellStart"/>
+      <w:r>
+        <w:rPr>
+          <w:rFonts w:cstheme="minorHAnsi"/>
+          <w:sz w:val="24"/>
+          <w:szCs w:val="24"/>
+        </w:rPr>
+        <w:t>uspešnosti</w:t>
+      </w:r>
+      <w:proofErr w:type="spellEnd"/>
+      <w:r>
+        <w:rPr>
+          <w:rFonts w:cstheme="minorHAnsi"/>
+          <w:sz w:val="24"/>
+          <w:szCs w:val="24"/>
+        </w:rPr>
+        <w:t xml:space="preserve"> </w:t>
+      </w:r>
+      <w:proofErr w:type="spellStart"/>
+      <w:r>
+        <w:rPr>
+          <w:rFonts w:cstheme="minorHAnsi"/>
+          <w:sz w:val="24"/>
+          <w:szCs w:val="24"/>
+        </w:rPr>
+        <w:t>za</w:t>
+      </w:r>
+      <w:proofErr w:type="spellEnd"/>
+      <w:r>
+        <w:rPr>
+          <w:rFonts w:cstheme="minorHAnsi"/>
+          <w:sz w:val="24"/>
+          <w:szCs w:val="24"/>
+        </w:rPr>
+        <w:t xml:space="preserve"> </w:t>
+      </w:r>
+      <w:proofErr w:type="spellStart"/>
+      <w:r>
+        <w:rPr>
+          <w:rFonts w:cstheme="minorHAnsi"/>
+          <w:sz w:val="24"/>
+          <w:szCs w:val="24"/>
+        </w:rPr>
+        <w:t>sve</w:t>
+      </w:r>
+      <w:proofErr w:type="spellEnd"/>
+      <w:r>
+        <w:rPr>
+          <w:rFonts w:cstheme="minorHAnsi"/>
+          <w:sz w:val="24"/>
+          <w:szCs w:val="24"/>
+        </w:rPr>
+        <w:t xml:space="preserve"> </w:t>
+      </w:r>
+      <w:proofErr w:type="spellStart"/>
+      <w:r>
+        <w:rPr>
+          <w:rFonts w:cstheme="minorHAnsi"/>
+          <w:sz w:val="24"/>
+          <w:szCs w:val="24"/>
+        </w:rPr>
+        <w:t>korišćene</w:t>
+      </w:r>
+      <w:proofErr w:type="spellEnd"/>
+      <w:r>
+        <w:rPr>
+          <w:rFonts w:cstheme="minorHAnsi"/>
+          <w:sz w:val="24"/>
+          <w:szCs w:val="24"/>
+        </w:rPr>
+        <w:t xml:space="preserve"> </w:t>
+      </w:r>
+      <w:proofErr w:type="spellStart"/>
+      <w:r>
+        <w:rPr>
+          <w:rFonts w:cstheme="minorHAnsi"/>
+          <w:sz w:val="24"/>
+          <w:szCs w:val="24"/>
+        </w:rPr>
+        <w:t>protokole</w:t>
+      </w:r>
+      <w:proofErr w:type="spellEnd"/>
+      <w:r>
+        <w:rPr>
+          <w:rFonts w:cstheme="minorHAnsi"/>
+          <w:sz w:val="24"/>
+          <w:szCs w:val="24"/>
+        </w:rPr>
+        <w:t xml:space="preserve">. </w:t>
+      </w:r>
+      <w:proofErr w:type="spellStart"/>
+      <w:r>
+        <w:rPr>
+          <w:rFonts w:cstheme="minorHAnsi"/>
+          <w:sz w:val="24"/>
+          <w:szCs w:val="24"/>
+        </w:rPr>
+        <w:t>Za</w:t>
+      </w:r>
+      <w:proofErr w:type="spellEnd"/>
+      <w:r>
+        <w:rPr>
+          <w:rFonts w:cstheme="minorHAnsi"/>
+          <w:sz w:val="24"/>
+          <w:szCs w:val="24"/>
+        </w:rPr>
+        <w:t xml:space="preserve"> </w:t>
+      </w:r>
+      <w:proofErr w:type="spellStart"/>
+      <w:r>
+        <w:rPr>
+          <w:rFonts w:cstheme="minorHAnsi"/>
+          <w:sz w:val="24"/>
+          <w:szCs w:val="24"/>
+        </w:rPr>
+        <w:t>razliku</w:t>
+      </w:r>
+      <w:proofErr w:type="spellEnd"/>
+      <w:r>
+        <w:rPr>
+          <w:rFonts w:cstheme="minorHAnsi"/>
+          <w:sz w:val="24"/>
+          <w:szCs w:val="24"/>
+        </w:rPr>
+        <w:t xml:space="preserve"> </w:t>
+      </w:r>
+      <w:proofErr w:type="spellStart"/>
+      <w:proofErr w:type="gramStart"/>
+      <w:r>
+        <w:rPr>
+          <w:rFonts w:cstheme="minorHAnsi"/>
+          <w:sz w:val="24"/>
+          <w:szCs w:val="24"/>
+        </w:rPr>
+        <w:t>od</w:t>
+      </w:r>
+      <w:proofErr w:type="spellEnd"/>
+      <w:proofErr w:type="gramEnd"/>
+      <w:r>
+        <w:rPr>
+          <w:rFonts w:cstheme="minorHAnsi"/>
+          <w:sz w:val="24"/>
+          <w:szCs w:val="24"/>
+        </w:rPr>
+        <w:t xml:space="preserve"> </w:t>
+      </w:r>
+      <w:proofErr w:type="spellStart"/>
+      <w:r>
+        <w:rPr>
+          <w:rFonts w:cstheme="minorHAnsi"/>
+          <w:sz w:val="24"/>
+          <w:szCs w:val="24"/>
+        </w:rPr>
+        <w:t>prethodnih</w:t>
+      </w:r>
+      <w:proofErr w:type="spellEnd"/>
+      <w:r>
+        <w:rPr>
+          <w:rFonts w:cstheme="minorHAnsi"/>
+          <w:sz w:val="24"/>
+          <w:szCs w:val="24"/>
+        </w:rPr>
+        <w:t xml:space="preserve"> </w:t>
+      </w:r>
+      <w:proofErr w:type="spellStart"/>
+      <w:r>
+        <w:rPr>
+          <w:rFonts w:cstheme="minorHAnsi"/>
+          <w:sz w:val="24"/>
+          <w:szCs w:val="24"/>
+        </w:rPr>
+        <w:t>merenja</w:t>
+      </w:r>
+      <w:proofErr w:type="spellEnd"/>
+      <w:r>
+        <w:rPr>
+          <w:rFonts w:cstheme="minorHAnsi"/>
+          <w:sz w:val="24"/>
+          <w:szCs w:val="24"/>
+        </w:rPr>
+        <w:t xml:space="preserve">, REST i </w:t>
+      </w:r>
+      <w:proofErr w:type="spellStart"/>
+      <w:r>
+        <w:rPr>
+          <w:rFonts w:cstheme="minorHAnsi"/>
+          <w:sz w:val="24"/>
+          <w:szCs w:val="24"/>
+        </w:rPr>
+        <w:t>GraphQL</w:t>
+      </w:r>
+      <w:proofErr w:type="spellEnd"/>
+      <w:r>
+        <w:rPr>
+          <w:rFonts w:cstheme="minorHAnsi"/>
+          <w:sz w:val="24"/>
+          <w:szCs w:val="24"/>
+        </w:rPr>
+        <w:t xml:space="preserve"> </w:t>
+      </w:r>
+      <w:proofErr w:type="spellStart"/>
+      <w:r>
+        <w:rPr>
+          <w:rFonts w:cstheme="minorHAnsi"/>
+          <w:sz w:val="24"/>
+          <w:szCs w:val="24"/>
+        </w:rPr>
+        <w:t>servisi</w:t>
+      </w:r>
+      <w:proofErr w:type="spellEnd"/>
+      <w:r>
+        <w:rPr>
+          <w:rFonts w:cstheme="minorHAnsi"/>
+          <w:sz w:val="24"/>
+          <w:szCs w:val="24"/>
+        </w:rPr>
+        <w:t xml:space="preserve"> </w:t>
+      </w:r>
+      <w:proofErr w:type="spellStart"/>
+      <w:r>
+        <w:rPr>
+          <w:rFonts w:cstheme="minorHAnsi"/>
+          <w:sz w:val="24"/>
+          <w:szCs w:val="24"/>
+        </w:rPr>
+        <w:t>su</w:t>
+      </w:r>
+      <w:proofErr w:type="spellEnd"/>
+      <w:r>
+        <w:rPr>
+          <w:rFonts w:cstheme="minorHAnsi"/>
+          <w:sz w:val="24"/>
+          <w:szCs w:val="24"/>
+        </w:rPr>
+        <w:t xml:space="preserve"> </w:t>
+      </w:r>
+      <w:proofErr w:type="spellStart"/>
+      <w:r>
+        <w:rPr>
+          <w:rFonts w:cstheme="minorHAnsi"/>
+          <w:sz w:val="24"/>
+          <w:szCs w:val="24"/>
+        </w:rPr>
+        <w:t>postigli</w:t>
+      </w:r>
+      <w:proofErr w:type="spellEnd"/>
+      <w:r>
+        <w:rPr>
+          <w:rFonts w:cstheme="minorHAnsi"/>
+          <w:sz w:val="24"/>
+          <w:szCs w:val="24"/>
+        </w:rPr>
+        <w:t xml:space="preserve"> </w:t>
+      </w:r>
+      <w:proofErr w:type="spellStart"/>
+      <w:r>
+        <w:rPr>
+          <w:rFonts w:cstheme="minorHAnsi"/>
+          <w:sz w:val="24"/>
+          <w:szCs w:val="24"/>
+        </w:rPr>
+        <w:t>stabilno</w:t>
+      </w:r>
+      <w:proofErr w:type="spellEnd"/>
+      <w:r>
+        <w:rPr>
+          <w:rFonts w:cstheme="minorHAnsi"/>
+          <w:sz w:val="24"/>
+          <w:szCs w:val="24"/>
+        </w:rPr>
+        <w:t xml:space="preserve"> </w:t>
+      </w:r>
+      <w:proofErr w:type="spellStart"/>
+      <w:r>
+        <w:rPr>
+          <w:rFonts w:cstheme="minorHAnsi"/>
+          <w:sz w:val="24"/>
+          <w:szCs w:val="24"/>
+        </w:rPr>
+        <w:t>prosečno</w:t>
+      </w:r>
+      <w:proofErr w:type="spellEnd"/>
+      <w:r>
+        <w:rPr>
+          <w:rFonts w:cstheme="minorHAnsi"/>
+          <w:sz w:val="24"/>
+          <w:szCs w:val="24"/>
+        </w:rPr>
+        <w:t xml:space="preserve"> </w:t>
+      </w:r>
+      <w:proofErr w:type="spellStart"/>
+      <w:r>
+        <w:rPr>
+          <w:rFonts w:cstheme="minorHAnsi"/>
+          <w:sz w:val="24"/>
+          <w:szCs w:val="24"/>
+        </w:rPr>
+        <w:t>vreme</w:t>
+      </w:r>
+      <w:proofErr w:type="spellEnd"/>
+      <w:r>
+        <w:rPr>
+          <w:rFonts w:cstheme="minorHAnsi"/>
+          <w:sz w:val="24"/>
+          <w:szCs w:val="24"/>
+        </w:rPr>
+        <w:t xml:space="preserve"> </w:t>
+      </w:r>
+      <w:proofErr w:type="spellStart"/>
+      <w:r>
+        <w:rPr>
+          <w:rFonts w:cstheme="minorHAnsi"/>
+          <w:sz w:val="24"/>
+          <w:szCs w:val="24"/>
+        </w:rPr>
+        <w:t>odziva</w:t>
+      </w:r>
+      <w:proofErr w:type="spellEnd"/>
+      <w:r>
+        <w:rPr>
+          <w:rFonts w:cstheme="minorHAnsi"/>
+          <w:sz w:val="24"/>
+          <w:szCs w:val="24"/>
+        </w:rPr>
+        <w:t xml:space="preserve"> od </w:t>
+      </w:r>
+      <w:r>
+        <w:rPr>
+          <w:rFonts w:cstheme="minorHAnsi"/>
+          <w:b/>
           <w:bCs/>
           <w:sz w:val="24"/>
           <w:szCs w:val="24"/>
         </w:rPr>
-        <w:t xml:space="preserve"> </w:t>
-      </w:r>
-      <w:r>
-        <w:rPr>
-          <w:rFonts w:cstheme="minorHAnsi"/>
+        <w:t xml:space="preserve">1.35 </w:t>
+      </w:r>
+      <w:proofErr w:type="spellStart"/>
+      <w:r>
+        <w:rPr>
+          <w:rFonts w:cstheme="minorHAnsi"/>
+          <w:b/>
           <w:bCs/>
           <w:sz w:val="24"/>
           <w:szCs w:val="24"/>
         </w:rPr>
-        <w:t xml:space="preserve">REST </w:t>
-      </w:r>
-      <w:proofErr w:type="spellStart"/>
-      <w:r>
-        <w:rPr>
-          <w:rFonts w:cstheme="minorHAnsi"/>
+        <w:t>sekundi</w:t>
+      </w:r>
+      <w:proofErr w:type="spellEnd"/>
+      <w:r>
+        <w:rPr>
+          <w:rFonts w:cstheme="minorHAnsi"/>
+          <w:sz w:val="24"/>
+          <w:szCs w:val="24"/>
+        </w:rPr>
+        <w:t xml:space="preserve">. </w:t>
+      </w:r>
+      <w:proofErr w:type="spellStart"/>
+      <w:proofErr w:type="gramStart"/>
+      <w:r>
+        <w:rPr>
+          <w:rFonts w:cstheme="minorHAnsi"/>
+          <w:sz w:val="24"/>
+          <w:szCs w:val="24"/>
+        </w:rPr>
+        <w:t>Iako</w:t>
+      </w:r>
+      <w:proofErr w:type="spellEnd"/>
+      <w:r>
+        <w:rPr>
+          <w:rFonts w:cstheme="minorHAnsi"/>
+          <w:sz w:val="24"/>
+          <w:szCs w:val="24"/>
+        </w:rPr>
+        <w:t xml:space="preserve"> </w:t>
+      </w:r>
+      <w:proofErr w:type="spellStart"/>
+      <w:r>
+        <w:rPr>
+          <w:rFonts w:cstheme="minorHAnsi"/>
+          <w:sz w:val="24"/>
+          <w:szCs w:val="24"/>
+        </w:rPr>
+        <w:t>GraphQL</w:t>
+      </w:r>
+      <w:proofErr w:type="spellEnd"/>
+      <w:r>
+        <w:rPr>
+          <w:rFonts w:cstheme="minorHAnsi"/>
+          <w:sz w:val="24"/>
+          <w:szCs w:val="24"/>
+        </w:rPr>
+        <w:t xml:space="preserve"> </w:t>
+      </w:r>
+      <w:proofErr w:type="spellStart"/>
+      <w:r>
+        <w:rPr>
+          <w:rFonts w:cstheme="minorHAnsi"/>
+          <w:sz w:val="24"/>
+          <w:szCs w:val="24"/>
+        </w:rPr>
+        <w:t>omogućava</w:t>
+      </w:r>
+      <w:proofErr w:type="spellEnd"/>
+      <w:r>
+        <w:rPr>
+          <w:rFonts w:cstheme="minorHAnsi"/>
+          <w:sz w:val="24"/>
+          <w:szCs w:val="24"/>
+        </w:rPr>
+        <w:t xml:space="preserve"> </w:t>
+      </w:r>
+      <w:proofErr w:type="spellStart"/>
+      <w:r>
+        <w:rPr>
+          <w:rFonts w:cstheme="minorHAnsi"/>
+          <w:sz w:val="24"/>
+          <w:szCs w:val="24"/>
+        </w:rPr>
+        <w:t>klijentima</w:t>
+      </w:r>
+      <w:proofErr w:type="spellEnd"/>
+      <w:r>
+        <w:rPr>
+          <w:rFonts w:cstheme="minorHAnsi"/>
+          <w:sz w:val="24"/>
+          <w:szCs w:val="24"/>
+        </w:rPr>
+        <w:t xml:space="preserve"> </w:t>
+      </w:r>
+      <w:proofErr w:type="spellStart"/>
+      <w:r>
+        <w:rPr>
+          <w:rFonts w:cstheme="minorHAnsi"/>
+          <w:sz w:val="24"/>
+          <w:szCs w:val="24"/>
+        </w:rPr>
+        <w:t>selektivno</w:t>
+      </w:r>
+      <w:proofErr w:type="spellEnd"/>
+      <w:r>
+        <w:rPr>
+          <w:rFonts w:cstheme="minorHAnsi"/>
+          <w:sz w:val="24"/>
+          <w:szCs w:val="24"/>
+        </w:rPr>
+        <w:t xml:space="preserve"> </w:t>
+      </w:r>
+      <w:proofErr w:type="spellStart"/>
+      <w:r>
+        <w:rPr>
+          <w:rFonts w:cstheme="minorHAnsi"/>
+          <w:sz w:val="24"/>
+          <w:szCs w:val="24"/>
+        </w:rPr>
+        <w:t>preuzimanje</w:t>
+      </w:r>
+      <w:proofErr w:type="spellEnd"/>
+      <w:r>
+        <w:rPr>
+          <w:rFonts w:cstheme="minorHAnsi"/>
+          <w:sz w:val="24"/>
+          <w:szCs w:val="24"/>
+        </w:rPr>
+        <w:t xml:space="preserve"> </w:t>
+      </w:r>
+      <w:proofErr w:type="spellStart"/>
+      <w:r>
+        <w:rPr>
+          <w:rFonts w:cstheme="minorHAnsi"/>
+          <w:sz w:val="24"/>
+          <w:szCs w:val="24"/>
+        </w:rPr>
+        <w:t>polja</w:t>
+      </w:r>
+      <w:proofErr w:type="spellEnd"/>
+      <w:r>
+        <w:rPr>
+          <w:rFonts w:cstheme="minorHAnsi"/>
+          <w:sz w:val="24"/>
+          <w:szCs w:val="24"/>
+        </w:rPr>
+        <w:t xml:space="preserve"> (temperature i humidity), </w:t>
+      </w:r>
+      <w:proofErr w:type="spellStart"/>
+      <w:r>
+        <w:rPr>
+          <w:rFonts w:cstheme="minorHAnsi"/>
+          <w:sz w:val="24"/>
+          <w:szCs w:val="24"/>
+        </w:rPr>
+        <w:t>čime</w:t>
+      </w:r>
+      <w:proofErr w:type="spellEnd"/>
+      <w:r>
+        <w:rPr>
+          <w:rFonts w:cstheme="minorHAnsi"/>
+          <w:sz w:val="24"/>
+          <w:szCs w:val="24"/>
+        </w:rPr>
+        <w:t xml:space="preserve"> se </w:t>
+      </w:r>
+      <w:proofErr w:type="spellStart"/>
+      <w:r>
+        <w:rPr>
+          <w:rFonts w:cstheme="minorHAnsi"/>
+          <w:sz w:val="24"/>
+          <w:szCs w:val="24"/>
+        </w:rPr>
+        <w:t>smanjuje</w:t>
+      </w:r>
+      <w:proofErr w:type="spellEnd"/>
+      <w:r>
+        <w:rPr>
+          <w:rFonts w:cstheme="minorHAnsi"/>
+          <w:sz w:val="24"/>
+          <w:szCs w:val="24"/>
+        </w:rPr>
+        <w:t xml:space="preserve"> </w:t>
+      </w:r>
+      <w:proofErr w:type="spellStart"/>
+      <w:r>
+        <w:rPr>
+          <w:rFonts w:cstheme="minorHAnsi"/>
+          <w:sz w:val="24"/>
+          <w:szCs w:val="24"/>
+        </w:rPr>
+        <w:t>mrežni</w:t>
+      </w:r>
+      <w:proofErr w:type="spellEnd"/>
+      <w:r>
+        <w:rPr>
+          <w:rFonts w:cstheme="minorHAnsi"/>
+          <w:sz w:val="24"/>
+          <w:szCs w:val="24"/>
+        </w:rPr>
+        <w:t xml:space="preserve"> </w:t>
+      </w:r>
+      <w:r>
+        <w:rPr>
+          <w:rFonts w:cstheme="minorHAnsi"/>
+          <w:iCs/>
+          <w:sz w:val="24"/>
+          <w:szCs w:val="24"/>
+        </w:rPr>
+        <w:t>overhead</w:t>
+      </w:r>
+      <w:r>
+        <w:rPr>
+          <w:rFonts w:cstheme="minorHAnsi"/>
+          <w:sz w:val="24"/>
+          <w:szCs w:val="24"/>
+        </w:rPr>
+        <w:t xml:space="preserve">, </w:t>
+      </w:r>
+      <w:proofErr w:type="spellStart"/>
+      <w:r>
+        <w:rPr>
+          <w:rFonts w:cstheme="minorHAnsi"/>
+          <w:sz w:val="24"/>
+          <w:szCs w:val="24"/>
+        </w:rPr>
+        <w:t>performanse</w:t>
+      </w:r>
+      <w:proofErr w:type="spellEnd"/>
+      <w:r>
+        <w:rPr>
+          <w:rFonts w:cstheme="minorHAnsi"/>
+          <w:sz w:val="24"/>
+          <w:szCs w:val="24"/>
+        </w:rPr>
+        <w:t xml:space="preserve"> u </w:t>
+      </w:r>
+      <w:proofErr w:type="spellStart"/>
+      <w:r>
+        <w:rPr>
+          <w:rFonts w:cstheme="minorHAnsi"/>
+          <w:sz w:val="24"/>
+          <w:szCs w:val="24"/>
+        </w:rPr>
+        <w:t>ovom</w:t>
+      </w:r>
+      <w:proofErr w:type="spellEnd"/>
+      <w:r>
+        <w:rPr>
+          <w:rFonts w:cstheme="minorHAnsi"/>
+          <w:sz w:val="24"/>
+          <w:szCs w:val="24"/>
+        </w:rPr>
+        <w:t xml:space="preserve"> </w:t>
+      </w:r>
+      <w:proofErr w:type="spellStart"/>
+      <w:r>
+        <w:rPr>
+          <w:rFonts w:cstheme="minorHAnsi"/>
+          <w:sz w:val="24"/>
+          <w:szCs w:val="24"/>
+        </w:rPr>
+        <w:t>scenariju</w:t>
+      </w:r>
+      <w:proofErr w:type="spellEnd"/>
+      <w:r>
+        <w:rPr>
+          <w:rFonts w:cstheme="minorHAnsi"/>
+          <w:sz w:val="24"/>
+          <w:szCs w:val="24"/>
+        </w:rPr>
+        <w:t xml:space="preserve"> </w:t>
+      </w:r>
+      <w:proofErr w:type="spellStart"/>
+      <w:r>
+        <w:rPr>
+          <w:rFonts w:cstheme="minorHAnsi"/>
+          <w:sz w:val="24"/>
+          <w:szCs w:val="24"/>
+        </w:rPr>
+        <w:t>su</w:t>
+      </w:r>
+      <w:proofErr w:type="spellEnd"/>
+      <w:r>
+        <w:rPr>
+          <w:rFonts w:cstheme="minorHAnsi"/>
+          <w:sz w:val="24"/>
+          <w:szCs w:val="24"/>
+        </w:rPr>
+        <w:t xml:space="preserve"> </w:t>
+      </w:r>
+      <w:proofErr w:type="spellStart"/>
+      <w:r>
+        <w:rPr>
+          <w:rFonts w:cstheme="minorHAnsi"/>
+          <w:sz w:val="24"/>
+          <w:szCs w:val="24"/>
+        </w:rPr>
+        <w:t>ostale</w:t>
+      </w:r>
+      <w:proofErr w:type="spellEnd"/>
+      <w:r>
+        <w:rPr>
+          <w:rFonts w:cstheme="minorHAnsi"/>
+          <w:sz w:val="24"/>
+          <w:szCs w:val="24"/>
+        </w:rPr>
+        <w:t xml:space="preserve"> </w:t>
+      </w:r>
+      <w:proofErr w:type="spellStart"/>
+      <w:r>
+        <w:rPr>
+          <w:rFonts w:cstheme="minorHAnsi"/>
+          <w:sz w:val="24"/>
+          <w:szCs w:val="24"/>
+        </w:rPr>
+        <w:t>ograničene</w:t>
+      </w:r>
+      <w:proofErr w:type="spellEnd"/>
+      <w:r>
+        <w:rPr>
+          <w:rFonts w:cstheme="minorHAnsi"/>
+          <w:sz w:val="24"/>
+          <w:szCs w:val="24"/>
+        </w:rPr>
+        <w:t xml:space="preserve"> </w:t>
+      </w:r>
+      <w:proofErr w:type="spellStart"/>
+      <w:r>
+        <w:rPr>
+          <w:rFonts w:cstheme="minorHAnsi"/>
+          <w:sz w:val="24"/>
+          <w:szCs w:val="24"/>
+        </w:rPr>
+        <w:t>obradom</w:t>
+      </w:r>
+      <w:proofErr w:type="spellEnd"/>
+      <w:r>
+        <w:rPr>
+          <w:rFonts w:cstheme="minorHAnsi"/>
+          <w:sz w:val="24"/>
+          <w:szCs w:val="24"/>
+        </w:rPr>
+        <w:t xml:space="preserve"> JSON </w:t>
+      </w:r>
+      <w:proofErr w:type="spellStart"/>
+      <w:r>
+        <w:rPr>
+          <w:rFonts w:cstheme="minorHAnsi"/>
+          <w:sz w:val="24"/>
+          <w:szCs w:val="24"/>
+        </w:rPr>
+        <w:t>formata</w:t>
+      </w:r>
+      <w:proofErr w:type="spellEnd"/>
+      <w:r>
+        <w:rPr>
+          <w:rFonts w:cstheme="minorHAnsi"/>
+          <w:sz w:val="24"/>
+          <w:szCs w:val="24"/>
+        </w:rPr>
+        <w:t xml:space="preserve"> i </w:t>
+      </w:r>
+      <w:proofErr w:type="spellStart"/>
+      <w:r>
+        <w:rPr>
+          <w:rFonts w:cstheme="minorHAnsi"/>
+          <w:sz w:val="24"/>
+          <w:szCs w:val="24"/>
+        </w:rPr>
+        <w:t>prirodom</w:t>
+      </w:r>
+      <w:proofErr w:type="spellEnd"/>
+      <w:r>
+        <w:rPr>
+          <w:rFonts w:cstheme="minorHAnsi"/>
+          <w:sz w:val="24"/>
+          <w:szCs w:val="24"/>
+        </w:rPr>
+        <w:t xml:space="preserve"> HTTP/1.1 </w:t>
+      </w:r>
+      <w:proofErr w:type="spellStart"/>
+      <w:r>
+        <w:rPr>
+          <w:rFonts w:cstheme="minorHAnsi"/>
+          <w:sz w:val="24"/>
+          <w:szCs w:val="24"/>
+        </w:rPr>
+        <w:t>protokola</w:t>
+      </w:r>
+      <w:proofErr w:type="spellEnd"/>
+      <w:r>
+        <w:rPr>
+          <w:rFonts w:cstheme="minorHAnsi"/>
+          <w:sz w:val="24"/>
+          <w:szCs w:val="24"/>
+        </w:rPr>
+        <w:t>.</w:t>
+      </w:r>
+      <w:proofErr w:type="gramEnd"/>
+      <w:r>
+        <w:rPr>
+          <w:rFonts w:cstheme="minorHAnsi"/>
+          <w:sz w:val="24"/>
+          <w:szCs w:val="24"/>
+        </w:rPr>
+        <w:t xml:space="preserve"> </w:t>
+      </w:r>
+      <w:proofErr w:type="spellStart"/>
+      <w:proofErr w:type="gramStart"/>
+      <w:r>
+        <w:rPr>
+          <w:rFonts w:cstheme="minorHAnsi"/>
+          <w:b/>
           <w:bCs/>
           <w:sz w:val="24"/>
           <w:szCs w:val="24"/>
         </w:rPr>
-        <w:t>servis</w:t>
-      </w:r>
-      <w:proofErr w:type="spellEnd"/>
-      <w:r>
-        <w:rPr>
-          <w:rFonts w:cstheme="minorHAnsi"/>
+        <w:t>gRPC</w:t>
+      </w:r>
+      <w:proofErr w:type="spellEnd"/>
+      <w:proofErr w:type="gramEnd"/>
+      <w:r>
+        <w:rPr>
+          <w:rFonts w:cstheme="minorHAnsi"/>
+          <w:sz w:val="24"/>
+          <w:szCs w:val="24"/>
+        </w:rPr>
+        <w:t xml:space="preserve"> je </w:t>
+      </w:r>
+      <w:proofErr w:type="spellStart"/>
+      <w:r>
+        <w:rPr>
+          <w:rFonts w:cstheme="minorHAnsi"/>
+          <w:sz w:val="24"/>
+          <w:szCs w:val="24"/>
+        </w:rPr>
+        <w:t>ponovo</w:t>
+      </w:r>
+      <w:proofErr w:type="spellEnd"/>
+      <w:r>
+        <w:rPr>
+          <w:rFonts w:cstheme="minorHAnsi"/>
+          <w:sz w:val="24"/>
+          <w:szCs w:val="24"/>
+        </w:rPr>
+        <w:t xml:space="preserve"> </w:t>
+      </w:r>
+      <w:proofErr w:type="spellStart"/>
+      <w:r>
+        <w:rPr>
+          <w:rFonts w:cstheme="minorHAnsi"/>
+          <w:sz w:val="24"/>
+          <w:szCs w:val="24"/>
+        </w:rPr>
+        <w:t>dominirao</w:t>
+      </w:r>
+      <w:proofErr w:type="spellEnd"/>
+      <w:r>
+        <w:rPr>
+          <w:rFonts w:cstheme="minorHAnsi"/>
+          <w:sz w:val="24"/>
+          <w:szCs w:val="24"/>
+        </w:rPr>
+        <w:t xml:space="preserve"> </w:t>
+      </w:r>
+      <w:proofErr w:type="spellStart"/>
+      <w:r>
+        <w:rPr>
+          <w:rFonts w:cstheme="minorHAnsi"/>
+          <w:sz w:val="24"/>
+          <w:szCs w:val="24"/>
+        </w:rPr>
+        <w:t>sa</w:t>
+      </w:r>
+      <w:proofErr w:type="spellEnd"/>
+      <w:r>
+        <w:rPr>
+          <w:rFonts w:cstheme="minorHAnsi"/>
+          <w:sz w:val="24"/>
+          <w:szCs w:val="24"/>
+        </w:rPr>
+        <w:t xml:space="preserve"> </w:t>
+      </w:r>
+      <w:proofErr w:type="spellStart"/>
+      <w:r>
+        <w:rPr>
+          <w:rFonts w:cstheme="minorHAnsi"/>
+          <w:sz w:val="24"/>
+          <w:szCs w:val="24"/>
+        </w:rPr>
+        <w:t>prosečnom</w:t>
+      </w:r>
+      <w:proofErr w:type="spellEnd"/>
+      <w:r>
+        <w:rPr>
+          <w:rFonts w:cstheme="minorHAnsi"/>
+          <w:sz w:val="24"/>
+          <w:szCs w:val="24"/>
+        </w:rPr>
+        <w:t xml:space="preserve"> </w:t>
+      </w:r>
+      <w:proofErr w:type="spellStart"/>
+      <w:r>
+        <w:rPr>
+          <w:rFonts w:cstheme="minorHAnsi"/>
+          <w:sz w:val="24"/>
+          <w:szCs w:val="24"/>
+        </w:rPr>
+        <w:t>latencijom</w:t>
+      </w:r>
+      <w:proofErr w:type="spellEnd"/>
+      <w:r>
+        <w:rPr>
+          <w:rFonts w:cstheme="minorHAnsi"/>
+          <w:sz w:val="24"/>
+          <w:szCs w:val="24"/>
+        </w:rPr>
+        <w:t xml:space="preserve"> </w:t>
+      </w:r>
+      <w:proofErr w:type="spellStart"/>
+      <w:r>
+        <w:rPr>
+          <w:rFonts w:cstheme="minorHAnsi"/>
+          <w:sz w:val="24"/>
+          <w:szCs w:val="24"/>
+        </w:rPr>
+        <w:t>od</w:t>
+      </w:r>
+      <w:proofErr w:type="spellEnd"/>
+      <w:r>
+        <w:rPr>
+          <w:rFonts w:cstheme="minorHAnsi"/>
+          <w:sz w:val="24"/>
+          <w:szCs w:val="24"/>
+        </w:rPr>
+        <w:t xml:space="preserve"> </w:t>
+      </w:r>
+      <w:proofErr w:type="spellStart"/>
+      <w:r>
+        <w:rPr>
+          <w:rFonts w:cstheme="minorHAnsi"/>
+          <w:sz w:val="24"/>
+          <w:szCs w:val="24"/>
+        </w:rPr>
+        <w:t>svega</w:t>
+      </w:r>
+      <w:proofErr w:type="spellEnd"/>
+      <w:r>
+        <w:rPr>
+          <w:rFonts w:cstheme="minorHAnsi"/>
+          <w:sz w:val="24"/>
+          <w:szCs w:val="24"/>
+        </w:rPr>
+        <w:t xml:space="preserve"> </w:t>
+      </w:r>
+      <w:r>
+        <w:rPr>
+          <w:rFonts w:cstheme="minorHAnsi"/>
+          <w:b/>
           <w:bCs/>
           <w:sz w:val="24"/>
           <w:szCs w:val="24"/>
         </w:rPr>
-        <w:t xml:space="preserve"> je </w:t>
-      </w:r>
-      <w:r>
-        <w:rPr>
-          <w:rFonts w:cstheme="minorHAnsi"/>
+        <w:t xml:space="preserve">4.53 </w:t>
+      </w:r>
+      <w:proofErr w:type="spellStart"/>
+      <w:r>
+        <w:rPr>
+          <w:rFonts w:cstheme="minorHAnsi"/>
+          <w:b/>
           <w:bCs/>
           <w:sz w:val="24"/>
           <w:szCs w:val="24"/>
         </w:rPr>
-        <w:t>p</w:t>
-      </w:r>
-      <w:r>
-        <w:rPr>
-          <w:rFonts w:cstheme="minorHAnsi"/>
+        <w:t>ms</w:t>
+      </w:r>
+      <w:proofErr w:type="spellEnd"/>
+      <w:r>
+        <w:rPr>
+          <w:rFonts w:cstheme="minorHAnsi"/>
+          <w:sz w:val="24"/>
+          <w:szCs w:val="24"/>
+        </w:rPr>
+        <w:t xml:space="preserve"> i p95 </w:t>
+      </w:r>
+      <w:proofErr w:type="spellStart"/>
+      <w:r>
+        <w:rPr>
+          <w:rFonts w:cstheme="minorHAnsi"/>
+          <w:sz w:val="24"/>
+          <w:szCs w:val="24"/>
+        </w:rPr>
+        <w:t>vrednošću</w:t>
+      </w:r>
+      <w:proofErr w:type="spellEnd"/>
+      <w:r>
+        <w:rPr>
+          <w:rFonts w:cstheme="minorHAnsi"/>
+          <w:sz w:val="24"/>
+          <w:szCs w:val="24"/>
+        </w:rPr>
+        <w:t xml:space="preserve"> od </w:t>
+      </w:r>
+      <w:r>
+        <w:rPr>
+          <w:rFonts w:cstheme="minorHAnsi"/>
+          <w:b/>
           <w:bCs/>
           <w:sz w:val="24"/>
           <w:szCs w:val="24"/>
         </w:rPr>
-        <w:t xml:space="preserve">od </w:t>
-      </w:r>
-      <w:proofErr w:type="spellStart"/>
-      <w:r>
-        <w:rPr>
-          <w:rFonts w:cstheme="minorHAnsi"/>
+        <w:t xml:space="preserve">9.74 </w:t>
+      </w:r>
+      <w:proofErr w:type="spellStart"/>
+      <w:r>
+        <w:rPr>
+          <w:rFonts w:cstheme="minorHAnsi"/>
+          <w:b/>
           <w:bCs/>
           <w:sz w:val="24"/>
           <w:szCs w:val="24"/>
         </w:rPr>
-        <w:t>velikim</w:t>
-      </w:r>
-      <w:proofErr w:type="spellEnd"/>
-      <w:r>
-        <w:rPr>
-          <w:rFonts w:cstheme="minorHAnsi"/>
-          <w:bCs/>
-          <w:sz w:val="24"/>
-          <w:szCs w:val="24"/>
-        </w:rPr>
-        <w:t xml:space="preserve"> </w:t>
-      </w:r>
-      <w:proofErr w:type="spellStart"/>
-      <w:r>
-        <w:rPr>
-          <w:rFonts w:cstheme="minorHAnsi"/>
-          <w:bCs/>
-          <w:sz w:val="24"/>
-          <w:szCs w:val="24"/>
-        </w:rPr>
-        <w:t>optere</w:t>
-      </w:r>
-      <w:proofErr w:type="spellEnd"/>
-      <w:r>
-        <w:rPr>
-          <w:rFonts w:cstheme="minorHAnsi"/>
-          <w:bCs/>
-          <w:sz w:val="24"/>
-          <w:szCs w:val="24"/>
-          <w:lang w:val="sr-Latn-ME"/>
-        </w:rPr>
-        <w:t xml:space="preserve">ćenjem </w:t>
-      </w:r>
-      <w:proofErr w:type="spellStart"/>
-      <w:r>
-        <w:rPr>
-          <w:rFonts w:cstheme="minorHAnsi"/>
-          <w:bCs/>
-          <w:sz w:val="24"/>
-          <w:szCs w:val="24"/>
-        </w:rPr>
-        <w:t>blokirao</w:t>
-      </w:r>
-      <w:proofErr w:type="spellEnd"/>
-      <w:r>
-        <w:rPr>
-          <w:rFonts w:cstheme="minorHAnsi"/>
-          <w:bCs/>
-          <w:sz w:val="24"/>
-          <w:szCs w:val="24"/>
-        </w:rPr>
-        <w:t xml:space="preserve"> </w:t>
-      </w:r>
-      <w:proofErr w:type="spellStart"/>
-      <w:r>
-        <w:rPr>
-          <w:rFonts w:cstheme="minorHAnsi"/>
-          <w:bCs/>
-          <w:sz w:val="24"/>
-          <w:szCs w:val="24"/>
-        </w:rPr>
-        <w:t>konekcije</w:t>
-      </w:r>
-      <w:proofErr w:type="spellEnd"/>
-      <w:r>
-        <w:rPr>
-          <w:rFonts w:cstheme="minorHAnsi"/>
-          <w:bCs/>
-          <w:sz w:val="24"/>
-          <w:szCs w:val="24"/>
-        </w:rPr>
-        <w:t xml:space="preserve"> </w:t>
-      </w:r>
-      <w:proofErr w:type="spellStart"/>
-      <w:r>
-        <w:rPr>
-          <w:rFonts w:cstheme="minorHAnsi"/>
-          <w:bCs/>
-          <w:sz w:val="24"/>
-          <w:szCs w:val="24"/>
-        </w:rPr>
-        <w:t>ka</w:t>
-      </w:r>
-      <w:proofErr w:type="spellEnd"/>
-      <w:r>
-        <w:rPr>
-          <w:rFonts w:cstheme="minorHAnsi"/>
-          <w:bCs/>
-          <w:sz w:val="24"/>
-          <w:szCs w:val="24"/>
-        </w:rPr>
-        <w:t xml:space="preserve"> </w:t>
-      </w:r>
-      <w:proofErr w:type="spellStart"/>
-      <w:r>
-        <w:rPr>
-          <w:rFonts w:cstheme="minorHAnsi"/>
-          <w:bCs/>
-          <w:sz w:val="24"/>
-          <w:szCs w:val="24"/>
-        </w:rPr>
-        <w:t>bazi</w:t>
-      </w:r>
-      <w:proofErr w:type="spellEnd"/>
-      <w:r>
-        <w:rPr>
-          <w:rFonts w:cstheme="minorHAnsi"/>
-          <w:bCs/>
-          <w:sz w:val="24"/>
-          <w:szCs w:val="24"/>
-        </w:rPr>
-        <w:t xml:space="preserve"> </w:t>
-      </w:r>
-      <w:proofErr w:type="spellStart"/>
-      <w:r>
-        <w:rPr>
-          <w:rFonts w:cstheme="minorHAnsi"/>
-          <w:bCs/>
-          <w:sz w:val="24"/>
-          <w:szCs w:val="24"/>
-        </w:rPr>
-        <w:t>podataka</w:t>
-      </w:r>
-      <w:proofErr w:type="spellEnd"/>
-      <w:r>
-        <w:rPr>
-          <w:rFonts w:cstheme="minorHAnsi"/>
-          <w:bCs/>
-          <w:sz w:val="24"/>
-          <w:szCs w:val="24"/>
-        </w:rPr>
-        <w:t xml:space="preserve"> </w:t>
-      </w:r>
-      <w:proofErr w:type="spellStart"/>
-      <w:proofErr w:type="gramStart"/>
-      <w:r>
-        <w:rPr>
-          <w:rFonts w:cstheme="minorHAnsi"/>
-          <w:bCs/>
-          <w:sz w:val="24"/>
-          <w:szCs w:val="24"/>
-        </w:rPr>
-        <w:t>ili</w:t>
-      </w:r>
-      <w:proofErr w:type="spellEnd"/>
-      <w:proofErr w:type="gramEnd"/>
-      <w:r>
-        <w:rPr>
-          <w:rFonts w:cstheme="minorHAnsi"/>
-          <w:bCs/>
-          <w:sz w:val="24"/>
-          <w:szCs w:val="24"/>
-        </w:rPr>
-        <w:t xml:space="preserve"> je </w:t>
-      </w:r>
-      <w:proofErr w:type="spellStart"/>
-      <w:r>
-        <w:rPr>
-          <w:rFonts w:cstheme="minorHAnsi"/>
-          <w:bCs/>
-          <w:sz w:val="24"/>
-          <w:szCs w:val="24"/>
-        </w:rPr>
-        <w:t>ostao</w:t>
-      </w:r>
-      <w:proofErr w:type="spellEnd"/>
-      <w:r>
-        <w:rPr>
-          <w:rFonts w:cstheme="minorHAnsi"/>
-          <w:bCs/>
-          <w:sz w:val="24"/>
-          <w:szCs w:val="24"/>
-        </w:rPr>
-        <w:t xml:space="preserve"> </w:t>
-      </w:r>
-      <w:proofErr w:type="spellStart"/>
-      <w:r>
-        <w:rPr>
-          <w:rFonts w:cstheme="minorHAnsi"/>
-          <w:bCs/>
-          <w:sz w:val="24"/>
-          <w:szCs w:val="24"/>
-        </w:rPr>
-        <w:t>bez</w:t>
-      </w:r>
-      <w:proofErr w:type="spellEnd"/>
-      <w:r>
-        <w:rPr>
-          <w:rFonts w:cstheme="minorHAnsi"/>
-          <w:bCs/>
-          <w:sz w:val="24"/>
-          <w:szCs w:val="24"/>
-        </w:rPr>
-        <w:t xml:space="preserve"> </w:t>
-      </w:r>
-      <w:proofErr w:type="spellStart"/>
-      <w:r>
-        <w:rPr>
-          <w:rFonts w:cstheme="minorHAnsi"/>
-          <w:bCs/>
-          <w:sz w:val="24"/>
-          <w:szCs w:val="24"/>
-        </w:rPr>
-        <w:t>procesorskih</w:t>
-      </w:r>
-      <w:proofErr w:type="spellEnd"/>
-      <w:r>
-        <w:rPr>
-          <w:rFonts w:cstheme="minorHAnsi"/>
-          <w:bCs/>
-          <w:sz w:val="24"/>
-          <w:szCs w:val="24"/>
-        </w:rPr>
-        <w:t xml:space="preserve"> </w:t>
-      </w:r>
-      <w:proofErr w:type="spellStart"/>
-      <w:r>
-        <w:rPr>
-          <w:rFonts w:cstheme="minorHAnsi"/>
-          <w:bCs/>
-          <w:sz w:val="24"/>
-          <w:szCs w:val="24"/>
-        </w:rPr>
-        <w:t>resursa</w:t>
-      </w:r>
-      <w:proofErr w:type="spellEnd"/>
-      <w:r>
-        <w:rPr>
-          <w:rFonts w:cstheme="minorHAnsi"/>
-          <w:bCs/>
-          <w:sz w:val="24"/>
-          <w:szCs w:val="24"/>
-        </w:rPr>
-        <w:t xml:space="preserve"> </w:t>
-      </w:r>
-      <w:proofErr w:type="spellStart"/>
-      <w:r>
-        <w:rPr>
-          <w:rFonts w:cstheme="minorHAnsi"/>
-          <w:bCs/>
-          <w:sz w:val="24"/>
-          <w:szCs w:val="24"/>
-        </w:rPr>
-        <w:t>koje</w:t>
-      </w:r>
-      <w:proofErr w:type="spellEnd"/>
-      <w:r>
-        <w:rPr>
-          <w:rFonts w:cstheme="minorHAnsi"/>
-          <w:bCs/>
-          <w:sz w:val="24"/>
-          <w:szCs w:val="24"/>
-        </w:rPr>
-        <w:t xml:space="preserve"> je </w:t>
-      </w:r>
-      <w:proofErr w:type="spellStart"/>
-      <w:r>
-        <w:rPr>
-          <w:rFonts w:cstheme="minorHAnsi"/>
-          <w:bCs/>
-          <w:sz w:val="24"/>
-          <w:szCs w:val="24"/>
-        </w:rPr>
-        <w:t>preuzeo</w:t>
-      </w:r>
-      <w:proofErr w:type="spellEnd"/>
-      <w:r>
-        <w:rPr>
-          <w:rFonts w:cstheme="minorHAnsi"/>
-          <w:bCs/>
-          <w:sz w:val="24"/>
-          <w:szCs w:val="24"/>
-        </w:rPr>
-        <w:t xml:space="preserve"> </w:t>
-      </w:r>
-      <w:proofErr w:type="spellStart"/>
-      <w:r>
-        <w:rPr>
-          <w:rFonts w:cstheme="minorHAnsi"/>
-          <w:bCs/>
-          <w:sz w:val="24"/>
-          <w:szCs w:val="24"/>
-        </w:rPr>
-        <w:t>GraphQL</w:t>
-      </w:r>
-      <w:proofErr w:type="spellEnd"/>
-      <w:r>
-        <w:rPr>
-          <w:rFonts w:cstheme="minorHAnsi"/>
-          <w:bCs/>
-          <w:sz w:val="24"/>
-          <w:szCs w:val="24"/>
-        </w:rPr>
-        <w:t xml:space="preserve"> </w:t>
-      </w:r>
-      <w:proofErr w:type="spellStart"/>
-      <w:r>
-        <w:rPr>
-          <w:rFonts w:cstheme="minorHAnsi"/>
-          <w:bCs/>
-          <w:sz w:val="24"/>
-          <w:szCs w:val="24"/>
-        </w:rPr>
-        <w:t>kontejner</w:t>
-      </w:r>
-      <w:proofErr w:type="spellEnd"/>
-      <w:r>
-        <w:rPr>
-          <w:rFonts w:cstheme="minorHAnsi"/>
-          <w:bCs/>
-          <w:sz w:val="24"/>
-          <w:szCs w:val="24"/>
-        </w:rPr>
-        <w:t xml:space="preserve">. </w:t>
-      </w:r>
-      <w:proofErr w:type="spellStart"/>
-      <w:r>
-        <w:rPr>
-          <w:rFonts w:cstheme="minorHAnsi"/>
-          <w:bCs/>
-          <w:sz w:val="24"/>
-          <w:szCs w:val="24"/>
-        </w:rPr>
-        <w:t>Ovo</w:t>
-      </w:r>
-      <w:proofErr w:type="spellEnd"/>
-      <w:r>
-        <w:rPr>
-          <w:rFonts w:cstheme="minorHAnsi"/>
-          <w:bCs/>
-          <w:sz w:val="24"/>
-          <w:szCs w:val="24"/>
-        </w:rPr>
-        <w:t xml:space="preserve"> </w:t>
-      </w:r>
-      <w:proofErr w:type="spellStart"/>
-      <w:r>
-        <w:rPr>
-          <w:rFonts w:cstheme="minorHAnsi"/>
-          <w:bCs/>
-          <w:sz w:val="24"/>
-          <w:szCs w:val="24"/>
-        </w:rPr>
-        <w:t>jasno</w:t>
-      </w:r>
-      <w:proofErr w:type="spellEnd"/>
-      <w:r>
-        <w:rPr>
-          <w:rFonts w:cstheme="minorHAnsi"/>
-          <w:bCs/>
-          <w:sz w:val="24"/>
-          <w:szCs w:val="24"/>
-        </w:rPr>
-        <w:t xml:space="preserve"> </w:t>
-      </w:r>
-      <w:proofErr w:type="spellStart"/>
-      <w:r>
-        <w:rPr>
-          <w:rFonts w:cstheme="minorHAnsi"/>
-          <w:bCs/>
-          <w:sz w:val="24"/>
-          <w:szCs w:val="24"/>
-        </w:rPr>
-        <w:t>pokazuje</w:t>
-      </w:r>
-      <w:proofErr w:type="spellEnd"/>
-      <w:r>
-        <w:rPr>
-          <w:rFonts w:cstheme="minorHAnsi"/>
-          <w:bCs/>
-          <w:sz w:val="24"/>
-          <w:szCs w:val="24"/>
-        </w:rPr>
-        <w:t xml:space="preserve"> </w:t>
-      </w:r>
-      <w:proofErr w:type="spellStart"/>
-      <w:r>
-        <w:rPr>
-          <w:rFonts w:cstheme="minorHAnsi"/>
-          <w:bCs/>
-          <w:sz w:val="24"/>
-          <w:szCs w:val="24"/>
-        </w:rPr>
-        <w:t>slabost</w:t>
-      </w:r>
-      <w:proofErr w:type="spellEnd"/>
-      <w:r>
-        <w:rPr>
-          <w:rFonts w:cstheme="minorHAnsi"/>
-          <w:bCs/>
-          <w:sz w:val="24"/>
-          <w:szCs w:val="24"/>
-        </w:rPr>
-        <w:t xml:space="preserve"> </w:t>
-      </w:r>
-      <w:proofErr w:type="spellStart"/>
-      <w:r>
-        <w:rPr>
-          <w:rFonts w:cstheme="minorHAnsi"/>
-          <w:bCs/>
-          <w:sz w:val="24"/>
-          <w:szCs w:val="24"/>
-        </w:rPr>
-        <w:t>standardnih</w:t>
-      </w:r>
-      <w:proofErr w:type="spellEnd"/>
-      <w:r>
-        <w:rPr>
-          <w:rFonts w:cstheme="minorHAnsi"/>
-          <w:bCs/>
-          <w:sz w:val="24"/>
-          <w:szCs w:val="24"/>
-        </w:rPr>
-        <w:t xml:space="preserve"> REST endpoint-</w:t>
-      </w:r>
-      <w:proofErr w:type="gramStart"/>
-      <w:r>
-        <w:rPr>
-          <w:rFonts w:cstheme="minorHAnsi"/>
-          <w:bCs/>
-          <w:sz w:val="24"/>
-          <w:szCs w:val="24"/>
-        </w:rPr>
-        <w:t>a</w:t>
-      </w:r>
-      <w:proofErr w:type="gramEnd"/>
-      <w:r>
-        <w:rPr>
-          <w:rFonts w:cstheme="minorHAnsi"/>
-          <w:bCs/>
-          <w:sz w:val="24"/>
-          <w:szCs w:val="24"/>
-        </w:rPr>
-        <w:t xml:space="preserve"> </w:t>
-      </w:r>
-      <w:proofErr w:type="spellStart"/>
-      <w:r>
-        <w:rPr>
-          <w:rFonts w:cstheme="minorHAnsi"/>
-          <w:bCs/>
-          <w:sz w:val="24"/>
-          <w:szCs w:val="24"/>
-        </w:rPr>
-        <w:t>ako</w:t>
-      </w:r>
-      <w:proofErr w:type="spellEnd"/>
-      <w:r>
-        <w:rPr>
-          <w:rFonts w:cstheme="minorHAnsi"/>
-          <w:bCs/>
-          <w:sz w:val="24"/>
-          <w:szCs w:val="24"/>
-        </w:rPr>
-        <w:t xml:space="preserve"> </w:t>
-      </w:r>
-      <w:proofErr w:type="spellStart"/>
-      <w:r>
-        <w:rPr>
-          <w:rFonts w:cstheme="minorHAnsi"/>
-          <w:bCs/>
-          <w:sz w:val="24"/>
-          <w:szCs w:val="24"/>
-        </w:rPr>
-        <w:t>nemaju</w:t>
-      </w:r>
-      <w:proofErr w:type="spellEnd"/>
-      <w:r>
-        <w:rPr>
-          <w:rFonts w:cstheme="minorHAnsi"/>
-          <w:bCs/>
-          <w:sz w:val="24"/>
-          <w:szCs w:val="24"/>
-        </w:rPr>
-        <w:t xml:space="preserve"> </w:t>
-      </w:r>
-      <w:proofErr w:type="spellStart"/>
-      <w:r>
-        <w:rPr>
-          <w:rFonts w:cstheme="minorHAnsi"/>
-          <w:bCs/>
-          <w:sz w:val="24"/>
-          <w:szCs w:val="24"/>
-        </w:rPr>
-        <w:t>implementiran</w:t>
-      </w:r>
-      <w:proofErr w:type="spellEnd"/>
-      <w:r>
-        <w:rPr>
-          <w:rFonts w:cstheme="minorHAnsi"/>
-          <w:bCs/>
-          <w:sz w:val="24"/>
-          <w:szCs w:val="24"/>
-        </w:rPr>
-        <w:t xml:space="preserve"> </w:t>
-      </w:r>
-      <w:proofErr w:type="spellStart"/>
-      <w:r>
-        <w:rPr>
-          <w:rFonts w:cstheme="minorHAnsi"/>
-          <w:bCs/>
-          <w:sz w:val="24"/>
-          <w:szCs w:val="24"/>
-        </w:rPr>
-        <w:t>keš</w:t>
-      </w:r>
-      <w:proofErr w:type="spellEnd"/>
-      <w:r>
-        <w:rPr>
-          <w:rFonts w:cstheme="minorHAnsi"/>
-          <w:bCs/>
-          <w:sz w:val="24"/>
-          <w:szCs w:val="24"/>
-        </w:rPr>
-        <w:t xml:space="preserve"> </w:t>
-      </w:r>
-      <w:proofErr w:type="spellStart"/>
-      <w:r>
-        <w:rPr>
-          <w:rFonts w:cstheme="minorHAnsi"/>
-          <w:bCs/>
-          <w:sz w:val="24"/>
-          <w:szCs w:val="24"/>
-        </w:rPr>
-        <w:t>sistem</w:t>
-      </w:r>
-      <w:proofErr w:type="spellEnd"/>
-      <w:r>
-        <w:rPr>
-          <w:rFonts w:cstheme="minorHAnsi"/>
-          <w:bCs/>
-          <w:sz w:val="24"/>
-          <w:szCs w:val="24"/>
-        </w:rPr>
-        <w:t xml:space="preserve"> (</w:t>
-      </w:r>
-      <w:proofErr w:type="spellStart"/>
-      <w:r>
-        <w:rPr>
-          <w:rFonts w:cstheme="minorHAnsi"/>
-          <w:bCs/>
-          <w:sz w:val="24"/>
-          <w:szCs w:val="24"/>
-        </w:rPr>
-        <w:t>poput</w:t>
-      </w:r>
-      <w:proofErr w:type="spellEnd"/>
-      <w:r>
-        <w:rPr>
-          <w:rFonts w:cstheme="minorHAnsi"/>
-          <w:bCs/>
-          <w:sz w:val="24"/>
-          <w:szCs w:val="24"/>
-        </w:rPr>
-        <w:t xml:space="preserve"> </w:t>
-      </w:r>
-      <w:proofErr w:type="spellStart"/>
-      <w:r>
-        <w:rPr>
-          <w:rFonts w:cstheme="minorHAnsi"/>
-          <w:bCs/>
-          <w:sz w:val="24"/>
-          <w:szCs w:val="24"/>
-        </w:rPr>
-        <w:t>Redis</w:t>
-      </w:r>
-      <w:proofErr w:type="spellEnd"/>
-      <w:r>
-        <w:rPr>
-          <w:rFonts w:cstheme="minorHAnsi"/>
-          <w:bCs/>
-          <w:sz w:val="24"/>
-          <w:szCs w:val="24"/>
-        </w:rPr>
-        <w:t xml:space="preserve">-a) </w:t>
-      </w:r>
-      <w:proofErr w:type="spellStart"/>
-      <w:r>
-        <w:rPr>
-          <w:rFonts w:cstheme="minorHAnsi"/>
-          <w:bCs/>
-          <w:sz w:val="24"/>
-          <w:szCs w:val="24"/>
-        </w:rPr>
-        <w:t>z</w:t>
-      </w:r>
-      <w:r>
-        <w:rPr>
-          <w:rFonts w:cstheme="minorHAnsi"/>
-          <w:bCs/>
-          <w:sz w:val="24"/>
-          <w:szCs w:val="24"/>
-        </w:rPr>
-        <w:t>a</w:t>
-      </w:r>
-      <w:proofErr w:type="spellEnd"/>
-      <w:r>
-        <w:rPr>
-          <w:rFonts w:cstheme="minorHAnsi"/>
-          <w:bCs/>
-          <w:sz w:val="24"/>
-          <w:szCs w:val="24"/>
-        </w:rPr>
-        <w:t xml:space="preserve"> </w:t>
-      </w:r>
-      <w:proofErr w:type="spellStart"/>
-      <w:r>
-        <w:rPr>
-          <w:rFonts w:cstheme="minorHAnsi"/>
-          <w:bCs/>
-          <w:sz w:val="24"/>
-          <w:szCs w:val="24"/>
-        </w:rPr>
-        <w:t>podatke</w:t>
-      </w:r>
-      <w:proofErr w:type="spellEnd"/>
-      <w:r>
-        <w:rPr>
-          <w:rFonts w:cstheme="minorHAnsi"/>
-          <w:bCs/>
-          <w:sz w:val="24"/>
-          <w:szCs w:val="24"/>
-        </w:rPr>
-        <w:t xml:space="preserve"> </w:t>
-      </w:r>
-      <w:proofErr w:type="spellStart"/>
-      <w:r>
-        <w:rPr>
-          <w:rFonts w:cstheme="minorHAnsi"/>
-          <w:bCs/>
-          <w:sz w:val="24"/>
-          <w:szCs w:val="24"/>
-        </w:rPr>
-        <w:t>koji</w:t>
-      </w:r>
-      <w:proofErr w:type="spellEnd"/>
-      <w:r>
-        <w:rPr>
-          <w:rFonts w:cstheme="minorHAnsi"/>
-          <w:bCs/>
-          <w:sz w:val="24"/>
-          <w:szCs w:val="24"/>
-        </w:rPr>
-        <w:t xml:space="preserve"> se </w:t>
-      </w:r>
-      <w:proofErr w:type="spellStart"/>
-      <w:r>
-        <w:rPr>
-          <w:rFonts w:cstheme="minorHAnsi"/>
-          <w:bCs/>
-          <w:sz w:val="24"/>
-          <w:szCs w:val="24"/>
-        </w:rPr>
-        <w:t>često</w:t>
-      </w:r>
-      <w:proofErr w:type="spellEnd"/>
-      <w:r>
-        <w:rPr>
-          <w:rFonts w:cstheme="minorHAnsi"/>
-          <w:bCs/>
-          <w:sz w:val="24"/>
-          <w:szCs w:val="24"/>
-        </w:rPr>
-        <w:t xml:space="preserve"> </w:t>
-      </w:r>
-      <w:proofErr w:type="spellStart"/>
-      <w:r>
-        <w:rPr>
-          <w:rFonts w:cstheme="minorHAnsi"/>
-          <w:bCs/>
-          <w:sz w:val="24"/>
-          <w:szCs w:val="24"/>
-        </w:rPr>
-        <w:t>čitaju</w:t>
-      </w:r>
-      <w:proofErr w:type="spellEnd"/>
-      <w:r>
-        <w:rPr>
-          <w:rFonts w:cstheme="minorHAnsi"/>
-          <w:bCs/>
-          <w:sz w:val="24"/>
-          <w:szCs w:val="24"/>
-        </w:rPr>
-        <w:t xml:space="preserve">. </w:t>
-      </w:r>
-      <w:proofErr w:type="spellStart"/>
-      <w:r>
-        <w:rPr>
-          <w:rFonts w:cstheme="minorHAnsi"/>
-          <w:bCs/>
-          <w:sz w:val="24"/>
-          <w:szCs w:val="24"/>
-        </w:rPr>
-        <w:t>GraphQL</w:t>
-      </w:r>
-      <w:proofErr w:type="spellEnd"/>
-      <w:r>
-        <w:rPr>
-          <w:rFonts w:cstheme="minorHAnsi"/>
-          <w:bCs/>
-          <w:sz w:val="24"/>
-          <w:szCs w:val="24"/>
-        </w:rPr>
-        <w:t xml:space="preserve"> je </w:t>
-      </w:r>
-      <w:proofErr w:type="spellStart"/>
-      <w:r>
-        <w:rPr>
-          <w:rFonts w:cstheme="minorHAnsi"/>
-          <w:bCs/>
-          <w:sz w:val="24"/>
-          <w:szCs w:val="24"/>
-        </w:rPr>
-        <w:t>uspešno</w:t>
-      </w:r>
-      <w:proofErr w:type="spellEnd"/>
-      <w:r>
-        <w:rPr>
-          <w:rFonts w:cstheme="minorHAnsi"/>
-          <w:bCs/>
-          <w:sz w:val="24"/>
-          <w:szCs w:val="24"/>
-        </w:rPr>
-        <w:t xml:space="preserve"> </w:t>
-      </w:r>
-      <w:r>
-        <w:rPr>
-          <w:rFonts w:cstheme="minorHAnsi"/>
-          <w:bCs/>
-          <w:sz w:val="24"/>
-          <w:szCs w:val="24"/>
-        </w:rPr>
-        <w:t>pro</w:t>
-      </w:r>
-      <w:r>
-        <w:rPr>
-          <w:rFonts w:cstheme="minorHAnsi"/>
-          <w:bCs/>
-          <w:sz w:val="24"/>
-          <w:szCs w:val="24"/>
-          <w:lang w:val="sr-Latn-ME"/>
-        </w:rPr>
-        <w:t>šao</w:t>
-      </w:r>
-      <w:r>
-        <w:rPr>
-          <w:rFonts w:cstheme="minorHAnsi"/>
-          <w:bCs/>
-          <w:sz w:val="24"/>
-          <w:szCs w:val="24"/>
-        </w:rPr>
-        <w:t xml:space="preserve"> test </w:t>
-      </w:r>
-      <w:proofErr w:type="spellStart"/>
-      <w:proofErr w:type="gramStart"/>
-      <w:r>
-        <w:rPr>
-          <w:rFonts w:cstheme="minorHAnsi"/>
-          <w:bCs/>
-          <w:sz w:val="24"/>
-          <w:szCs w:val="24"/>
-        </w:rPr>
-        <w:t>sa</w:t>
-      </w:r>
-      <w:proofErr w:type="spellEnd"/>
-      <w:proofErr w:type="gramEnd"/>
-      <w:r>
-        <w:rPr>
-          <w:rFonts w:cstheme="minorHAnsi"/>
-          <w:bCs/>
-          <w:sz w:val="24"/>
-          <w:szCs w:val="24"/>
-        </w:rPr>
-        <w:t xml:space="preserve"> 100% </w:t>
-      </w:r>
-      <w:proofErr w:type="spellStart"/>
-      <w:r>
-        <w:rPr>
-          <w:rFonts w:cstheme="minorHAnsi"/>
-          <w:bCs/>
-          <w:sz w:val="24"/>
-          <w:szCs w:val="24"/>
-        </w:rPr>
-        <w:t>uspešnosti</w:t>
-      </w:r>
-      <w:proofErr w:type="spellEnd"/>
-      <w:r>
-        <w:rPr>
-          <w:rFonts w:cstheme="minorHAnsi"/>
-          <w:bCs/>
+        <w:t>ms</w:t>
+      </w:r>
+      <w:proofErr w:type="spellEnd"/>
+      <w:r>
+        <w:rPr>
+          <w:rFonts w:cstheme="minorHAnsi"/>
           <w:sz w:val="24"/>
           <w:szCs w:val="24"/>
         </w:rPr>
@@ -7673,167 +7749,6 @@
       <w:r>
         <w:rPr>
           <w:rFonts w:cstheme="minorHAnsi"/>
-          <w:bCs/>
-          <w:sz w:val="24"/>
-          <w:szCs w:val="24"/>
-        </w:rPr>
-        <w:t>ali</w:t>
-      </w:r>
-      <w:proofErr w:type="spellEnd"/>
-      <w:r>
-        <w:rPr>
-          <w:rFonts w:cstheme="minorHAnsi"/>
-          <w:bCs/>
-          <w:sz w:val="24"/>
-          <w:szCs w:val="24"/>
-        </w:rPr>
-        <w:t xml:space="preserve"> </w:t>
-      </w:r>
-      <w:proofErr w:type="spellStart"/>
-      <w:r>
-        <w:rPr>
-          <w:rFonts w:cstheme="minorHAnsi"/>
-          <w:bCs/>
-          <w:sz w:val="24"/>
-          <w:szCs w:val="24"/>
-        </w:rPr>
-        <w:t>uz</w:t>
-      </w:r>
-      <w:proofErr w:type="spellEnd"/>
-      <w:r>
-        <w:rPr>
-          <w:rFonts w:cstheme="minorHAnsi"/>
-          <w:bCs/>
-          <w:sz w:val="24"/>
-          <w:szCs w:val="24"/>
-        </w:rPr>
-        <w:t xml:space="preserve"> </w:t>
-      </w:r>
-      <w:proofErr w:type="spellStart"/>
-      <w:r>
-        <w:rPr>
-          <w:rFonts w:cstheme="minorHAnsi"/>
-          <w:bCs/>
-          <w:sz w:val="24"/>
-          <w:szCs w:val="24"/>
-        </w:rPr>
-        <w:t>visoku</w:t>
-      </w:r>
-      <w:proofErr w:type="spellEnd"/>
-      <w:r>
-        <w:rPr>
-          <w:rFonts w:cstheme="minorHAnsi"/>
-          <w:bCs/>
-          <w:sz w:val="24"/>
-          <w:szCs w:val="24"/>
-        </w:rPr>
-        <w:t xml:space="preserve"> </w:t>
-      </w:r>
-      <w:proofErr w:type="spellStart"/>
-      <w:r>
-        <w:rPr>
-          <w:rFonts w:cstheme="minorHAnsi"/>
-          <w:bCs/>
-          <w:sz w:val="24"/>
-          <w:szCs w:val="24"/>
-        </w:rPr>
-        <w:t>prosečnu</w:t>
-      </w:r>
-      <w:proofErr w:type="spellEnd"/>
-      <w:r>
-        <w:rPr>
-          <w:rFonts w:cstheme="minorHAnsi"/>
-          <w:bCs/>
-          <w:sz w:val="24"/>
-          <w:szCs w:val="24"/>
-        </w:rPr>
-        <w:t xml:space="preserve"> </w:t>
-      </w:r>
-      <w:proofErr w:type="spellStart"/>
-      <w:r>
-        <w:rPr>
-          <w:rFonts w:cstheme="minorHAnsi"/>
-          <w:bCs/>
-          <w:sz w:val="24"/>
-          <w:szCs w:val="24"/>
-        </w:rPr>
-        <w:t>latenciju</w:t>
-      </w:r>
-      <w:proofErr w:type="spellEnd"/>
-      <w:r>
-        <w:rPr>
-          <w:rFonts w:cstheme="minorHAnsi"/>
-          <w:bCs/>
-          <w:sz w:val="24"/>
-          <w:szCs w:val="24"/>
-        </w:rPr>
-        <w:t xml:space="preserve"> od 3.42 </w:t>
-      </w:r>
-      <w:proofErr w:type="spellStart"/>
-      <w:r>
-        <w:rPr>
-          <w:rFonts w:cstheme="minorHAnsi"/>
-          <w:bCs/>
-          <w:sz w:val="24"/>
-          <w:szCs w:val="24"/>
-        </w:rPr>
-        <w:t>sekunde</w:t>
-      </w:r>
-      <w:proofErr w:type="spellEnd"/>
-      <w:r>
-        <w:rPr>
-          <w:rFonts w:cstheme="minorHAnsi"/>
-          <w:bCs/>
-          <w:sz w:val="24"/>
-          <w:szCs w:val="24"/>
-        </w:rPr>
-        <w:t xml:space="preserve">. </w:t>
-      </w:r>
-      <w:proofErr w:type="spellStart"/>
-      <w:r>
-        <w:rPr>
-          <w:rFonts w:cstheme="minorHAnsi"/>
-          <w:bCs/>
-          <w:sz w:val="24"/>
-          <w:szCs w:val="24"/>
-        </w:rPr>
-        <w:t>Razlog</w:t>
-      </w:r>
-      <w:proofErr w:type="spellEnd"/>
-      <w:r>
-        <w:rPr>
-          <w:rFonts w:cstheme="minorHAnsi"/>
-          <w:bCs/>
-          <w:sz w:val="24"/>
-          <w:szCs w:val="24"/>
-        </w:rPr>
-        <w:t xml:space="preserve"> </w:t>
-      </w:r>
-      <w:proofErr w:type="spellStart"/>
-      <w:r>
-        <w:rPr>
-          <w:rFonts w:cstheme="minorHAnsi"/>
-          <w:bCs/>
-          <w:sz w:val="24"/>
-          <w:szCs w:val="24"/>
-        </w:rPr>
-        <w:t>uspeha</w:t>
-      </w:r>
-      <w:proofErr w:type="spellEnd"/>
-      <w:r>
-        <w:rPr>
-          <w:rFonts w:cstheme="minorHAnsi"/>
-          <w:bCs/>
-          <w:sz w:val="24"/>
-          <w:szCs w:val="24"/>
-        </w:rPr>
-        <w:t xml:space="preserve"> je </w:t>
-      </w:r>
-      <w:proofErr w:type="spellStart"/>
-      <w:r>
-        <w:rPr>
-          <w:rFonts w:cstheme="minorHAnsi"/>
-          <w:bCs/>
           <w:sz w:val="24"/>
           <w:szCs w:val="24"/>
         </w:rPr>
@@ -7843,57 +7758,51 @@
       <w:r>
         <w:rPr>
           <w:rFonts w:cstheme="minorHAnsi"/>
-          <w:bCs/>
-          <w:sz w:val="24"/>
-          <w:szCs w:val="24"/>
-        </w:rPr>
-        <w:t xml:space="preserve"> je </w:t>
-      </w:r>
-      <w:proofErr w:type="spellStart"/>
-      <w:r>
-        <w:rPr>
-          <w:rFonts w:cstheme="minorHAnsi"/>
-          <w:bCs/>
-          <w:sz w:val="24"/>
-          <w:szCs w:val="24"/>
-        </w:rPr>
-        <w:t>GraphQL</w:t>
-      </w:r>
-      <w:proofErr w:type="spellEnd"/>
-      <w:r>
-        <w:rPr>
-          <w:rFonts w:cstheme="minorHAnsi"/>
-          <w:bCs/>
-          <w:sz w:val="24"/>
-          <w:szCs w:val="24"/>
-        </w:rPr>
-        <w:t xml:space="preserve"> </w:t>
-      </w:r>
-      <w:proofErr w:type="spellStart"/>
-      <w:r>
-        <w:rPr>
-          <w:rFonts w:cstheme="minorHAnsi"/>
-          <w:bCs/>
-          <w:sz w:val="24"/>
-          <w:szCs w:val="24"/>
-        </w:rPr>
-        <w:t>tražio</w:t>
-      </w:r>
-      <w:proofErr w:type="spellEnd"/>
-      <w:r>
-        <w:rPr>
-          <w:rFonts w:cstheme="minorHAnsi"/>
-          <w:bCs/>
-          <w:sz w:val="24"/>
-          <w:szCs w:val="24"/>
-        </w:rPr>
-        <w:t xml:space="preserve"> </w:t>
-      </w:r>
-      <w:proofErr w:type="spellStart"/>
-      <w:r>
-        <w:rPr>
-          <w:rFonts w:cstheme="minorHAnsi"/>
-          <w:bCs/>
+          <w:sz w:val="24"/>
+          <w:szCs w:val="24"/>
+        </w:rPr>
+        <w:t xml:space="preserve"> </w:t>
+      </w:r>
+      <w:proofErr w:type="spellStart"/>
+      <w:r>
+        <w:rPr>
+          <w:rFonts w:cstheme="minorHAnsi"/>
+          <w:sz w:val="24"/>
+          <w:szCs w:val="24"/>
+        </w:rPr>
+        <w:t>potvrđuje</w:t>
+      </w:r>
+      <w:proofErr w:type="spellEnd"/>
+      <w:r>
+        <w:rPr>
+          <w:rFonts w:cstheme="minorHAnsi"/>
+          <w:sz w:val="24"/>
+          <w:szCs w:val="24"/>
+        </w:rPr>
+        <w:t xml:space="preserve"> da </w:t>
+      </w:r>
+      <w:proofErr w:type="spellStart"/>
+      <w:r>
+        <w:rPr>
+          <w:rFonts w:cstheme="minorHAnsi"/>
+          <w:sz w:val="24"/>
+          <w:szCs w:val="24"/>
+        </w:rPr>
+        <w:t>su</w:t>
+      </w:r>
+      <w:proofErr w:type="spellEnd"/>
+      <w:r>
+        <w:rPr>
+          <w:rFonts w:cstheme="minorHAnsi"/>
+          <w:sz w:val="24"/>
+          <w:szCs w:val="24"/>
+        </w:rPr>
+        <w:t xml:space="preserve"> </w:t>
+      </w:r>
+      <w:proofErr w:type="spellStart"/>
+      <w:r>
+        <w:rPr>
+          <w:rFonts w:cstheme="minorHAnsi"/>
           <w:sz w:val="24"/>
           <w:szCs w:val="24"/>
         </w:rPr>
@@ -7903,147 +7812,204 @@
       <w:r>
         <w:rPr>
           <w:rFonts w:cstheme="minorHAnsi"/>
-          <w:bCs/>
-          <w:sz w:val="24"/>
-          <w:szCs w:val="24"/>
-        </w:rPr>
-        <w:t xml:space="preserve"> </w:t>
-      </w:r>
-      <w:proofErr w:type="spellStart"/>
-      <w:r>
-        <w:rPr>
-          <w:rFonts w:cstheme="minorHAnsi"/>
-          <w:bCs/>
-          <w:sz w:val="24"/>
-          <w:szCs w:val="24"/>
-        </w:rPr>
-        <w:t>selektovana</w:t>
-      </w:r>
-      <w:proofErr w:type="spellEnd"/>
-      <w:r>
-        <w:rPr>
-          <w:rFonts w:cstheme="minorHAnsi"/>
-          <w:bCs/>
-          <w:sz w:val="24"/>
-          <w:szCs w:val="24"/>
-        </w:rPr>
-        <w:t xml:space="preserve"> </w:t>
-      </w:r>
-      <w:proofErr w:type="spellStart"/>
-      <w:r>
-        <w:rPr>
-          <w:rFonts w:cstheme="minorHAnsi"/>
-          <w:bCs/>
-          <w:sz w:val="24"/>
-          <w:szCs w:val="24"/>
-        </w:rPr>
-        <w:t>polja</w:t>
-      </w:r>
-      <w:proofErr w:type="spellEnd"/>
-      <w:r>
-        <w:rPr>
-          <w:rFonts w:cstheme="minorHAnsi"/>
-          <w:bCs/>
-          <w:sz w:val="24"/>
-          <w:szCs w:val="24"/>
-        </w:rPr>
-        <w:t xml:space="preserve"> (temperature i humidity), </w:t>
-      </w:r>
-      <w:proofErr w:type="spellStart"/>
-      <w:r>
-        <w:rPr>
-          <w:rFonts w:cstheme="minorHAnsi"/>
-          <w:bCs/>
-          <w:sz w:val="24"/>
-          <w:szCs w:val="24"/>
-        </w:rPr>
-        <w:t>čime</w:t>
-      </w:r>
-      <w:proofErr w:type="spellEnd"/>
-      <w:r>
-        <w:rPr>
-          <w:rFonts w:cstheme="minorHAnsi"/>
-          <w:bCs/>
-          <w:sz w:val="24"/>
-          <w:szCs w:val="24"/>
-        </w:rPr>
-        <w:t xml:space="preserve"> je </w:t>
-      </w:r>
-      <w:proofErr w:type="spellStart"/>
-      <w:r>
-        <w:rPr>
-          <w:rFonts w:cstheme="minorHAnsi"/>
-          <w:bCs/>
-          <w:sz w:val="24"/>
-          <w:szCs w:val="24"/>
-        </w:rPr>
-        <w:t>baza</w:t>
-      </w:r>
-      <w:proofErr w:type="spellEnd"/>
-      <w:r>
-        <w:rPr>
-          <w:rFonts w:cstheme="minorHAnsi"/>
-          <w:bCs/>
-          <w:sz w:val="24"/>
-          <w:szCs w:val="24"/>
-        </w:rPr>
-        <w:t xml:space="preserve"> </w:t>
-      </w:r>
-      <w:proofErr w:type="spellStart"/>
-      <w:r>
-        <w:rPr>
-          <w:rFonts w:cstheme="minorHAnsi"/>
-          <w:bCs/>
-          <w:sz w:val="24"/>
-          <w:szCs w:val="24"/>
-        </w:rPr>
-        <w:t>vraćala</w:t>
-      </w:r>
-      <w:proofErr w:type="spellEnd"/>
-      <w:r>
-        <w:rPr>
-          <w:rFonts w:cstheme="minorHAnsi"/>
-          <w:bCs/>
-          <w:sz w:val="24"/>
-          <w:szCs w:val="24"/>
-        </w:rPr>
-        <w:t xml:space="preserve"> </w:t>
-      </w:r>
-      <w:proofErr w:type="spellStart"/>
-      <w:r>
-        <w:rPr>
-          <w:rFonts w:cstheme="minorHAnsi"/>
-          <w:bCs/>
-          <w:sz w:val="24"/>
-          <w:szCs w:val="24"/>
-        </w:rPr>
-        <w:t>manje</w:t>
-      </w:r>
-      <w:proofErr w:type="spellEnd"/>
-      <w:r>
-        <w:rPr>
-          <w:rFonts w:cstheme="minorHAnsi"/>
-          <w:bCs/>
-          <w:sz w:val="24"/>
-          <w:szCs w:val="24"/>
-        </w:rPr>
-        <w:t xml:space="preserve"> </w:t>
-      </w:r>
-      <w:proofErr w:type="spellStart"/>
-      <w:r>
-        <w:rPr>
-          <w:rFonts w:cstheme="minorHAnsi"/>
-          <w:bCs/>
-          <w:sz w:val="24"/>
-          <w:szCs w:val="24"/>
-        </w:rPr>
-        <w:t>podataka</w:t>
-      </w:r>
-      <w:proofErr w:type="spellEnd"/>
-      <w:r>
-        <w:rPr>
-          <w:rFonts w:cstheme="minorHAnsi"/>
-          <w:bCs/>
+          <w:sz w:val="24"/>
+          <w:szCs w:val="24"/>
+        </w:rPr>
+        <w:t xml:space="preserve"> </w:t>
+      </w:r>
+      <w:proofErr w:type="spellStart"/>
+      <w:r>
+        <w:rPr>
+          <w:rFonts w:cstheme="minorHAnsi"/>
+          <w:sz w:val="24"/>
+          <w:szCs w:val="24"/>
+        </w:rPr>
+        <w:t>tipizirane</w:t>
+      </w:r>
+      <w:proofErr w:type="spellEnd"/>
+      <w:r>
+        <w:rPr>
+          <w:rFonts w:cstheme="minorHAnsi"/>
+          <w:sz w:val="24"/>
+          <w:szCs w:val="24"/>
+        </w:rPr>
+        <w:t xml:space="preserve"> </w:t>
+      </w:r>
+      <w:proofErr w:type="spellStart"/>
+      <w:r>
+        <w:rPr>
+          <w:rFonts w:cstheme="minorHAnsi"/>
+          <w:sz w:val="24"/>
+          <w:szCs w:val="24"/>
+        </w:rPr>
+        <w:t>binarne</w:t>
+      </w:r>
+      <w:proofErr w:type="spellEnd"/>
+      <w:r>
+        <w:rPr>
+          <w:rFonts w:cstheme="minorHAnsi"/>
+          <w:sz w:val="24"/>
+          <w:szCs w:val="24"/>
+        </w:rPr>
+        <w:t xml:space="preserve"> </w:t>
+      </w:r>
+      <w:proofErr w:type="spellStart"/>
+      <w:r>
+        <w:rPr>
+          <w:rFonts w:cstheme="minorHAnsi"/>
+          <w:sz w:val="24"/>
+          <w:szCs w:val="24"/>
+        </w:rPr>
+        <w:t>poruke</w:t>
+      </w:r>
+      <w:proofErr w:type="spellEnd"/>
+      <w:r>
+        <w:rPr>
+          <w:rFonts w:cstheme="minorHAnsi"/>
+          <w:sz w:val="24"/>
+          <w:szCs w:val="24"/>
+        </w:rPr>
+        <w:t xml:space="preserve"> i HTTP/2 </w:t>
+      </w:r>
+      <w:proofErr w:type="spellStart"/>
+      <w:r>
+        <w:rPr>
+          <w:rFonts w:cstheme="minorHAnsi"/>
+          <w:sz w:val="24"/>
+          <w:szCs w:val="24"/>
+        </w:rPr>
+        <w:t>protokol</w:t>
+      </w:r>
+      <w:proofErr w:type="spellEnd"/>
+      <w:r>
+        <w:rPr>
+          <w:rFonts w:cstheme="minorHAnsi"/>
+          <w:sz w:val="24"/>
+          <w:szCs w:val="24"/>
+        </w:rPr>
+        <w:t xml:space="preserve"> </w:t>
+      </w:r>
+      <w:proofErr w:type="spellStart"/>
+      <w:r>
+        <w:rPr>
+          <w:rFonts w:cstheme="minorHAnsi"/>
+          <w:sz w:val="24"/>
+          <w:szCs w:val="24"/>
+        </w:rPr>
+        <w:t>ključni</w:t>
+      </w:r>
+      <w:proofErr w:type="spellEnd"/>
+      <w:r>
+        <w:rPr>
+          <w:rFonts w:cstheme="minorHAnsi"/>
+          <w:sz w:val="24"/>
+          <w:szCs w:val="24"/>
+        </w:rPr>
+        <w:t xml:space="preserve"> </w:t>
+      </w:r>
+      <w:proofErr w:type="spellStart"/>
+      <w:r>
+        <w:rPr>
+          <w:rFonts w:cstheme="minorHAnsi"/>
+          <w:sz w:val="24"/>
+          <w:szCs w:val="24"/>
+        </w:rPr>
+        <w:t>za</w:t>
+      </w:r>
+      <w:proofErr w:type="spellEnd"/>
+      <w:r>
+        <w:rPr>
+          <w:rFonts w:cstheme="minorHAnsi"/>
+          <w:sz w:val="24"/>
+          <w:szCs w:val="24"/>
+        </w:rPr>
+        <w:t xml:space="preserve"> </w:t>
+      </w:r>
+      <w:proofErr w:type="spellStart"/>
+      <w:r>
+        <w:rPr>
+          <w:rFonts w:cstheme="minorHAnsi"/>
+          <w:sz w:val="24"/>
+          <w:szCs w:val="24"/>
+        </w:rPr>
+        <w:t>otpornost</w:t>
+      </w:r>
+      <w:proofErr w:type="spellEnd"/>
+      <w:r>
+        <w:rPr>
+          <w:rFonts w:cstheme="minorHAnsi"/>
+          <w:sz w:val="24"/>
+          <w:szCs w:val="24"/>
+        </w:rPr>
+        <w:t xml:space="preserve"> </w:t>
+      </w:r>
+      <w:proofErr w:type="spellStart"/>
+      <w:r>
+        <w:rPr>
+          <w:rFonts w:cstheme="minorHAnsi"/>
+          <w:sz w:val="24"/>
+          <w:szCs w:val="24"/>
+        </w:rPr>
+        <w:t>IoT</w:t>
+      </w:r>
+      <w:proofErr w:type="spellEnd"/>
+      <w:r>
+        <w:rPr>
+          <w:rFonts w:cstheme="minorHAnsi"/>
+          <w:sz w:val="24"/>
+          <w:szCs w:val="24"/>
+        </w:rPr>
+        <w:t xml:space="preserve"> </w:t>
+      </w:r>
+      <w:proofErr w:type="spellStart"/>
+      <w:r>
+        <w:rPr>
+          <w:rFonts w:cstheme="minorHAnsi"/>
+          <w:sz w:val="24"/>
+          <w:szCs w:val="24"/>
+        </w:rPr>
+        <w:t>sistema</w:t>
+      </w:r>
+      <w:proofErr w:type="spellEnd"/>
+      <w:r>
+        <w:rPr>
+          <w:rFonts w:cstheme="minorHAnsi"/>
+          <w:sz w:val="24"/>
+          <w:szCs w:val="24"/>
+        </w:rPr>
+        <w:t xml:space="preserve"> </w:t>
+      </w:r>
+      <w:proofErr w:type="spellStart"/>
+      <w:r>
+        <w:rPr>
+          <w:rFonts w:cstheme="minorHAnsi"/>
+          <w:sz w:val="24"/>
+          <w:szCs w:val="24"/>
+        </w:rPr>
+        <w:t>na</w:t>
+      </w:r>
+      <w:proofErr w:type="spellEnd"/>
+      <w:r>
+        <w:rPr>
+          <w:rFonts w:cstheme="minorHAnsi"/>
+          <w:sz w:val="24"/>
+          <w:szCs w:val="24"/>
+        </w:rPr>
+        <w:t xml:space="preserve"> </w:t>
+      </w:r>
+      <w:proofErr w:type="spellStart"/>
+      <w:r>
+        <w:rPr>
+          <w:rFonts w:cstheme="minorHAnsi"/>
+          <w:sz w:val="24"/>
+          <w:szCs w:val="24"/>
+        </w:rPr>
+        <w:t>mrežno</w:t>
+      </w:r>
+      <w:proofErr w:type="spellEnd"/>
+      <w:r>
+        <w:rPr>
+          <w:rFonts w:cstheme="minorHAnsi"/>
           <w:sz w:val="24"/>
           <w:szCs w:val="24"/>
         </w:rPr>
@@ -8053,868 +8019,37 @@
       <w:r>
         <w:rPr>
           <w:rFonts w:cstheme="minorHAnsi"/>
-          <w:bCs/>
-          <w:sz w:val="24"/>
-          <w:szCs w:val="24"/>
-        </w:rPr>
-        <w:t>lakše</w:t>
-      </w:r>
-      <w:proofErr w:type="spellEnd"/>
-      <w:r>
-        <w:rPr>
-          <w:rFonts w:cstheme="minorHAnsi"/>
-          <w:bCs/>
-          <w:sz w:val="24"/>
-          <w:szCs w:val="24"/>
-        </w:rPr>
-        <w:t xml:space="preserve"> </w:t>
-      </w:r>
-      <w:proofErr w:type="spellStart"/>
-      <w:r>
-        <w:rPr>
-          <w:rFonts w:cstheme="minorHAnsi"/>
-          <w:bCs/>
-          <w:sz w:val="24"/>
-          <w:szCs w:val="24"/>
-        </w:rPr>
-        <w:t>izvršila</w:t>
-      </w:r>
-      <w:proofErr w:type="spellEnd"/>
-      <w:r>
-        <w:rPr>
-          <w:rFonts w:cstheme="minorHAnsi"/>
-          <w:bCs/>
-          <w:sz w:val="24"/>
-          <w:szCs w:val="24"/>
-        </w:rPr>
-        <w:t xml:space="preserve"> </w:t>
-      </w:r>
-      <w:proofErr w:type="spellStart"/>
-      <w:r>
-        <w:rPr>
-          <w:rFonts w:cstheme="minorHAnsi"/>
-          <w:bCs/>
-          <w:sz w:val="24"/>
-          <w:szCs w:val="24"/>
-        </w:rPr>
-        <w:t>upit</w:t>
-      </w:r>
-      <w:proofErr w:type="spellEnd"/>
-      <w:r>
-        <w:rPr>
-          <w:rFonts w:cstheme="minorHAnsi"/>
-          <w:bCs/>
-          <w:sz w:val="24"/>
-          <w:szCs w:val="24"/>
-        </w:rPr>
-        <w:t xml:space="preserve">, </w:t>
-      </w:r>
-      <w:proofErr w:type="spellStart"/>
-      <w:proofErr w:type="gramStart"/>
-      <w:r>
-        <w:rPr>
-          <w:rFonts w:cstheme="minorHAnsi"/>
-          <w:bCs/>
-          <w:sz w:val="24"/>
-          <w:szCs w:val="24"/>
-        </w:rPr>
-        <w:t>ali</w:t>
-      </w:r>
-      <w:proofErr w:type="spellEnd"/>
-      <w:proofErr w:type="gramEnd"/>
-      <w:r>
-        <w:rPr>
-          <w:rFonts w:cstheme="minorHAnsi"/>
-          <w:bCs/>
-          <w:sz w:val="24"/>
-          <w:szCs w:val="24"/>
-        </w:rPr>
-        <w:t xml:space="preserve"> je </w:t>
-      </w:r>
-      <w:proofErr w:type="spellStart"/>
-      <w:r>
-        <w:rPr>
-          <w:rFonts w:cstheme="minorHAnsi"/>
-          <w:bCs/>
-          <w:sz w:val="24"/>
-          <w:szCs w:val="24"/>
-        </w:rPr>
-        <w:t>sam</w:t>
-      </w:r>
-      <w:proofErr w:type="spellEnd"/>
-      <w:r>
-        <w:rPr>
-          <w:rFonts w:cstheme="minorHAnsi"/>
-          <w:bCs/>
-          <w:sz w:val="24"/>
-          <w:szCs w:val="24"/>
-        </w:rPr>
-        <w:t xml:space="preserve"> </w:t>
-      </w:r>
-      <w:proofErr w:type="spellStart"/>
-      <w:r>
-        <w:rPr>
-          <w:rFonts w:cstheme="minorHAnsi"/>
-          <w:bCs/>
-          <w:sz w:val="24"/>
-          <w:szCs w:val="24"/>
-        </w:rPr>
-        <w:t>protokol</w:t>
-      </w:r>
-      <w:proofErr w:type="spellEnd"/>
-      <w:r>
-        <w:rPr>
-          <w:rFonts w:cstheme="minorHAnsi"/>
-          <w:bCs/>
-          <w:sz w:val="24"/>
-          <w:szCs w:val="24"/>
-        </w:rPr>
-        <w:t xml:space="preserve"> </w:t>
-      </w:r>
-      <w:proofErr w:type="spellStart"/>
-      <w:r>
-        <w:rPr>
-          <w:rFonts w:cstheme="minorHAnsi"/>
-          <w:bCs/>
-          <w:sz w:val="24"/>
-          <w:szCs w:val="24"/>
-        </w:rPr>
-        <w:t>ostao</w:t>
-      </w:r>
-      <w:proofErr w:type="spellEnd"/>
-      <w:r>
-        <w:rPr>
-          <w:rFonts w:cstheme="minorHAnsi"/>
-          <w:bCs/>
-          <w:sz w:val="24"/>
-          <w:szCs w:val="24"/>
-        </w:rPr>
-        <w:t xml:space="preserve"> </w:t>
-      </w:r>
-      <w:proofErr w:type="spellStart"/>
-      <w:r>
-        <w:rPr>
-          <w:rFonts w:cstheme="minorHAnsi"/>
-          <w:bCs/>
-          <w:sz w:val="24"/>
-          <w:szCs w:val="24"/>
-        </w:rPr>
-        <w:t>spor</w:t>
-      </w:r>
-      <w:proofErr w:type="spellEnd"/>
-      <w:r>
-        <w:rPr>
-          <w:rFonts w:cstheme="minorHAnsi"/>
-          <w:bCs/>
-          <w:sz w:val="24"/>
-          <w:szCs w:val="24"/>
-        </w:rPr>
-        <w:t xml:space="preserve"> </w:t>
-      </w:r>
-      <w:proofErr w:type="spellStart"/>
-      <w:r>
-        <w:rPr>
-          <w:rFonts w:cstheme="minorHAnsi"/>
-          <w:bCs/>
-          <w:sz w:val="24"/>
-          <w:szCs w:val="24"/>
-        </w:rPr>
-        <w:t>zb</w:t>
-      </w:r>
-      <w:r>
-        <w:rPr>
-          <w:rFonts w:cstheme="minorHAnsi"/>
-          <w:bCs/>
-          <w:sz w:val="24"/>
-          <w:szCs w:val="24"/>
-        </w:rPr>
-        <w:t>og</w:t>
-      </w:r>
-      <w:proofErr w:type="spellEnd"/>
-      <w:r>
-        <w:rPr>
-          <w:rFonts w:cstheme="minorHAnsi"/>
-          <w:bCs/>
-          <w:sz w:val="24"/>
-          <w:szCs w:val="24"/>
-        </w:rPr>
-        <w:t xml:space="preserve"> </w:t>
-      </w:r>
-      <w:proofErr w:type="spellStart"/>
-      <w:r>
-        <w:rPr>
-          <w:rFonts w:cstheme="minorHAnsi"/>
-          <w:bCs/>
-          <w:sz w:val="24"/>
-          <w:szCs w:val="24"/>
-        </w:rPr>
-        <w:t>cene</w:t>
-      </w:r>
-      <w:proofErr w:type="spellEnd"/>
-      <w:r>
-        <w:rPr>
-          <w:rFonts w:cstheme="minorHAnsi"/>
-          <w:bCs/>
-          <w:sz w:val="24"/>
-          <w:szCs w:val="24"/>
-        </w:rPr>
-        <w:t xml:space="preserve"> </w:t>
-      </w:r>
-      <w:proofErr w:type="spellStart"/>
-      <w:r>
-        <w:rPr>
-          <w:rFonts w:cstheme="minorHAnsi"/>
-          <w:bCs/>
-          <w:sz w:val="24"/>
-          <w:szCs w:val="24"/>
-        </w:rPr>
-        <w:t>obrade</w:t>
-      </w:r>
-      <w:proofErr w:type="spellEnd"/>
-      <w:r>
-        <w:rPr>
-          <w:rFonts w:cstheme="minorHAnsi"/>
-          <w:bCs/>
-          <w:sz w:val="24"/>
-          <w:szCs w:val="24"/>
-        </w:rPr>
-        <w:t xml:space="preserve"> </w:t>
-      </w:r>
-      <w:proofErr w:type="spellStart"/>
-      <w:r>
-        <w:rPr>
-          <w:rFonts w:cstheme="minorHAnsi"/>
-          <w:bCs/>
-          <w:sz w:val="24"/>
-          <w:szCs w:val="24"/>
-        </w:rPr>
-        <w:t>upita</w:t>
-      </w:r>
-      <w:proofErr w:type="spellEnd"/>
-      <w:r>
-        <w:rPr>
-          <w:rFonts w:cstheme="minorHAnsi"/>
-          <w:bCs/>
-          <w:sz w:val="24"/>
-          <w:szCs w:val="24"/>
-        </w:rPr>
-        <w:t xml:space="preserve"> u </w:t>
-      </w:r>
-      <w:proofErr w:type="spellStart"/>
-      <w:r>
-        <w:rPr>
-          <w:rFonts w:cstheme="minorHAnsi"/>
-          <w:bCs/>
-          <w:sz w:val="24"/>
-          <w:szCs w:val="24"/>
-        </w:rPr>
-        <w:t>Pythonu</w:t>
-      </w:r>
-      <w:proofErr w:type="spellEnd"/>
-      <w:r>
-        <w:rPr>
-          <w:rFonts w:cstheme="minorHAnsi"/>
-          <w:bCs/>
+          <w:sz w:val="24"/>
+          <w:szCs w:val="24"/>
+        </w:rPr>
+        <w:t>procesorsko</w:t>
+      </w:r>
+      <w:proofErr w:type="spellEnd"/>
+      <w:r>
+        <w:rPr>
+          <w:rFonts w:cstheme="minorHAnsi"/>
+          <w:sz w:val="24"/>
+          <w:szCs w:val="24"/>
+        </w:rPr>
+        <w:t xml:space="preserve"> </w:t>
+      </w:r>
+      <w:proofErr w:type="spellStart"/>
+      <w:r>
+        <w:rPr>
+          <w:rFonts w:cstheme="minorHAnsi"/>
+          <w:sz w:val="24"/>
+          <w:szCs w:val="24"/>
+        </w:rPr>
+        <w:t>opterećenje</w:t>
+      </w:r>
+      <w:proofErr w:type="spellEnd"/>
+      <w:r>
+        <w:rPr>
+          <w:rFonts w:cstheme="minorHAnsi"/>
           <w:sz w:val="24"/>
           <w:szCs w:val="24"/>
         </w:rPr>
         <w:t>.</w:t>
-      </w:r>
-      <w:r>
-        <w:rPr>
-          <w:rFonts w:cstheme="minorHAnsi"/>
-          <w:bCs/>
-          <w:sz w:val="24"/>
-          <w:szCs w:val="24"/>
-        </w:rPr>
-        <w:t xml:space="preserve"> </w:t>
-      </w:r>
-      <w:proofErr w:type="spellStart"/>
-      <w:proofErr w:type="gramStart"/>
-      <w:r>
-        <w:rPr>
-          <w:rFonts w:cstheme="minorHAnsi"/>
-          <w:bCs/>
-          <w:sz w:val="24"/>
-          <w:szCs w:val="24"/>
-        </w:rPr>
-        <w:t>gRPC</w:t>
-      </w:r>
-      <w:proofErr w:type="spellEnd"/>
-      <w:proofErr w:type="gramEnd"/>
-      <w:r>
-        <w:rPr>
-          <w:rFonts w:cstheme="minorHAnsi"/>
-          <w:bCs/>
-          <w:sz w:val="24"/>
-          <w:szCs w:val="24"/>
-        </w:rPr>
-        <w:t xml:space="preserve"> je </w:t>
-      </w:r>
-      <w:proofErr w:type="spellStart"/>
-      <w:r>
-        <w:rPr>
-          <w:rFonts w:cstheme="minorHAnsi"/>
-          <w:bCs/>
-          <w:sz w:val="24"/>
-          <w:szCs w:val="24"/>
-        </w:rPr>
-        <w:t>sve</w:t>
-      </w:r>
-      <w:proofErr w:type="spellEnd"/>
-      <w:r>
-        <w:rPr>
-          <w:rFonts w:cstheme="minorHAnsi"/>
-          <w:bCs/>
-          <w:sz w:val="24"/>
-          <w:szCs w:val="24"/>
-        </w:rPr>
-        <w:t xml:space="preserve"> </w:t>
-      </w:r>
-      <w:proofErr w:type="spellStart"/>
-      <w:r>
-        <w:rPr>
-          <w:rFonts w:cstheme="minorHAnsi"/>
-          <w:bCs/>
-          <w:sz w:val="24"/>
-          <w:szCs w:val="24"/>
-        </w:rPr>
-        <w:t>zahteve</w:t>
-      </w:r>
-      <w:proofErr w:type="spellEnd"/>
-      <w:r>
-        <w:rPr>
-          <w:rFonts w:cstheme="minorHAnsi"/>
-          <w:bCs/>
-          <w:sz w:val="24"/>
-          <w:szCs w:val="24"/>
-        </w:rPr>
-        <w:t xml:space="preserve"> </w:t>
-      </w:r>
-      <w:proofErr w:type="spellStart"/>
-      <w:r>
-        <w:rPr>
-          <w:rFonts w:cstheme="minorHAnsi"/>
-          <w:bCs/>
-          <w:sz w:val="24"/>
-          <w:szCs w:val="24"/>
-        </w:rPr>
-        <w:t>obradio</w:t>
-      </w:r>
-      <w:proofErr w:type="spellEnd"/>
-      <w:r>
-        <w:rPr>
-          <w:rFonts w:cstheme="minorHAnsi"/>
-          <w:bCs/>
-          <w:sz w:val="24"/>
-          <w:szCs w:val="24"/>
-        </w:rPr>
-        <w:t xml:space="preserve"> </w:t>
-      </w:r>
-      <w:proofErr w:type="spellStart"/>
-      <w:r>
-        <w:rPr>
-          <w:rFonts w:cstheme="minorHAnsi"/>
-          <w:bCs/>
-          <w:sz w:val="24"/>
-          <w:szCs w:val="24"/>
-        </w:rPr>
-        <w:t>uspešno</w:t>
-      </w:r>
-      <w:proofErr w:type="spellEnd"/>
-      <w:r>
-        <w:rPr>
-          <w:rFonts w:cstheme="minorHAnsi"/>
-          <w:bCs/>
-          <w:sz w:val="24"/>
-          <w:szCs w:val="24"/>
-        </w:rPr>
-        <w:t xml:space="preserve"> </w:t>
-      </w:r>
-      <w:proofErr w:type="spellStart"/>
-      <w:r>
-        <w:rPr>
-          <w:rFonts w:cstheme="minorHAnsi"/>
-          <w:bCs/>
-          <w:sz w:val="24"/>
-          <w:szCs w:val="24"/>
-        </w:rPr>
-        <w:t>sa</w:t>
-      </w:r>
-      <w:proofErr w:type="spellEnd"/>
-      <w:r>
-        <w:rPr>
-          <w:rFonts w:cstheme="minorHAnsi"/>
-          <w:bCs/>
-          <w:sz w:val="24"/>
-          <w:szCs w:val="24"/>
-        </w:rPr>
-        <w:t xml:space="preserve"> </w:t>
-      </w:r>
-      <w:proofErr w:type="spellStart"/>
-      <w:r>
-        <w:rPr>
-          <w:rFonts w:cstheme="minorHAnsi"/>
-          <w:bCs/>
-          <w:sz w:val="24"/>
-          <w:szCs w:val="24"/>
-        </w:rPr>
-        <w:t>pro</w:t>
-      </w:r>
-      <w:r>
-        <w:rPr>
-          <w:rFonts w:cstheme="minorHAnsi"/>
-          <w:bCs/>
-          <w:sz w:val="24"/>
-          <w:szCs w:val="24"/>
-        </w:rPr>
-        <w:t>sečnim</w:t>
-      </w:r>
-      <w:proofErr w:type="spellEnd"/>
-      <w:r>
-        <w:rPr>
-          <w:rFonts w:cstheme="minorHAnsi"/>
-          <w:bCs/>
-          <w:sz w:val="24"/>
-          <w:szCs w:val="24"/>
-        </w:rPr>
-        <w:t xml:space="preserve"> </w:t>
-      </w:r>
-      <w:proofErr w:type="spellStart"/>
-      <w:r>
-        <w:rPr>
-          <w:rFonts w:cstheme="minorHAnsi"/>
-          <w:bCs/>
-          <w:sz w:val="24"/>
-          <w:szCs w:val="24"/>
-        </w:rPr>
-        <w:t>vremenom</w:t>
-      </w:r>
-      <w:proofErr w:type="spellEnd"/>
-      <w:r>
-        <w:rPr>
-          <w:rFonts w:cstheme="minorHAnsi"/>
-          <w:bCs/>
-          <w:sz w:val="24"/>
-          <w:szCs w:val="24"/>
-        </w:rPr>
-        <w:t xml:space="preserve"> od </w:t>
-      </w:r>
-      <w:r>
-        <w:rPr>
-          <w:rFonts w:cstheme="minorHAnsi"/>
-          <w:bCs/>
-          <w:sz w:val="24"/>
-          <w:szCs w:val="24"/>
-        </w:rPr>
-        <w:t xml:space="preserve">14.8 </w:t>
-      </w:r>
-      <w:proofErr w:type="spellStart"/>
-      <w:r>
-        <w:rPr>
-          <w:rFonts w:cstheme="minorHAnsi"/>
-          <w:bCs/>
-          <w:sz w:val="24"/>
-          <w:szCs w:val="24"/>
-        </w:rPr>
-        <w:t>ms.</w:t>
-      </w:r>
-      <w:proofErr w:type="spellEnd"/>
-      <w:r>
-        <w:rPr>
-          <w:rFonts w:cstheme="minorHAnsi"/>
-          <w:bCs/>
-          <w:sz w:val="24"/>
-          <w:szCs w:val="24"/>
-        </w:rPr>
-        <w:t xml:space="preserve"> </w:t>
-      </w:r>
-      <w:proofErr w:type="spellStart"/>
-      <w:r>
-        <w:rPr>
-          <w:rFonts w:cstheme="minorHAnsi"/>
-          <w:bCs/>
-          <w:sz w:val="24"/>
-          <w:szCs w:val="24"/>
-        </w:rPr>
-        <w:t>Strogo</w:t>
-      </w:r>
-      <w:proofErr w:type="spellEnd"/>
-      <w:r>
-        <w:rPr>
-          <w:rFonts w:cstheme="minorHAnsi"/>
-          <w:bCs/>
-          <w:sz w:val="24"/>
-          <w:szCs w:val="24"/>
-        </w:rPr>
-        <w:t xml:space="preserve"> </w:t>
-      </w:r>
-      <w:proofErr w:type="spellStart"/>
-      <w:r>
-        <w:rPr>
-          <w:rFonts w:cstheme="minorHAnsi"/>
-          <w:bCs/>
-          <w:sz w:val="24"/>
-          <w:szCs w:val="24"/>
-        </w:rPr>
-        <w:t>tipizirane</w:t>
-      </w:r>
-      <w:proofErr w:type="spellEnd"/>
-      <w:r>
-        <w:rPr>
-          <w:rFonts w:cstheme="minorHAnsi"/>
-          <w:bCs/>
-          <w:sz w:val="24"/>
-          <w:szCs w:val="24"/>
-        </w:rPr>
-        <w:t xml:space="preserve"> </w:t>
-      </w:r>
-      <w:proofErr w:type="spellStart"/>
-      <w:r>
-        <w:rPr>
-          <w:rFonts w:cstheme="minorHAnsi"/>
-          <w:bCs/>
-          <w:sz w:val="24"/>
-          <w:szCs w:val="24"/>
-        </w:rPr>
-        <w:t>binarne</w:t>
-      </w:r>
-      <w:proofErr w:type="spellEnd"/>
-      <w:r>
-        <w:rPr>
-          <w:rFonts w:cstheme="minorHAnsi"/>
-          <w:bCs/>
-          <w:sz w:val="24"/>
-          <w:szCs w:val="24"/>
-        </w:rPr>
-        <w:t xml:space="preserve"> </w:t>
-      </w:r>
-      <w:proofErr w:type="spellStart"/>
-      <w:r>
-        <w:rPr>
-          <w:rFonts w:cstheme="minorHAnsi"/>
-          <w:bCs/>
-          <w:sz w:val="24"/>
-          <w:szCs w:val="24"/>
-        </w:rPr>
-        <w:t>poruke</w:t>
-      </w:r>
-      <w:proofErr w:type="spellEnd"/>
-      <w:r>
-        <w:rPr>
-          <w:rFonts w:cstheme="minorHAnsi"/>
-          <w:bCs/>
-          <w:sz w:val="24"/>
-          <w:szCs w:val="24"/>
-        </w:rPr>
-        <w:t xml:space="preserve"> i HTTP/2 </w:t>
-      </w:r>
-      <w:proofErr w:type="spellStart"/>
-      <w:r>
-        <w:rPr>
-          <w:rFonts w:cstheme="minorHAnsi"/>
-          <w:bCs/>
-          <w:sz w:val="24"/>
-          <w:szCs w:val="24"/>
-        </w:rPr>
-        <w:t>protokol</w:t>
-      </w:r>
-      <w:proofErr w:type="spellEnd"/>
-      <w:r>
-        <w:rPr>
-          <w:rFonts w:cstheme="minorHAnsi"/>
-          <w:bCs/>
-          <w:sz w:val="24"/>
-          <w:szCs w:val="24"/>
-        </w:rPr>
-        <w:t xml:space="preserve"> </w:t>
-      </w:r>
-      <w:proofErr w:type="spellStart"/>
-      <w:r>
-        <w:rPr>
-          <w:rFonts w:cstheme="minorHAnsi"/>
-          <w:bCs/>
-          <w:sz w:val="24"/>
-          <w:szCs w:val="24"/>
-        </w:rPr>
-        <w:t>omogućavaju</w:t>
-      </w:r>
-      <w:proofErr w:type="spellEnd"/>
-      <w:r>
-        <w:rPr>
-          <w:rFonts w:cstheme="minorHAnsi"/>
-          <w:bCs/>
-          <w:sz w:val="24"/>
-          <w:szCs w:val="24"/>
-        </w:rPr>
-        <w:t xml:space="preserve"> </w:t>
-      </w:r>
-      <w:proofErr w:type="spellStart"/>
-      <w:r>
-        <w:rPr>
-          <w:rFonts w:cstheme="minorHAnsi"/>
-          <w:bCs/>
-          <w:sz w:val="24"/>
-          <w:szCs w:val="24"/>
-        </w:rPr>
-        <w:t>gRPC</w:t>
-      </w:r>
-      <w:proofErr w:type="spellEnd"/>
-      <w:r>
-        <w:rPr>
-          <w:rFonts w:cstheme="minorHAnsi"/>
-          <w:bCs/>
-          <w:sz w:val="24"/>
-          <w:szCs w:val="24"/>
-        </w:rPr>
-        <w:t xml:space="preserve">-u da </w:t>
-      </w:r>
-      <w:proofErr w:type="spellStart"/>
-      <w:r>
-        <w:rPr>
-          <w:rFonts w:cstheme="minorHAnsi"/>
-          <w:bCs/>
-          <w:sz w:val="24"/>
-          <w:szCs w:val="24"/>
-        </w:rPr>
-        <w:t>ostane</w:t>
-      </w:r>
-      <w:proofErr w:type="spellEnd"/>
-      <w:r>
-        <w:rPr>
-          <w:rFonts w:cstheme="minorHAnsi"/>
-          <w:bCs/>
-          <w:sz w:val="24"/>
-          <w:szCs w:val="24"/>
-        </w:rPr>
-        <w:t xml:space="preserve"> </w:t>
-      </w:r>
-      <w:proofErr w:type="spellStart"/>
-      <w:r>
-        <w:rPr>
-          <w:rFonts w:cstheme="minorHAnsi"/>
-          <w:bCs/>
-          <w:sz w:val="24"/>
-          <w:szCs w:val="24"/>
-        </w:rPr>
-        <w:t>potpuno</w:t>
-      </w:r>
-      <w:proofErr w:type="spellEnd"/>
-      <w:r>
-        <w:rPr>
-          <w:rFonts w:cstheme="minorHAnsi"/>
-          <w:bCs/>
-          <w:sz w:val="24"/>
-          <w:szCs w:val="24"/>
-        </w:rPr>
-        <w:t xml:space="preserve"> </w:t>
-      </w:r>
-      <w:proofErr w:type="spellStart"/>
-      <w:r>
-        <w:rPr>
-          <w:rFonts w:cstheme="minorHAnsi"/>
-          <w:bCs/>
-          <w:sz w:val="24"/>
-          <w:szCs w:val="24"/>
-        </w:rPr>
-        <w:t>otporan</w:t>
-      </w:r>
-      <w:proofErr w:type="spellEnd"/>
-      <w:r>
-        <w:rPr>
-          <w:rFonts w:cstheme="minorHAnsi"/>
-          <w:bCs/>
-          <w:sz w:val="24"/>
-          <w:szCs w:val="24"/>
-        </w:rPr>
-        <w:t xml:space="preserve"> </w:t>
-      </w:r>
-      <w:proofErr w:type="spellStart"/>
-      <w:r>
-        <w:rPr>
-          <w:rFonts w:cstheme="minorHAnsi"/>
-          <w:bCs/>
-          <w:sz w:val="24"/>
-          <w:szCs w:val="24"/>
-        </w:rPr>
-        <w:t>na</w:t>
-      </w:r>
-      <w:proofErr w:type="spellEnd"/>
-      <w:r>
-        <w:rPr>
-          <w:rFonts w:cstheme="minorHAnsi"/>
-          <w:bCs/>
-          <w:sz w:val="24"/>
-          <w:szCs w:val="24"/>
-        </w:rPr>
-        <w:t xml:space="preserve"> </w:t>
-      </w:r>
-      <w:proofErr w:type="spellStart"/>
-      <w:r>
-        <w:rPr>
-          <w:rFonts w:cstheme="minorHAnsi"/>
-          <w:bCs/>
-          <w:sz w:val="24"/>
-          <w:szCs w:val="24"/>
-        </w:rPr>
-        <w:t>mrežno</w:t>
-      </w:r>
-      <w:proofErr w:type="spellEnd"/>
-      <w:r>
-        <w:rPr>
-          <w:rFonts w:cstheme="minorHAnsi"/>
-          <w:bCs/>
-          <w:sz w:val="24"/>
-          <w:szCs w:val="24"/>
-        </w:rPr>
-        <w:t xml:space="preserve"> i </w:t>
-      </w:r>
-      <w:proofErr w:type="spellStart"/>
-      <w:r>
-        <w:rPr>
-          <w:rFonts w:cstheme="minorHAnsi"/>
-          <w:bCs/>
-          <w:sz w:val="24"/>
-          <w:szCs w:val="24"/>
-        </w:rPr>
-        <w:t>procesorsko</w:t>
-      </w:r>
-      <w:proofErr w:type="spellEnd"/>
-      <w:r>
-        <w:rPr>
-          <w:rFonts w:cstheme="minorHAnsi"/>
-          <w:bCs/>
-          <w:sz w:val="24"/>
-          <w:szCs w:val="24"/>
-        </w:rPr>
-        <w:t xml:space="preserve"> </w:t>
-      </w:r>
-      <w:proofErr w:type="spellStart"/>
-      <w:r>
-        <w:rPr>
-          <w:rFonts w:cstheme="minorHAnsi"/>
-          <w:bCs/>
-          <w:sz w:val="24"/>
-          <w:szCs w:val="24"/>
-        </w:rPr>
-        <w:t>optere</w:t>
-      </w:r>
-      <w:proofErr w:type="spellEnd"/>
-      <w:r>
-        <w:rPr>
-          <w:rFonts w:cstheme="minorHAnsi"/>
-          <w:bCs/>
-          <w:sz w:val="24"/>
-          <w:szCs w:val="24"/>
-          <w:lang w:val="sr-Latn-ME"/>
-        </w:rPr>
-        <w:t>ćenje.</w:t>
-      </w:r>
-    </w:p>
-    <w:p>
-      <w:pPr>
-        <w:rPr>
-          <w:rFonts w:cstheme="minorHAnsi"/>
-          <w:bCs/>
-          <w:sz w:val="24"/>
-          <w:szCs w:val="24"/>
-        </w:rPr>
-      </w:pPr>
-      <w:r>
-        <w:rPr>
-          <w:rFonts w:cstheme="minorHAnsi"/>
-          <w:bCs/>
-          <w:sz w:val="24"/>
-          <w:szCs w:val="24"/>
-        </w:rPr>
-        <w:drawing>
-          <wp:inline distT="0" distB="0" distL="0" distR="0" wp14:anchorId="39302CEE" wp14:editId="08387F1B">
-            <wp:extent cx="5943600" cy="1756410"/>
-            <wp:effectExtent l="0" t="0" r="0" b="0"/>
-            <wp:docPr id="4" name="Picture 4"/>
-            <wp:cNvGraphicFramePr>
-              <a:graphicFrameLocks xmlns:a="http://schemas.openxmlformats.org/drawingml/2006/main" noChangeAspect="1"/>
-            </wp:cNvGraphicFramePr>
-            <a:graphic xmlns:a="http://schemas.openxmlformats.org/drawingml/2006/main">
-              <a:graphicData uri="http://schemas.openxmlformats.org/drawingml/2006/picture">
-                <pic:pic xmlns:pic="http://schemas.openxmlformats.org/drawingml/2006/picture">
-                  <pic:nvPicPr>
-                    <pic:cNvPr id="0" name=""/>
-                    <pic:cNvPicPr/>
-                  </pic:nvPicPr>
-                  <pic:blipFill>
-                    <a:blip r:embed="rId8"/>
-                    <a:stretch>
-                      <a:fillRect/>
-                    </a:stretch>
-                  </pic:blipFill>
-                  <pic:spPr>
-                    <a:xfrm>
-                      <a:off x="0" y="0"/>
-                      <a:ext cx="5943600" cy="1756410"/>
-                    </a:xfrm>
-                    <a:prstGeom prst="rect">
-                      <a:avLst/>
-                    </a:prstGeom>
-                  </pic:spPr>
-                </pic:pic>
-              </a:graphicData>
-            </a:graphic>
-          </wp:inline>
-        </w:drawing>
-      </w:r>
-    </w:p>
-    <w:p>
-      <w:pPr>
-        <w:rPr>
-          <w:rFonts w:cstheme="minorHAnsi"/>
-          <w:bCs/>
-          <w:sz w:val="24"/>
-          <w:szCs w:val="24"/>
-        </w:rPr>
-      </w:pPr>
-      <w:r>
-        <w:rPr>
-          <w:rFonts w:cstheme="minorHAnsi"/>
-          <w:bCs/>
-          <w:sz w:val="24"/>
-          <w:szCs w:val="24"/>
-        </w:rPr>
-        <w:drawing>
-          <wp:inline distT="0" distB="0" distL="0" distR="0" wp14:anchorId="7A70DDB6" wp14:editId="56F68414">
-            <wp:extent cx="5943600" cy="3623945"/>
-            <wp:effectExtent l="0" t="0" r="0" b="0"/>
-            <wp:docPr id="5" name="Picture 5"/>
-            <wp:cNvGraphicFramePr>
-              <a:graphicFrameLocks xmlns:a="http://schemas.openxmlformats.org/drawingml/2006/main" noChangeAspect="1"/>
-            </wp:cNvGraphicFramePr>
-            <a:graphic xmlns:a="http://schemas.openxmlformats.org/drawingml/2006/main">
-              <a:graphicData uri="http://schemas.openxmlformats.org/drawingml/2006/picture">
-                <pic:pic xmlns:pic="http://schemas.openxmlformats.org/drawingml/2006/picture">
-                  <pic:nvPicPr>
-                    <pic:cNvPr id="0" name=""/>
-                    <pic:cNvPicPr/>
-                  </pic:nvPicPr>
-                  <pic:blipFill>
-                    <a:blip r:embed="rId9"/>
-                    <a:stretch>
-                      <a:fillRect/>
-                    </a:stretch>
-                  </pic:blipFill>
-                  <pic:spPr>
-                    <a:xfrm>
-                      <a:off x="0" y="0"/>
-                      <a:ext cx="5943600" cy="3623945"/>
-                    </a:xfrm>
-                    <a:prstGeom prst="rect">
-                      <a:avLst/>
-                    </a:prstGeom>
-                  </pic:spPr>
-                </pic:pic>
-              </a:graphicData>
-            </a:graphic>
-          </wp:inline>
-        </w:drawing>
       </w:r>
     </w:p>
     <w:p>
@@ -8931,6 +8066,26 @@
       <w:pPr>
         <w:rPr>
           <w:rFonts w:cstheme="minorHAnsi"/>
+          <w:bCs/>
+          <w:sz w:val="24"/>
+          <w:szCs w:val="24"/>
+        </w:rPr>
+      </w:pPr>
+    </w:p>
+    <w:p>
+      <w:pPr>
+        <w:rPr>
+          <w:rFonts w:cstheme="minorHAnsi"/>
+          <w:bCs/>
+          <w:sz w:val="24"/>
+          <w:szCs w:val="24"/>
+        </w:rPr>
+      </w:pPr>
+    </w:p>
+    <w:p>
+      <w:pPr>
+        <w:rPr>
+          <w:rFonts w:cstheme="minorHAnsi"/>
           <w:b/>
           <w:sz w:val="24"/>
           <w:szCs w:val="24"/>
@@ -8943,7 +8098,6 @@
           <w:sz w:val="24"/>
           <w:szCs w:val="24"/>
         </w:rPr>
-        <w:lastRenderedPageBreak/>
         <w:t>4.3. Scenario C: Heavy Querying</w:t>
       </w:r>
     </w:p>
@@ -8956,8 +8110,8 @@
       <w:tblGrid>
         <w:gridCol w:w="1097"/>
         <w:gridCol w:w="2026"/>
-        <w:gridCol w:w="1971"/>
-        <w:gridCol w:w="1477"/>
+        <w:gridCol w:w="1492"/>
+        <w:gridCol w:w="1455"/>
         <w:gridCol w:w="2084"/>
       </w:tblGrid>
       <w:tr>
@@ -9106,7 +8260,7 @@
                 <w:szCs w:val="24"/>
                 <w:bdr w:val="none" w:sz="0" w:space="0" w:color="auto" w:frame="1"/>
               </w:rPr>
-              <w:t xml:space="preserve">RPS </w:t>
+              <w:t>RPS</w:t>
             </w:r>
           </w:p>
         </w:tc>
@@ -9189,7 +8343,7 @@
                 <w:szCs w:val="24"/>
                 <w:bdr w:val="none" w:sz="0" w:space="0" w:color="auto" w:frame="1"/>
               </w:rPr>
-              <w:t xml:space="preserve">REST </w:t>
+              <w:t>REST</w:t>
             </w:r>
           </w:p>
         </w:tc>
@@ -9216,20 +8370,8 @@
                 <w:szCs w:val="24"/>
                 <w:bdr w:val="none" w:sz="0" w:space="0" w:color="auto" w:frame="1"/>
               </w:rPr>
-              <w:t xml:space="preserve">~1.53 </w:t>
-            </w:r>
-            <w:proofErr w:type="spellStart"/>
-            <w:r>
-              <w:rPr>
-                <w:rFonts w:eastAsia="Times New Roman" w:cstheme="minorHAnsi"/>
-                <w:color w:val="1F1F1F"/>
-                <w:sz w:val="24"/>
-                <w:szCs w:val="24"/>
-                <w:bdr w:val="none" w:sz="0" w:space="0" w:color="auto" w:frame="1"/>
-              </w:rPr>
-              <w:t>sekunde</w:t>
-            </w:r>
-            <w:proofErr w:type="spellEnd"/>
+              <w:t>~1.59 s</w:t>
+            </w:r>
           </w:p>
         </w:tc>
         <w:tc>
@@ -9255,20 +8397,8 @@
                 <w:szCs w:val="24"/>
                 <w:bdr w:val="none" w:sz="0" w:space="0" w:color="auto" w:frame="1"/>
               </w:rPr>
-              <w:t xml:space="preserve">5.76 </w:t>
-            </w:r>
-            <w:proofErr w:type="spellStart"/>
-            <w:r>
-              <w:rPr>
-                <w:rFonts w:eastAsia="Times New Roman" w:cstheme="minorHAnsi"/>
-                <w:color w:val="1F1F1F"/>
-                <w:sz w:val="24"/>
-                <w:szCs w:val="24"/>
-                <w:bdr w:val="none" w:sz="0" w:space="0" w:color="auto" w:frame="1"/>
-              </w:rPr>
-              <w:t>sekundi</w:t>
-            </w:r>
-            <w:proofErr w:type="spellEnd"/>
+              <w:t>5.94 s</w:t>
+            </w:r>
           </w:p>
         </w:tc>
         <w:tc>
@@ -9289,21 +8419,17 @@
             <w:r>
               <w:rPr>
                 <w:rFonts w:eastAsia="Times New Roman" w:cstheme="minorHAnsi"/>
-                <w:b/>
-                <w:bCs/>
-                <w:color w:val="1F1F1F"/>
-                <w:sz w:val="24"/>
-                <w:szCs w:val="24"/>
-                <w:bdr w:val="none" w:sz="0" w:space="0" w:color="auto" w:frame="1"/>
-              </w:rPr>
-              <w:t xml:space="preserve">104.20 </w:t>
+                <w:color w:val="1F1F1F"/>
+                <w:sz w:val="24"/>
+                <w:szCs w:val="24"/>
+                <w:bdr w:val="none" w:sz="0" w:space="0" w:color="auto" w:frame="1"/>
+              </w:rPr>
+              <w:t xml:space="preserve">100.71 </w:t>
             </w:r>
             <w:proofErr w:type="spellStart"/>
             <w:r>
               <w:rPr>
                 <w:rFonts w:eastAsia="Times New Roman" w:cstheme="minorHAnsi"/>
-                <w:b/>
-                <w:bCs/>
                 <w:color w:val="1F1F1F"/>
                 <w:sz w:val="24"/>
                 <w:szCs w:val="24"/>
@@ -9315,24 +8441,12 @@
             <w:r>
               <w:rPr>
                 <w:rFonts w:eastAsia="Times New Roman" w:cstheme="minorHAnsi"/>
-                <w:b/>
-                <w:bCs/>
                 <w:color w:val="1F1F1F"/>
                 <w:sz w:val="24"/>
                 <w:szCs w:val="24"/>
                 <w:bdr w:val="none" w:sz="0" w:space="0" w:color="auto" w:frame="1"/>
               </w:rPr>
               <w:t>/s</w:t>
-            </w:r>
-            <w:r>
-              <w:rPr>
-                <w:rFonts w:eastAsia="Times New Roman" w:cstheme="minorHAnsi"/>
-                <w:color w:val="1F1F1F"/>
-                <w:sz w:val="24"/>
-                <w:szCs w:val="24"/>
-                <w:bdr w:val="none" w:sz="0" w:space="0" w:color="auto" w:frame="1"/>
-              </w:rPr>
-              <w:t xml:space="preserve"> </w:t>
             </w:r>
           </w:p>
         </w:tc>
@@ -9392,16 +8506,6 @@
               <w:t>gRPC</w:t>
             </w:r>
             <w:proofErr w:type="spellEnd"/>
-            <w:r>
-              <w:rPr>
-                <w:rFonts w:eastAsia="Times New Roman" w:cstheme="minorHAnsi"/>
-                <w:color w:val="1F1F1F"/>
-                <w:sz w:val="24"/>
-                <w:szCs w:val="24"/>
-                <w:bdr w:val="none" w:sz="0" w:space="0" w:color="auto" w:frame="1"/>
-              </w:rPr>
-              <w:t xml:space="preserve"> </w:t>
-            </w:r>
           </w:p>
         </w:tc>
         <w:tc>
@@ -9422,27 +8526,23 @@
             <w:r>
               <w:rPr>
                 <w:rFonts w:eastAsia="Times New Roman" w:cstheme="minorHAnsi"/>
-                <w:b/>
-                <w:bCs/>
-                <w:color w:val="1F1F1F"/>
-                <w:sz w:val="24"/>
-                <w:szCs w:val="24"/>
-                <w:bdr w:val="none" w:sz="0" w:space="0" w:color="auto" w:frame="1"/>
-              </w:rPr>
-              <w:t xml:space="preserve">13.95 </w:t>
+                <w:color w:val="1F1F1F"/>
+                <w:sz w:val="24"/>
+                <w:szCs w:val="24"/>
+                <w:bdr w:val="none" w:sz="0" w:space="0" w:color="auto" w:frame="1"/>
+              </w:rPr>
+              <w:t xml:space="preserve">4.44 </w:t>
             </w:r>
             <w:proofErr w:type="spellStart"/>
             <w:r>
               <w:rPr>
                 <w:rFonts w:eastAsia="Times New Roman" w:cstheme="minorHAnsi"/>
-                <w:b/>
-                <w:bCs/>
-                <w:color w:val="1F1F1F"/>
-                <w:sz w:val="24"/>
-                <w:szCs w:val="24"/>
-                <w:bdr w:val="none" w:sz="0" w:space="0" w:color="auto" w:frame="1"/>
-              </w:rPr>
-              <w:t>milisekundi</w:t>
+                <w:color w:val="1F1F1F"/>
+                <w:sz w:val="24"/>
+                <w:szCs w:val="24"/>
+                <w:bdr w:val="none" w:sz="0" w:space="0" w:color="auto" w:frame="1"/>
+              </w:rPr>
+              <w:t>ms</w:t>
             </w:r>
             <w:proofErr w:type="spellEnd"/>
           </w:p>
@@ -9465,27 +8565,23 @@
             <w:r>
               <w:rPr>
                 <w:rFonts w:eastAsia="Times New Roman" w:cstheme="minorHAnsi"/>
-                <w:b/>
-                <w:bCs/>
-                <w:color w:val="1F1F1F"/>
-                <w:sz w:val="24"/>
-                <w:szCs w:val="24"/>
-                <w:bdr w:val="none" w:sz="0" w:space="0" w:color="auto" w:frame="1"/>
-              </w:rPr>
-              <w:t xml:space="preserve">31.47 </w:t>
+                <w:color w:val="1F1F1F"/>
+                <w:sz w:val="24"/>
+                <w:szCs w:val="24"/>
+                <w:bdr w:val="none" w:sz="0" w:space="0" w:color="auto" w:frame="1"/>
+              </w:rPr>
+              <w:t xml:space="preserve">9.50 </w:t>
             </w:r>
             <w:proofErr w:type="spellStart"/>
             <w:r>
               <w:rPr>
                 <w:rFonts w:eastAsia="Times New Roman" w:cstheme="minorHAnsi"/>
-                <w:b/>
-                <w:bCs/>
-                <w:color w:val="1F1F1F"/>
-                <w:sz w:val="24"/>
-                <w:szCs w:val="24"/>
-                <w:bdr w:val="none" w:sz="0" w:space="0" w:color="auto" w:frame="1"/>
-              </w:rPr>
-              <w:t>milisekundi</w:t>
+                <w:color w:val="1F1F1F"/>
+                <w:sz w:val="24"/>
+                <w:szCs w:val="24"/>
+                <w:bdr w:val="none" w:sz="0" w:space="0" w:color="auto" w:frame="1"/>
+              </w:rPr>
+              <w:t>ms</w:t>
             </w:r>
             <w:proofErr w:type="spellEnd"/>
           </w:p>
@@ -9508,21 +8604,17 @@
             <w:r>
               <w:rPr>
                 <w:rFonts w:eastAsia="Times New Roman" w:cstheme="minorHAnsi"/>
-                <w:b/>
-                <w:bCs/>
-                <w:color w:val="1F1F1F"/>
-                <w:sz w:val="24"/>
-                <w:szCs w:val="24"/>
-                <w:bdr w:val="none" w:sz="0" w:space="0" w:color="auto" w:frame="1"/>
-              </w:rPr>
-              <w:t xml:space="preserve">52.10 </w:t>
+                <w:color w:val="1F1F1F"/>
+                <w:sz w:val="24"/>
+                <w:szCs w:val="24"/>
+                <w:bdr w:val="none" w:sz="0" w:space="0" w:color="auto" w:frame="1"/>
+              </w:rPr>
+              <w:t xml:space="preserve">50.35 </w:t>
             </w:r>
             <w:proofErr w:type="spellStart"/>
             <w:r>
               <w:rPr>
                 <w:rFonts w:eastAsia="Times New Roman" w:cstheme="minorHAnsi"/>
-                <w:b/>
-                <w:bCs/>
                 <w:color w:val="1F1F1F"/>
                 <w:sz w:val="24"/>
                 <w:szCs w:val="24"/>
@@ -9534,24 +8626,12 @@
             <w:r>
               <w:rPr>
                 <w:rFonts w:eastAsia="Times New Roman" w:cstheme="minorHAnsi"/>
-                <w:b/>
-                <w:bCs/>
                 <w:color w:val="1F1F1F"/>
                 <w:sz w:val="24"/>
                 <w:szCs w:val="24"/>
                 <w:bdr w:val="none" w:sz="0" w:space="0" w:color="auto" w:frame="1"/>
               </w:rPr>
               <w:t>/s</w:t>
-            </w:r>
-            <w:r>
-              <w:rPr>
-                <w:rFonts w:eastAsia="Times New Roman" w:cstheme="minorHAnsi"/>
-                <w:color w:val="1F1F1F"/>
-                <w:sz w:val="24"/>
-                <w:szCs w:val="24"/>
-                <w:bdr w:val="none" w:sz="0" w:space="0" w:color="auto" w:frame="1"/>
-              </w:rPr>
-              <w:t xml:space="preserve"> </w:t>
             </w:r>
           </w:p>
         </w:tc>
@@ -9614,16 +8694,6 @@
               <w:t>GraphQL</w:t>
             </w:r>
             <w:proofErr w:type="spellEnd"/>
-            <w:r>
-              <w:rPr>
-                <w:rFonts w:eastAsia="Times New Roman" w:cstheme="minorHAnsi"/>
-                <w:color w:val="1F1F1F"/>
-                <w:sz w:val="24"/>
-                <w:szCs w:val="24"/>
-                <w:bdr w:val="none" w:sz="0" w:space="0" w:color="auto" w:frame="1"/>
-              </w:rPr>
-              <w:t xml:space="preserve"> </w:t>
-            </w:r>
           </w:p>
         </w:tc>
         <w:tc>
@@ -9649,20 +8719,8 @@
                 <w:szCs w:val="24"/>
                 <w:bdr w:val="none" w:sz="0" w:space="0" w:color="auto" w:frame="1"/>
               </w:rPr>
-              <w:t xml:space="preserve">~1.53 </w:t>
-            </w:r>
-            <w:proofErr w:type="spellStart"/>
-            <w:r>
-              <w:rPr>
-                <w:rFonts w:eastAsia="Times New Roman" w:cstheme="minorHAnsi"/>
-                <w:color w:val="1F1F1F"/>
-                <w:sz w:val="24"/>
-                <w:szCs w:val="24"/>
-                <w:bdr w:val="none" w:sz="0" w:space="0" w:color="auto" w:frame="1"/>
-              </w:rPr>
-              <w:t>sekunde</w:t>
-            </w:r>
-            <w:proofErr w:type="spellEnd"/>
+              <w:t>~1.59 s</w:t>
+            </w:r>
           </w:p>
         </w:tc>
         <w:tc>
@@ -9688,20 +8746,8 @@
                 <w:szCs w:val="24"/>
                 <w:bdr w:val="none" w:sz="0" w:space="0" w:color="auto" w:frame="1"/>
               </w:rPr>
-              <w:t xml:space="preserve">5.76 </w:t>
-            </w:r>
-            <w:proofErr w:type="spellStart"/>
-            <w:r>
-              <w:rPr>
-                <w:rFonts w:eastAsia="Times New Roman" w:cstheme="minorHAnsi"/>
-                <w:color w:val="1F1F1F"/>
-                <w:sz w:val="24"/>
-                <w:szCs w:val="24"/>
-                <w:bdr w:val="none" w:sz="0" w:space="0" w:color="auto" w:frame="1"/>
-              </w:rPr>
-              <w:t>sekundi</w:t>
-            </w:r>
-            <w:proofErr w:type="spellEnd"/>
+              <w:t>5.94 s</w:t>
+            </w:r>
           </w:p>
         </w:tc>
         <w:tc>
@@ -9722,21 +8768,17 @@
             <w:r>
               <w:rPr>
                 <w:rFonts w:eastAsia="Times New Roman" w:cstheme="minorHAnsi"/>
-                <w:b/>
-                <w:bCs/>
-                <w:color w:val="1F1F1F"/>
-                <w:sz w:val="24"/>
-                <w:szCs w:val="24"/>
-                <w:bdr w:val="none" w:sz="0" w:space="0" w:color="auto" w:frame="1"/>
-              </w:rPr>
-              <w:t xml:space="preserve">104.20 </w:t>
+                <w:color w:val="1F1F1F"/>
+                <w:sz w:val="24"/>
+                <w:szCs w:val="24"/>
+                <w:bdr w:val="none" w:sz="0" w:space="0" w:color="auto" w:frame="1"/>
+              </w:rPr>
+              <w:t xml:space="preserve">100.71 </w:t>
             </w:r>
             <w:proofErr w:type="spellStart"/>
             <w:r>
               <w:rPr>
                 <w:rFonts w:eastAsia="Times New Roman" w:cstheme="minorHAnsi"/>
-                <w:b/>
-                <w:bCs/>
                 <w:color w:val="1F1F1F"/>
                 <w:sz w:val="24"/>
                 <w:szCs w:val="24"/>
@@ -9748,24 +8790,12 @@
             <w:r>
               <w:rPr>
                 <w:rFonts w:eastAsia="Times New Roman" w:cstheme="minorHAnsi"/>
-                <w:b/>
-                <w:bCs/>
                 <w:color w:val="1F1F1F"/>
                 <w:sz w:val="24"/>
                 <w:szCs w:val="24"/>
                 <w:bdr w:val="none" w:sz="0" w:space="0" w:color="auto" w:frame="1"/>
               </w:rPr>
               <w:t>/s</w:t>
-            </w:r>
-            <w:r>
-              <w:rPr>
-                <w:rFonts w:eastAsia="Times New Roman" w:cstheme="minorHAnsi"/>
-                <w:color w:val="1F1F1F"/>
-                <w:sz w:val="24"/>
-                <w:szCs w:val="24"/>
-                <w:bdr w:val="none" w:sz="0" w:space="0" w:color="auto" w:frame="1"/>
-              </w:rPr>
-              <w:t xml:space="preserve"> </w:t>
             </w:r>
           </w:p>
         </w:tc>
@@ -9813,13 +8843,12 @@
       <w:pPr>
         <w:rPr>
           <w:rFonts w:cstheme="minorHAnsi"/>
-          <w:bCs/>
+          <w:noProof/>
           <w:sz w:val="24"/>
           <w:szCs w:val="24"/>
         </w:rPr>
       </w:pPr>
       <w:proofErr w:type="spellStart"/>
-      <w:proofErr w:type="gramStart"/>
       <w:r>
         <w:rPr>
           <w:rFonts w:cstheme="minorHAnsi"/>
@@ -9828,113 +8857,1652 @@
           <w:sz w:val="24"/>
           <w:szCs w:val="24"/>
         </w:rPr>
+        <w:lastRenderedPageBreak/>
         <w:t>Analiza</w:t>
       </w:r>
       <w:proofErr w:type="spellEnd"/>
       <w:r>
         <w:rPr>
           <w:rFonts w:cstheme="minorHAnsi"/>
+          <w:b/>
           <w:bCs/>
           <w:sz w:val="24"/>
           <w:szCs w:val="24"/>
         </w:rPr>
-        <w:t xml:space="preserve"> :</w:t>
-      </w:r>
+        <w:t>:</w:t>
+      </w:r>
+      <w:r>
+        <w:rPr>
+          <w:rFonts w:cstheme="minorHAnsi"/>
+          <w:sz w:val="24"/>
+          <w:szCs w:val="24"/>
+        </w:rPr>
+        <w:t xml:space="preserve"> </w:t>
+      </w:r>
+      <w:proofErr w:type="spellStart"/>
+      <w:r>
+        <w:rPr>
+          <w:rFonts w:cstheme="minorHAnsi"/>
+          <w:sz w:val="24"/>
+          <w:szCs w:val="24"/>
+        </w:rPr>
+        <w:t>Baza</w:t>
+      </w:r>
+      <w:proofErr w:type="spellEnd"/>
+      <w:r>
+        <w:rPr>
+          <w:rFonts w:cstheme="minorHAnsi"/>
+          <w:sz w:val="24"/>
+          <w:szCs w:val="24"/>
+        </w:rPr>
+        <w:t xml:space="preserve"> je </w:t>
+      </w:r>
+      <w:proofErr w:type="spellStart"/>
+      <w:r>
+        <w:rPr>
+          <w:rFonts w:cstheme="minorHAnsi"/>
+          <w:sz w:val="24"/>
+          <w:szCs w:val="24"/>
+        </w:rPr>
+        <w:t>odradila</w:t>
+      </w:r>
+      <w:proofErr w:type="spellEnd"/>
+      <w:r>
+        <w:rPr>
+          <w:rFonts w:cstheme="minorHAnsi"/>
+          <w:sz w:val="24"/>
+          <w:szCs w:val="24"/>
+        </w:rPr>
+        <w:t xml:space="preserve"> </w:t>
+      </w:r>
+      <w:proofErr w:type="spellStart"/>
+      <w:r>
+        <w:rPr>
+          <w:rFonts w:cstheme="minorHAnsi"/>
+          <w:sz w:val="24"/>
+          <w:szCs w:val="24"/>
+        </w:rPr>
+        <w:t>odličan</w:t>
+      </w:r>
+      <w:proofErr w:type="spellEnd"/>
+      <w:r>
+        <w:rPr>
+          <w:rFonts w:cstheme="minorHAnsi"/>
+          <w:sz w:val="24"/>
+          <w:szCs w:val="24"/>
+        </w:rPr>
+        <w:t xml:space="preserve"> </w:t>
+      </w:r>
+      <w:proofErr w:type="spellStart"/>
+      <w:r>
+        <w:rPr>
+          <w:rFonts w:cstheme="minorHAnsi"/>
+          <w:sz w:val="24"/>
+          <w:szCs w:val="24"/>
+        </w:rPr>
+        <w:t>posao</w:t>
+      </w:r>
+      <w:proofErr w:type="spellEnd"/>
+      <w:r>
+        <w:rPr>
+          <w:rFonts w:cstheme="minorHAnsi"/>
+          <w:sz w:val="24"/>
+          <w:szCs w:val="24"/>
+        </w:rPr>
+        <w:t xml:space="preserve"> </w:t>
+      </w:r>
+      <w:proofErr w:type="spellStart"/>
+      <w:r>
+        <w:rPr>
+          <w:rFonts w:cstheme="minorHAnsi"/>
+          <w:sz w:val="24"/>
+          <w:szCs w:val="24"/>
+        </w:rPr>
+        <w:t>zahvaljujući</w:t>
+      </w:r>
+      <w:proofErr w:type="spellEnd"/>
+      <w:r>
+        <w:rPr>
+          <w:rFonts w:cstheme="minorHAnsi"/>
+          <w:sz w:val="24"/>
+          <w:szCs w:val="24"/>
+        </w:rPr>
+        <w:t xml:space="preserve"> </w:t>
+      </w:r>
+      <w:r>
+        <w:rPr>
+          <w:rFonts w:cstheme="minorHAnsi"/>
+          <w:b/>
+          <w:bCs/>
+          <w:sz w:val="24"/>
+          <w:szCs w:val="24"/>
+        </w:rPr>
+        <w:t xml:space="preserve">BRIN </w:t>
+      </w:r>
+      <w:proofErr w:type="spellStart"/>
+      <w:r>
+        <w:rPr>
+          <w:rFonts w:cstheme="minorHAnsi"/>
+          <w:b/>
+          <w:bCs/>
+          <w:sz w:val="24"/>
+          <w:szCs w:val="24"/>
+        </w:rPr>
+        <w:t>indeksu</w:t>
+      </w:r>
+      <w:proofErr w:type="spellEnd"/>
+      <w:r>
+        <w:rPr>
+          <w:rFonts w:cstheme="minorHAnsi"/>
+          <w:sz w:val="24"/>
+          <w:szCs w:val="24"/>
+        </w:rPr>
+        <w:t xml:space="preserve"> </w:t>
+      </w:r>
+      <w:proofErr w:type="spellStart"/>
+      <w:proofErr w:type="gramStart"/>
+      <w:r>
+        <w:rPr>
+          <w:rFonts w:cstheme="minorHAnsi"/>
+          <w:sz w:val="24"/>
+          <w:szCs w:val="24"/>
+        </w:rPr>
+        <w:t>nad</w:t>
+      </w:r>
+      <w:proofErr w:type="spellEnd"/>
       <w:proofErr w:type="gramEnd"/>
       <w:r>
         <w:rPr>
           <w:rFonts w:cstheme="minorHAnsi"/>
+          <w:sz w:val="24"/>
+          <w:szCs w:val="24"/>
+        </w:rPr>
+        <w:t xml:space="preserve"> </w:t>
+      </w:r>
+      <w:proofErr w:type="spellStart"/>
+      <w:r>
+        <w:rPr>
+          <w:rFonts w:cstheme="minorHAnsi"/>
+          <w:sz w:val="24"/>
+          <w:szCs w:val="24"/>
+        </w:rPr>
+        <w:t>vremenskom</w:t>
+      </w:r>
+      <w:proofErr w:type="spellEnd"/>
+      <w:r>
+        <w:rPr>
+          <w:rFonts w:cstheme="minorHAnsi"/>
+          <w:sz w:val="24"/>
+          <w:szCs w:val="24"/>
+        </w:rPr>
+        <w:t xml:space="preserve"> </w:t>
+      </w:r>
+      <w:proofErr w:type="spellStart"/>
+      <w:r>
+        <w:rPr>
+          <w:rFonts w:cstheme="minorHAnsi"/>
+          <w:sz w:val="24"/>
+          <w:szCs w:val="24"/>
+        </w:rPr>
+        <w:t>oznakom</w:t>
+      </w:r>
+      <w:proofErr w:type="spellEnd"/>
+      <w:r>
+        <w:rPr>
+          <w:rFonts w:cstheme="minorHAnsi"/>
+          <w:sz w:val="24"/>
+          <w:szCs w:val="24"/>
+        </w:rPr>
+        <w:t xml:space="preserve"> (timestamp). </w:t>
+      </w:r>
+      <w:proofErr w:type="spellStart"/>
+      <w:proofErr w:type="gramStart"/>
+      <w:r>
+        <w:rPr>
+          <w:rFonts w:cstheme="minorHAnsi"/>
+          <w:sz w:val="24"/>
+          <w:szCs w:val="24"/>
+        </w:rPr>
+        <w:t>PostgreSQL</w:t>
+      </w:r>
+      <w:proofErr w:type="spellEnd"/>
+      <w:r>
+        <w:rPr>
+          <w:rFonts w:cstheme="minorHAnsi"/>
+          <w:sz w:val="24"/>
+          <w:szCs w:val="24"/>
+        </w:rPr>
+        <w:t xml:space="preserve"> </w:t>
+      </w:r>
+      <w:proofErr w:type="spellStart"/>
+      <w:r>
+        <w:rPr>
+          <w:rFonts w:cstheme="minorHAnsi"/>
+          <w:sz w:val="24"/>
+          <w:szCs w:val="24"/>
+        </w:rPr>
+        <w:t>nije</w:t>
+      </w:r>
+      <w:proofErr w:type="spellEnd"/>
+      <w:r>
+        <w:rPr>
+          <w:rFonts w:cstheme="minorHAnsi"/>
+          <w:sz w:val="24"/>
+          <w:szCs w:val="24"/>
+        </w:rPr>
+        <w:t xml:space="preserve"> </w:t>
+      </w:r>
+      <w:proofErr w:type="spellStart"/>
+      <w:r>
+        <w:rPr>
+          <w:rFonts w:cstheme="minorHAnsi"/>
+          <w:sz w:val="24"/>
+          <w:szCs w:val="24"/>
+        </w:rPr>
+        <w:t>morao</w:t>
+      </w:r>
+      <w:proofErr w:type="spellEnd"/>
+      <w:r>
+        <w:rPr>
+          <w:rFonts w:cstheme="minorHAnsi"/>
+          <w:sz w:val="24"/>
+          <w:szCs w:val="24"/>
+        </w:rPr>
+        <w:t xml:space="preserve"> da </w:t>
+      </w:r>
+      <w:proofErr w:type="spellStart"/>
+      <w:r>
+        <w:rPr>
+          <w:rFonts w:cstheme="minorHAnsi"/>
+          <w:sz w:val="24"/>
+          <w:szCs w:val="24"/>
+        </w:rPr>
+        <w:t>skenira</w:t>
+      </w:r>
+      <w:proofErr w:type="spellEnd"/>
+      <w:r>
+        <w:rPr>
+          <w:rFonts w:cstheme="minorHAnsi"/>
+          <w:sz w:val="24"/>
+          <w:szCs w:val="24"/>
+        </w:rPr>
+        <w:t xml:space="preserve"> </w:t>
+      </w:r>
+      <w:proofErr w:type="spellStart"/>
+      <w:r>
+        <w:rPr>
+          <w:rFonts w:cstheme="minorHAnsi"/>
+          <w:sz w:val="24"/>
+          <w:szCs w:val="24"/>
+        </w:rPr>
+        <w:t>milione</w:t>
+      </w:r>
+      <w:proofErr w:type="spellEnd"/>
+      <w:r>
+        <w:rPr>
+          <w:rFonts w:cstheme="minorHAnsi"/>
+          <w:sz w:val="24"/>
+          <w:szCs w:val="24"/>
+        </w:rPr>
+        <w:t xml:space="preserve"> </w:t>
+      </w:r>
+      <w:proofErr w:type="spellStart"/>
+      <w:r>
+        <w:rPr>
+          <w:rFonts w:cstheme="minorHAnsi"/>
+          <w:sz w:val="24"/>
+          <w:szCs w:val="24"/>
+        </w:rPr>
+        <w:t>redova</w:t>
+      </w:r>
+      <w:proofErr w:type="spellEnd"/>
+      <w:r>
+        <w:rPr>
+          <w:rFonts w:cstheme="minorHAnsi"/>
+          <w:sz w:val="24"/>
+          <w:szCs w:val="24"/>
+        </w:rPr>
+        <w:t xml:space="preserve">, </w:t>
+      </w:r>
+      <w:proofErr w:type="spellStart"/>
+      <w:r>
+        <w:rPr>
+          <w:rFonts w:cstheme="minorHAnsi"/>
+          <w:sz w:val="24"/>
+          <w:szCs w:val="24"/>
+        </w:rPr>
+        <w:t>već</w:t>
+      </w:r>
+      <w:proofErr w:type="spellEnd"/>
+      <w:r>
+        <w:rPr>
+          <w:rFonts w:cstheme="minorHAnsi"/>
+          <w:sz w:val="24"/>
+          <w:szCs w:val="24"/>
+        </w:rPr>
+        <w:t xml:space="preserve"> je </w:t>
+      </w:r>
+      <w:proofErr w:type="spellStart"/>
+      <w:r>
+        <w:rPr>
+          <w:rFonts w:cstheme="minorHAnsi"/>
+          <w:sz w:val="24"/>
+          <w:szCs w:val="24"/>
+        </w:rPr>
+        <w:t>efikasno</w:t>
+      </w:r>
+      <w:proofErr w:type="spellEnd"/>
+      <w:r>
+        <w:rPr>
+          <w:rFonts w:cstheme="minorHAnsi"/>
+          <w:sz w:val="24"/>
+          <w:szCs w:val="24"/>
+        </w:rPr>
+        <w:t xml:space="preserve"> </w:t>
+      </w:r>
+      <w:proofErr w:type="spellStart"/>
+      <w:r>
+        <w:rPr>
+          <w:rFonts w:cstheme="minorHAnsi"/>
+          <w:sz w:val="24"/>
+          <w:szCs w:val="24"/>
+        </w:rPr>
+        <w:t>ciljao</w:t>
+      </w:r>
+      <w:proofErr w:type="spellEnd"/>
+      <w:r>
+        <w:rPr>
+          <w:rFonts w:cstheme="minorHAnsi"/>
+          <w:sz w:val="24"/>
+          <w:szCs w:val="24"/>
+        </w:rPr>
+        <w:t xml:space="preserve"> </w:t>
+      </w:r>
+      <w:proofErr w:type="spellStart"/>
+      <w:r>
+        <w:rPr>
+          <w:rFonts w:cstheme="minorHAnsi"/>
+          <w:sz w:val="24"/>
+          <w:szCs w:val="24"/>
+        </w:rPr>
+        <w:t>blokove</w:t>
+      </w:r>
+      <w:proofErr w:type="spellEnd"/>
+      <w:r>
+        <w:rPr>
+          <w:rFonts w:cstheme="minorHAnsi"/>
+          <w:sz w:val="24"/>
+          <w:szCs w:val="24"/>
+        </w:rPr>
+        <w:t xml:space="preserve"> </w:t>
+      </w:r>
+      <w:proofErr w:type="spellStart"/>
+      <w:r>
+        <w:rPr>
+          <w:rFonts w:cstheme="minorHAnsi"/>
+          <w:sz w:val="24"/>
+          <w:szCs w:val="24"/>
+        </w:rPr>
+        <w:t>podataka</w:t>
+      </w:r>
+      <w:proofErr w:type="spellEnd"/>
+      <w:r>
+        <w:rPr>
+          <w:rFonts w:cstheme="minorHAnsi"/>
+          <w:sz w:val="24"/>
+          <w:szCs w:val="24"/>
+        </w:rPr>
+        <w:t xml:space="preserve"> </w:t>
+      </w:r>
+      <w:proofErr w:type="spellStart"/>
+      <w:r>
+        <w:rPr>
+          <w:rFonts w:cstheme="minorHAnsi"/>
+          <w:sz w:val="24"/>
+          <w:szCs w:val="24"/>
+        </w:rPr>
+        <w:t>za</w:t>
+      </w:r>
+      <w:proofErr w:type="spellEnd"/>
+      <w:r>
+        <w:rPr>
+          <w:rFonts w:cstheme="minorHAnsi"/>
+          <w:sz w:val="24"/>
+          <w:szCs w:val="24"/>
+        </w:rPr>
+        <w:t xml:space="preserve"> </w:t>
+      </w:r>
+      <w:proofErr w:type="spellStart"/>
+      <w:r>
+        <w:rPr>
+          <w:rFonts w:cstheme="minorHAnsi"/>
+          <w:sz w:val="24"/>
+          <w:szCs w:val="24"/>
+        </w:rPr>
+        <w:t>traženi</w:t>
+      </w:r>
+      <w:proofErr w:type="spellEnd"/>
+      <w:r>
+        <w:rPr>
+          <w:rFonts w:cstheme="minorHAnsi"/>
+          <w:sz w:val="24"/>
+          <w:szCs w:val="24"/>
+        </w:rPr>
+        <w:t xml:space="preserve"> period.</w:t>
+      </w:r>
+      <w:proofErr w:type="gramEnd"/>
+      <w:r>
+        <w:rPr>
+          <w:rFonts w:cstheme="minorHAnsi"/>
+          <w:sz w:val="24"/>
+          <w:szCs w:val="24"/>
+        </w:rPr>
+        <w:t xml:space="preserve"> </w:t>
+      </w:r>
+      <w:proofErr w:type="spellStart"/>
+      <w:proofErr w:type="gramStart"/>
+      <w:r>
+        <w:rPr>
+          <w:rFonts w:cstheme="minorHAnsi"/>
+          <w:b/>
           <w:bCs/>
           <w:sz w:val="24"/>
           <w:szCs w:val="24"/>
         </w:rPr>
-        <w:t xml:space="preserve"> </w:t>
-      </w:r>
-      <w:proofErr w:type="spellStart"/>
-      <w:r>
-        <w:rPr>
-          <w:rFonts w:cstheme="minorHAnsi"/>
+        <w:t>gRPC</w:t>
+      </w:r>
+      <w:proofErr w:type="spellEnd"/>
+      <w:proofErr w:type="gramEnd"/>
+      <w:r>
+        <w:rPr>
+          <w:rFonts w:cstheme="minorHAnsi"/>
+          <w:sz w:val="24"/>
+          <w:szCs w:val="24"/>
+        </w:rPr>
+        <w:t xml:space="preserve"> je </w:t>
+      </w:r>
+      <w:proofErr w:type="spellStart"/>
+      <w:r>
+        <w:rPr>
+          <w:rFonts w:cstheme="minorHAnsi"/>
+          <w:sz w:val="24"/>
+          <w:szCs w:val="24"/>
+        </w:rPr>
+        <w:t>ponovo</w:t>
+      </w:r>
+      <w:proofErr w:type="spellEnd"/>
+      <w:r>
+        <w:rPr>
+          <w:rFonts w:cstheme="minorHAnsi"/>
+          <w:sz w:val="24"/>
+          <w:szCs w:val="24"/>
+        </w:rPr>
+        <w:t xml:space="preserve"> </w:t>
+      </w:r>
+      <w:proofErr w:type="spellStart"/>
+      <w:r>
+        <w:rPr>
+          <w:rFonts w:cstheme="minorHAnsi"/>
+          <w:sz w:val="24"/>
+          <w:szCs w:val="24"/>
+        </w:rPr>
+        <w:t>pokazao</w:t>
+      </w:r>
+      <w:proofErr w:type="spellEnd"/>
+      <w:r>
+        <w:rPr>
+          <w:rFonts w:cstheme="minorHAnsi"/>
+          <w:sz w:val="24"/>
+          <w:szCs w:val="24"/>
+        </w:rPr>
+        <w:t xml:space="preserve"> </w:t>
+      </w:r>
+      <w:proofErr w:type="spellStart"/>
+      <w:r>
+        <w:rPr>
+          <w:rFonts w:cstheme="minorHAnsi"/>
+          <w:sz w:val="24"/>
+          <w:szCs w:val="24"/>
+        </w:rPr>
+        <w:t>superiornost</w:t>
+      </w:r>
+      <w:proofErr w:type="spellEnd"/>
+      <w:r>
+        <w:rPr>
+          <w:rFonts w:cstheme="minorHAnsi"/>
+          <w:sz w:val="24"/>
+          <w:szCs w:val="24"/>
+        </w:rPr>
+        <w:t xml:space="preserve">, </w:t>
+      </w:r>
+      <w:proofErr w:type="spellStart"/>
+      <w:r>
+        <w:rPr>
+          <w:rFonts w:cstheme="minorHAnsi"/>
+          <w:sz w:val="24"/>
+          <w:szCs w:val="24"/>
+        </w:rPr>
+        <w:t>obrađujući</w:t>
+      </w:r>
+      <w:proofErr w:type="spellEnd"/>
+      <w:r>
+        <w:rPr>
+          <w:rFonts w:cstheme="minorHAnsi"/>
+          <w:sz w:val="24"/>
+          <w:szCs w:val="24"/>
+        </w:rPr>
+        <w:t xml:space="preserve"> </w:t>
+      </w:r>
+      <w:proofErr w:type="spellStart"/>
+      <w:r>
+        <w:rPr>
+          <w:rFonts w:cstheme="minorHAnsi"/>
+          <w:sz w:val="24"/>
+          <w:szCs w:val="24"/>
+        </w:rPr>
+        <w:t>sve</w:t>
+      </w:r>
+      <w:proofErr w:type="spellEnd"/>
+      <w:r>
+        <w:rPr>
+          <w:rFonts w:cstheme="minorHAnsi"/>
+          <w:sz w:val="24"/>
+          <w:szCs w:val="24"/>
+        </w:rPr>
+        <w:t xml:space="preserve"> </w:t>
+      </w:r>
+      <w:proofErr w:type="spellStart"/>
+      <w:r>
+        <w:rPr>
+          <w:rFonts w:cstheme="minorHAnsi"/>
+          <w:sz w:val="24"/>
+          <w:szCs w:val="24"/>
+        </w:rPr>
+        <w:t>zahteve</w:t>
+      </w:r>
+      <w:proofErr w:type="spellEnd"/>
+      <w:r>
+        <w:rPr>
+          <w:rFonts w:cstheme="minorHAnsi"/>
+          <w:sz w:val="24"/>
+          <w:szCs w:val="24"/>
+        </w:rPr>
+        <w:t xml:space="preserve"> </w:t>
+      </w:r>
+      <w:proofErr w:type="spellStart"/>
+      <w:r>
+        <w:rPr>
+          <w:rFonts w:cstheme="minorHAnsi"/>
+          <w:sz w:val="24"/>
+          <w:szCs w:val="24"/>
+        </w:rPr>
+        <w:t>sa</w:t>
+      </w:r>
+      <w:proofErr w:type="spellEnd"/>
+      <w:r>
+        <w:rPr>
+          <w:rFonts w:cstheme="minorHAnsi"/>
+          <w:sz w:val="24"/>
+          <w:szCs w:val="24"/>
+        </w:rPr>
+        <w:t xml:space="preserve"> </w:t>
+      </w:r>
+      <w:proofErr w:type="spellStart"/>
+      <w:r>
+        <w:rPr>
+          <w:rFonts w:cstheme="minorHAnsi"/>
+          <w:sz w:val="24"/>
+          <w:szCs w:val="24"/>
+        </w:rPr>
+        <w:t>prosečnom</w:t>
+      </w:r>
+      <w:proofErr w:type="spellEnd"/>
+      <w:r>
+        <w:rPr>
+          <w:rFonts w:cstheme="minorHAnsi"/>
+          <w:sz w:val="24"/>
+          <w:szCs w:val="24"/>
+        </w:rPr>
+        <w:t xml:space="preserve"> </w:t>
+      </w:r>
+      <w:proofErr w:type="spellStart"/>
+      <w:r>
+        <w:rPr>
+          <w:rFonts w:cstheme="minorHAnsi"/>
+          <w:sz w:val="24"/>
+          <w:szCs w:val="24"/>
+        </w:rPr>
+        <w:t>latencijom</w:t>
+      </w:r>
+      <w:proofErr w:type="spellEnd"/>
+      <w:r>
+        <w:rPr>
+          <w:rFonts w:cstheme="minorHAnsi"/>
+          <w:sz w:val="24"/>
+          <w:szCs w:val="24"/>
+        </w:rPr>
+        <w:t xml:space="preserve"> </w:t>
+      </w:r>
+      <w:proofErr w:type="spellStart"/>
+      <w:r>
+        <w:rPr>
+          <w:rFonts w:cstheme="minorHAnsi"/>
+          <w:sz w:val="24"/>
+          <w:szCs w:val="24"/>
+        </w:rPr>
+        <w:t>od</w:t>
+      </w:r>
+      <w:proofErr w:type="spellEnd"/>
+      <w:r>
+        <w:rPr>
+          <w:rFonts w:cstheme="minorHAnsi"/>
+          <w:sz w:val="24"/>
+          <w:szCs w:val="24"/>
+        </w:rPr>
+        <w:t xml:space="preserve"> </w:t>
+      </w:r>
+      <w:proofErr w:type="spellStart"/>
+      <w:r>
+        <w:rPr>
+          <w:rFonts w:cstheme="minorHAnsi"/>
+          <w:sz w:val="24"/>
+          <w:szCs w:val="24"/>
+        </w:rPr>
+        <w:t>samo</w:t>
+      </w:r>
+      <w:proofErr w:type="spellEnd"/>
+      <w:r>
+        <w:rPr>
+          <w:rFonts w:cstheme="minorHAnsi"/>
+          <w:sz w:val="24"/>
+          <w:szCs w:val="24"/>
+        </w:rPr>
+        <w:t xml:space="preserve"> </w:t>
+      </w:r>
+      <w:r>
+        <w:rPr>
+          <w:rFonts w:cstheme="minorHAnsi"/>
+          <w:b/>
           <w:bCs/>
           <w:sz w:val="24"/>
           <w:szCs w:val="24"/>
         </w:rPr>
-        <w:t>Baza</w:t>
-      </w:r>
-      <w:proofErr w:type="spellEnd"/>
-      <w:r>
-        <w:rPr>
-          <w:rFonts w:cstheme="minorHAnsi"/>
+        <w:t xml:space="preserve">4.44 </w:t>
+      </w:r>
+      <w:proofErr w:type="spellStart"/>
+      <w:r>
+        <w:rPr>
+          <w:rFonts w:cstheme="minorHAnsi"/>
+          <w:b/>
           <w:bCs/>
           <w:sz w:val="24"/>
           <w:szCs w:val="24"/>
         </w:rPr>
+        <w:t>ms</w:t>
+      </w:r>
+      <w:proofErr w:type="spellEnd"/>
+      <w:r>
+        <w:rPr>
+          <w:rFonts w:cstheme="minorHAnsi"/>
+          <w:sz w:val="24"/>
+          <w:szCs w:val="24"/>
+        </w:rPr>
+        <w:t xml:space="preserve"> i p95 </w:t>
+      </w:r>
+      <w:proofErr w:type="spellStart"/>
+      <w:r>
+        <w:rPr>
+          <w:rFonts w:cstheme="minorHAnsi"/>
+          <w:sz w:val="24"/>
+          <w:szCs w:val="24"/>
+        </w:rPr>
+        <w:t>vrednošću</w:t>
+      </w:r>
+      <w:proofErr w:type="spellEnd"/>
+      <w:r>
+        <w:rPr>
+          <w:rFonts w:cstheme="minorHAnsi"/>
+          <w:sz w:val="24"/>
+          <w:szCs w:val="24"/>
+        </w:rPr>
+        <w:t xml:space="preserve"> od </w:t>
+      </w:r>
+      <w:r>
+        <w:rPr>
+          <w:rFonts w:cstheme="minorHAnsi"/>
+          <w:b/>
+          <w:bCs/>
+          <w:sz w:val="24"/>
+          <w:szCs w:val="24"/>
+        </w:rPr>
+        <w:t xml:space="preserve">9.50 </w:t>
+      </w:r>
+      <w:proofErr w:type="spellStart"/>
+      <w:r>
+        <w:rPr>
+          <w:rFonts w:cstheme="minorHAnsi"/>
+          <w:b/>
+          <w:bCs/>
+          <w:sz w:val="24"/>
+          <w:szCs w:val="24"/>
+        </w:rPr>
+        <w:t>ms</w:t>
+      </w:r>
+      <w:r>
+        <w:rPr>
+          <w:rFonts w:cstheme="minorHAnsi"/>
+          <w:sz w:val="24"/>
+          <w:szCs w:val="24"/>
+        </w:rPr>
+        <w:t>.</w:t>
+      </w:r>
+      <w:proofErr w:type="spellEnd"/>
+      <w:r>
+        <w:rPr>
+          <w:rFonts w:cstheme="minorHAnsi"/>
+          <w:sz w:val="24"/>
+          <w:szCs w:val="24"/>
+        </w:rPr>
+        <w:t xml:space="preserve"> </w:t>
+      </w:r>
+      <w:proofErr w:type="spellStart"/>
+      <w:r>
+        <w:rPr>
+          <w:rFonts w:cstheme="minorHAnsi"/>
+          <w:sz w:val="24"/>
+          <w:szCs w:val="24"/>
+        </w:rPr>
+        <w:t>Ovako</w:t>
+      </w:r>
+      <w:proofErr w:type="spellEnd"/>
+      <w:r>
+        <w:rPr>
+          <w:rFonts w:cstheme="minorHAnsi"/>
+          <w:sz w:val="24"/>
+          <w:szCs w:val="24"/>
+        </w:rPr>
+        <w:t xml:space="preserve"> </w:t>
+      </w:r>
+      <w:proofErr w:type="spellStart"/>
+      <w:r>
+        <w:rPr>
+          <w:rFonts w:cstheme="minorHAnsi"/>
+          <w:sz w:val="24"/>
+          <w:szCs w:val="24"/>
+        </w:rPr>
+        <w:t>nisko</w:t>
+      </w:r>
+      <w:proofErr w:type="spellEnd"/>
+      <w:r>
+        <w:rPr>
+          <w:rFonts w:cstheme="minorHAnsi"/>
+          <w:sz w:val="24"/>
+          <w:szCs w:val="24"/>
+        </w:rPr>
+        <w:t xml:space="preserve"> </w:t>
+      </w:r>
+      <w:proofErr w:type="spellStart"/>
+      <w:r>
+        <w:rPr>
+          <w:rFonts w:cstheme="minorHAnsi"/>
+          <w:sz w:val="24"/>
+          <w:szCs w:val="24"/>
+        </w:rPr>
+        <w:t>vreme</w:t>
+      </w:r>
+      <w:proofErr w:type="spellEnd"/>
+      <w:r>
+        <w:rPr>
+          <w:rFonts w:cstheme="minorHAnsi"/>
+          <w:sz w:val="24"/>
+          <w:szCs w:val="24"/>
+        </w:rPr>
+        <w:t xml:space="preserve"> </w:t>
+      </w:r>
+      <w:proofErr w:type="spellStart"/>
+      <w:r>
+        <w:rPr>
+          <w:rFonts w:cstheme="minorHAnsi"/>
+          <w:sz w:val="24"/>
+          <w:szCs w:val="24"/>
+        </w:rPr>
+        <w:t>odziva</w:t>
+      </w:r>
+      <w:proofErr w:type="spellEnd"/>
+      <w:r>
+        <w:rPr>
+          <w:rFonts w:cstheme="minorHAnsi"/>
+          <w:sz w:val="24"/>
+          <w:szCs w:val="24"/>
+        </w:rPr>
+        <w:t xml:space="preserve"> </w:t>
+      </w:r>
+      <w:proofErr w:type="spellStart"/>
+      <w:r>
+        <w:rPr>
+          <w:rFonts w:cstheme="minorHAnsi"/>
+          <w:sz w:val="24"/>
+          <w:szCs w:val="24"/>
+        </w:rPr>
+        <w:t>rezultat</w:t>
+      </w:r>
+      <w:proofErr w:type="spellEnd"/>
+      <w:r>
+        <w:rPr>
+          <w:rFonts w:cstheme="minorHAnsi"/>
+          <w:sz w:val="24"/>
+          <w:szCs w:val="24"/>
+        </w:rPr>
         <w:t xml:space="preserve"> je </w:t>
       </w:r>
       <w:proofErr w:type="spellStart"/>
       <w:r>
         <w:rPr>
           <w:rFonts w:cstheme="minorHAnsi"/>
+          <w:sz w:val="24"/>
+          <w:szCs w:val="24"/>
+        </w:rPr>
+        <w:t>pakovanja</w:t>
+      </w:r>
+      <w:proofErr w:type="spellEnd"/>
+      <w:r>
+        <w:rPr>
+          <w:rFonts w:cstheme="minorHAnsi"/>
+          <w:sz w:val="24"/>
+          <w:szCs w:val="24"/>
+        </w:rPr>
+        <w:t xml:space="preserve"> </w:t>
+      </w:r>
+      <w:proofErr w:type="spellStart"/>
+      <w:r>
+        <w:rPr>
+          <w:rFonts w:cstheme="minorHAnsi"/>
+          <w:sz w:val="24"/>
+          <w:szCs w:val="24"/>
+        </w:rPr>
+        <w:t>podataka</w:t>
+      </w:r>
+      <w:proofErr w:type="spellEnd"/>
+      <w:r>
+        <w:rPr>
+          <w:rFonts w:cstheme="minorHAnsi"/>
+          <w:sz w:val="24"/>
+          <w:szCs w:val="24"/>
+        </w:rPr>
+        <w:t xml:space="preserve"> u </w:t>
+      </w:r>
+      <w:proofErr w:type="spellStart"/>
+      <w:r>
+        <w:rPr>
+          <w:rFonts w:cstheme="minorHAnsi"/>
+          <w:sz w:val="24"/>
+          <w:szCs w:val="24"/>
+        </w:rPr>
+        <w:t>strogo</w:t>
+      </w:r>
+      <w:proofErr w:type="spellEnd"/>
+      <w:r>
+        <w:rPr>
+          <w:rFonts w:cstheme="minorHAnsi"/>
+          <w:sz w:val="24"/>
+          <w:szCs w:val="24"/>
+        </w:rPr>
+        <w:t xml:space="preserve"> </w:t>
+      </w:r>
+      <w:proofErr w:type="spellStart"/>
+      <w:r>
+        <w:rPr>
+          <w:rFonts w:cstheme="minorHAnsi"/>
+          <w:sz w:val="24"/>
+          <w:szCs w:val="24"/>
+        </w:rPr>
+        <w:t>tipiziranu</w:t>
+      </w:r>
+      <w:proofErr w:type="spellEnd"/>
+      <w:r>
+        <w:rPr>
+          <w:rFonts w:cstheme="minorHAnsi"/>
+          <w:sz w:val="24"/>
+          <w:szCs w:val="24"/>
+        </w:rPr>
+        <w:t xml:space="preserve"> </w:t>
+      </w:r>
+      <w:proofErr w:type="spellStart"/>
+      <w:r>
+        <w:rPr>
+          <w:rFonts w:cstheme="minorHAnsi"/>
+          <w:sz w:val="24"/>
+          <w:szCs w:val="24"/>
+        </w:rPr>
+        <w:t>binarnu</w:t>
+      </w:r>
+      <w:proofErr w:type="spellEnd"/>
+      <w:r>
+        <w:rPr>
+          <w:rFonts w:cstheme="minorHAnsi"/>
+          <w:sz w:val="24"/>
+          <w:szCs w:val="24"/>
+        </w:rPr>
+        <w:t xml:space="preserve"> </w:t>
+      </w:r>
+      <w:proofErr w:type="spellStart"/>
+      <w:r>
+        <w:rPr>
+          <w:rFonts w:cstheme="minorHAnsi"/>
+          <w:sz w:val="24"/>
+          <w:szCs w:val="24"/>
+        </w:rPr>
+        <w:t>poruku</w:t>
+      </w:r>
+      <w:proofErr w:type="spellEnd"/>
+      <w:r>
+        <w:rPr>
+          <w:rFonts w:cstheme="minorHAnsi"/>
+          <w:sz w:val="24"/>
+          <w:szCs w:val="24"/>
+        </w:rPr>
+        <w:t xml:space="preserve">, </w:t>
+      </w:r>
+      <w:proofErr w:type="spellStart"/>
+      <w:r>
+        <w:rPr>
+          <w:rFonts w:cstheme="minorHAnsi"/>
+          <w:sz w:val="24"/>
+          <w:szCs w:val="24"/>
+        </w:rPr>
+        <w:t>čime</w:t>
+      </w:r>
+      <w:proofErr w:type="spellEnd"/>
+      <w:r>
+        <w:rPr>
+          <w:rFonts w:cstheme="minorHAnsi"/>
+          <w:sz w:val="24"/>
+          <w:szCs w:val="24"/>
+        </w:rPr>
+        <w:t xml:space="preserve"> se </w:t>
+      </w:r>
+      <w:proofErr w:type="spellStart"/>
+      <w:r>
+        <w:rPr>
+          <w:rFonts w:cstheme="minorHAnsi"/>
+          <w:sz w:val="24"/>
+          <w:szCs w:val="24"/>
+        </w:rPr>
+        <w:t>eliminiše</w:t>
+      </w:r>
+      <w:proofErr w:type="spellEnd"/>
+      <w:r>
+        <w:rPr>
+          <w:rFonts w:cstheme="minorHAnsi"/>
+          <w:sz w:val="24"/>
+          <w:szCs w:val="24"/>
+        </w:rPr>
+        <w:t xml:space="preserve"> </w:t>
+      </w:r>
+      <w:proofErr w:type="spellStart"/>
+      <w:r>
+        <w:rPr>
+          <w:rFonts w:cstheme="minorHAnsi"/>
+          <w:sz w:val="24"/>
+          <w:szCs w:val="24"/>
+        </w:rPr>
+        <w:t>potreba</w:t>
+      </w:r>
+      <w:proofErr w:type="spellEnd"/>
+      <w:r>
+        <w:rPr>
+          <w:rFonts w:cstheme="minorHAnsi"/>
+          <w:sz w:val="24"/>
+          <w:szCs w:val="24"/>
+        </w:rPr>
+        <w:t xml:space="preserve"> </w:t>
+      </w:r>
+      <w:proofErr w:type="spellStart"/>
+      <w:r>
+        <w:rPr>
+          <w:rFonts w:cstheme="minorHAnsi"/>
+          <w:sz w:val="24"/>
+          <w:szCs w:val="24"/>
+        </w:rPr>
+        <w:t>za</w:t>
+      </w:r>
+      <w:proofErr w:type="spellEnd"/>
+      <w:r>
+        <w:rPr>
+          <w:rFonts w:cstheme="minorHAnsi"/>
+          <w:sz w:val="24"/>
+          <w:szCs w:val="24"/>
+        </w:rPr>
+        <w:t xml:space="preserve"> </w:t>
+      </w:r>
+      <w:proofErr w:type="spellStart"/>
+      <w:r>
+        <w:rPr>
+          <w:rFonts w:cstheme="minorHAnsi"/>
+          <w:sz w:val="24"/>
+          <w:szCs w:val="24"/>
+        </w:rPr>
+        <w:t>skupim</w:t>
+      </w:r>
+      <w:proofErr w:type="spellEnd"/>
+      <w:r>
+        <w:rPr>
+          <w:rFonts w:cstheme="minorHAnsi"/>
+          <w:sz w:val="24"/>
+          <w:szCs w:val="24"/>
+        </w:rPr>
+        <w:t xml:space="preserve"> </w:t>
+      </w:r>
+      <w:proofErr w:type="spellStart"/>
+      <w:r>
+        <w:rPr>
+          <w:rFonts w:cstheme="minorHAnsi"/>
+          <w:sz w:val="24"/>
+          <w:szCs w:val="24"/>
+        </w:rPr>
+        <w:t>tekstualnim</w:t>
+      </w:r>
+      <w:proofErr w:type="spellEnd"/>
+      <w:r>
+        <w:rPr>
+          <w:rFonts w:cstheme="minorHAnsi"/>
+          <w:sz w:val="24"/>
+          <w:szCs w:val="24"/>
+        </w:rPr>
+        <w:t xml:space="preserve"> </w:t>
+      </w:r>
+      <w:proofErr w:type="spellStart"/>
+      <w:r>
+        <w:rPr>
+          <w:rFonts w:cstheme="minorHAnsi"/>
+          <w:sz w:val="24"/>
+          <w:szCs w:val="24"/>
+        </w:rPr>
+        <w:t>mapiranjem</w:t>
+      </w:r>
+      <w:proofErr w:type="spellEnd"/>
+      <w:r>
+        <w:rPr>
+          <w:rFonts w:cstheme="minorHAnsi"/>
+          <w:sz w:val="24"/>
+          <w:szCs w:val="24"/>
+        </w:rPr>
+        <w:t xml:space="preserve">. </w:t>
+      </w:r>
+      <w:r>
+        <w:rPr>
+          <w:rFonts w:cstheme="minorHAnsi"/>
+          <w:b/>
           <w:bCs/>
           <w:sz w:val="24"/>
           <w:szCs w:val="24"/>
         </w:rPr>
-        <w:t>odradila</w:t>
-      </w:r>
-      <w:proofErr w:type="spellEnd"/>
-      <w:r>
-        <w:rPr>
-          <w:rFonts w:cstheme="minorHAnsi"/>
+        <w:t xml:space="preserve">REST i </w:t>
+      </w:r>
+      <w:proofErr w:type="spellStart"/>
+      <w:r>
+        <w:rPr>
+          <w:rFonts w:cstheme="minorHAnsi"/>
+          <w:b/>
           <w:bCs/>
           <w:sz w:val="24"/>
           <w:szCs w:val="24"/>
         </w:rPr>
-        <w:t xml:space="preserve"> </w:t>
-      </w:r>
-      <w:proofErr w:type="spellStart"/>
-      <w:r>
-        <w:rPr>
-          <w:rFonts w:cstheme="minorHAnsi"/>
+        <w:t>GraphQL</w:t>
+      </w:r>
+      <w:proofErr w:type="spellEnd"/>
+      <w:r>
+        <w:rPr>
+          <w:rFonts w:cstheme="minorHAnsi"/>
+          <w:sz w:val="24"/>
+          <w:szCs w:val="24"/>
+        </w:rPr>
+        <w:t xml:space="preserve"> </w:t>
+      </w:r>
+      <w:proofErr w:type="spellStart"/>
+      <w:r>
+        <w:rPr>
+          <w:rFonts w:cstheme="minorHAnsi"/>
+          <w:sz w:val="24"/>
+          <w:szCs w:val="24"/>
+        </w:rPr>
+        <w:t>servisi</w:t>
+      </w:r>
+      <w:proofErr w:type="spellEnd"/>
+      <w:r>
+        <w:rPr>
+          <w:rFonts w:cstheme="minorHAnsi"/>
+          <w:sz w:val="24"/>
+          <w:szCs w:val="24"/>
+        </w:rPr>
+        <w:t xml:space="preserve"> </w:t>
+      </w:r>
+      <w:proofErr w:type="spellStart"/>
+      <w:r>
+        <w:rPr>
+          <w:rFonts w:cstheme="minorHAnsi"/>
+          <w:sz w:val="24"/>
+          <w:szCs w:val="24"/>
+        </w:rPr>
+        <w:t>su</w:t>
+      </w:r>
+      <w:proofErr w:type="spellEnd"/>
+      <w:r>
+        <w:rPr>
+          <w:rFonts w:cstheme="minorHAnsi"/>
+          <w:sz w:val="24"/>
+          <w:szCs w:val="24"/>
+        </w:rPr>
+        <w:t xml:space="preserve"> </w:t>
+      </w:r>
+      <w:proofErr w:type="spellStart"/>
+      <w:r>
+        <w:rPr>
+          <w:rFonts w:cstheme="minorHAnsi"/>
+          <w:sz w:val="24"/>
+          <w:szCs w:val="24"/>
+        </w:rPr>
+        <w:t>stabilni</w:t>
+      </w:r>
+      <w:proofErr w:type="spellEnd"/>
+      <w:r>
+        <w:rPr>
+          <w:rFonts w:cstheme="minorHAnsi"/>
+          <w:sz w:val="24"/>
+          <w:szCs w:val="24"/>
+        </w:rPr>
+        <w:t xml:space="preserve"> </w:t>
+      </w:r>
+      <w:proofErr w:type="spellStart"/>
+      <w:r>
+        <w:rPr>
+          <w:rFonts w:cstheme="minorHAnsi"/>
+          <w:sz w:val="24"/>
+          <w:szCs w:val="24"/>
+        </w:rPr>
+        <w:t>sa</w:t>
+      </w:r>
+      <w:proofErr w:type="spellEnd"/>
+      <w:r>
+        <w:rPr>
+          <w:rFonts w:cstheme="minorHAnsi"/>
+          <w:sz w:val="24"/>
+          <w:szCs w:val="24"/>
+        </w:rPr>
+        <w:t xml:space="preserve"> 100% </w:t>
+      </w:r>
+      <w:proofErr w:type="spellStart"/>
+      <w:r>
+        <w:rPr>
+          <w:rFonts w:cstheme="minorHAnsi"/>
+          <w:sz w:val="24"/>
+          <w:szCs w:val="24"/>
+        </w:rPr>
+        <w:t>uspešnosti</w:t>
+      </w:r>
+      <w:proofErr w:type="spellEnd"/>
+      <w:r>
+        <w:rPr>
+          <w:rFonts w:cstheme="minorHAnsi"/>
+          <w:sz w:val="24"/>
+          <w:szCs w:val="24"/>
+        </w:rPr>
+        <w:t xml:space="preserve">, </w:t>
+      </w:r>
+      <w:proofErr w:type="spellStart"/>
+      <w:r>
+        <w:rPr>
+          <w:rFonts w:cstheme="minorHAnsi"/>
+          <w:sz w:val="24"/>
+          <w:szCs w:val="24"/>
+        </w:rPr>
+        <w:t>ali</w:t>
+      </w:r>
+      <w:proofErr w:type="spellEnd"/>
+      <w:r>
+        <w:rPr>
+          <w:rFonts w:cstheme="minorHAnsi"/>
+          <w:sz w:val="24"/>
+          <w:szCs w:val="24"/>
+        </w:rPr>
+        <w:t xml:space="preserve"> </w:t>
+      </w:r>
+      <w:proofErr w:type="spellStart"/>
+      <w:r>
+        <w:rPr>
+          <w:rFonts w:cstheme="minorHAnsi"/>
+          <w:sz w:val="24"/>
+          <w:szCs w:val="24"/>
+        </w:rPr>
+        <w:t>beleže</w:t>
+      </w:r>
+      <w:proofErr w:type="spellEnd"/>
+      <w:r>
+        <w:rPr>
+          <w:rFonts w:cstheme="minorHAnsi"/>
+          <w:sz w:val="24"/>
+          <w:szCs w:val="24"/>
+        </w:rPr>
+        <w:t xml:space="preserve"> </w:t>
+      </w:r>
+      <w:proofErr w:type="spellStart"/>
+      <w:r>
+        <w:rPr>
+          <w:rFonts w:cstheme="minorHAnsi"/>
+          <w:sz w:val="24"/>
+          <w:szCs w:val="24"/>
+        </w:rPr>
+        <w:t>prosečnu</w:t>
+      </w:r>
+      <w:proofErr w:type="spellEnd"/>
+      <w:r>
+        <w:rPr>
+          <w:rFonts w:cstheme="minorHAnsi"/>
+          <w:sz w:val="24"/>
+          <w:szCs w:val="24"/>
+        </w:rPr>
+        <w:t xml:space="preserve"> </w:t>
+      </w:r>
+      <w:proofErr w:type="spellStart"/>
+      <w:r>
+        <w:rPr>
+          <w:rFonts w:cstheme="minorHAnsi"/>
+          <w:sz w:val="24"/>
+          <w:szCs w:val="24"/>
+        </w:rPr>
+        <w:t>latenciju</w:t>
+      </w:r>
+      <w:proofErr w:type="spellEnd"/>
+      <w:r>
+        <w:rPr>
+          <w:rFonts w:cstheme="minorHAnsi"/>
+          <w:sz w:val="24"/>
+          <w:szCs w:val="24"/>
+        </w:rPr>
+        <w:t xml:space="preserve"> od </w:t>
+      </w:r>
+      <w:r>
+        <w:rPr>
+          <w:rFonts w:cstheme="minorHAnsi"/>
+          <w:b/>
           <w:bCs/>
           <w:sz w:val="24"/>
           <w:szCs w:val="24"/>
         </w:rPr>
-        <w:t>doabr</w:t>
-      </w:r>
-      <w:proofErr w:type="spellEnd"/>
-      <w:r>
-        <w:rPr>
-          <w:rFonts w:cstheme="minorHAnsi"/>
+        <w:t>1.59 s</w:t>
+      </w:r>
+      <w:r>
+        <w:rPr>
+          <w:rFonts w:cstheme="minorHAnsi"/>
+          <w:sz w:val="24"/>
+          <w:szCs w:val="24"/>
+        </w:rPr>
+        <w:t xml:space="preserve">. </w:t>
+      </w:r>
+      <w:proofErr w:type="spellStart"/>
+      <w:r>
+        <w:rPr>
+          <w:rFonts w:cstheme="minorHAnsi"/>
+          <w:sz w:val="24"/>
+          <w:szCs w:val="24"/>
+        </w:rPr>
+        <w:t>Vrednost</w:t>
+      </w:r>
+      <w:proofErr w:type="spellEnd"/>
+      <w:r>
+        <w:rPr>
+          <w:rFonts w:cstheme="minorHAnsi"/>
+          <w:sz w:val="24"/>
+          <w:szCs w:val="24"/>
+        </w:rPr>
+        <w:t xml:space="preserve"> p95 od </w:t>
+      </w:r>
+      <w:r>
+        <w:rPr>
+          <w:rFonts w:cstheme="minorHAnsi"/>
+          <w:b/>
           <w:bCs/>
           <w:sz w:val="24"/>
           <w:szCs w:val="24"/>
         </w:rPr>
-        <w:t xml:space="preserve"> </w:t>
-      </w:r>
-      <w:proofErr w:type="spellStart"/>
-      <w:r>
-        <w:rPr>
-          <w:rFonts w:cstheme="minorHAnsi"/>
-          <w:bCs/>
-          <w:sz w:val="24"/>
-          <w:szCs w:val="24"/>
-        </w:rPr>
-        <w:t>posao</w:t>
-      </w:r>
-      <w:proofErr w:type="spellEnd"/>
-      <w:r>
-        <w:rPr>
-          <w:rFonts w:cstheme="minorHAnsi"/>
-          <w:bCs/>
-          <w:sz w:val="24"/>
-          <w:szCs w:val="24"/>
-        </w:rPr>
-        <w:t xml:space="preserve"> </w:t>
-      </w:r>
-      <w:proofErr w:type="spellStart"/>
-      <w:r>
-        <w:rPr>
-          <w:rFonts w:cstheme="minorHAnsi"/>
-          <w:bCs/>
+        <w:t>5.94 s</w:t>
+      </w:r>
+      <w:r>
+        <w:rPr>
+          <w:rFonts w:cstheme="minorHAnsi"/>
+          <w:sz w:val="24"/>
+          <w:szCs w:val="24"/>
+        </w:rPr>
+        <w:t xml:space="preserve"> </w:t>
+      </w:r>
+      <w:proofErr w:type="spellStart"/>
+      <w:r>
+        <w:rPr>
+          <w:rFonts w:cstheme="minorHAnsi"/>
+          <w:sz w:val="24"/>
+          <w:szCs w:val="24"/>
+        </w:rPr>
+        <w:t>ukazuje</w:t>
+      </w:r>
+      <w:proofErr w:type="spellEnd"/>
+      <w:r>
+        <w:rPr>
+          <w:rFonts w:cstheme="minorHAnsi"/>
+          <w:sz w:val="24"/>
+          <w:szCs w:val="24"/>
+        </w:rPr>
+        <w:t xml:space="preserve"> </w:t>
+      </w:r>
+      <w:proofErr w:type="spellStart"/>
+      <w:r>
+        <w:rPr>
+          <w:rFonts w:cstheme="minorHAnsi"/>
+          <w:sz w:val="24"/>
+          <w:szCs w:val="24"/>
+        </w:rPr>
+        <w:t>na</w:t>
+      </w:r>
+      <w:proofErr w:type="spellEnd"/>
+      <w:r>
+        <w:rPr>
+          <w:rFonts w:cstheme="minorHAnsi"/>
+          <w:sz w:val="24"/>
+          <w:szCs w:val="24"/>
+        </w:rPr>
+        <w:t xml:space="preserve"> to da </w:t>
+      </w:r>
+      <w:proofErr w:type="spellStart"/>
+      <w:r>
+        <w:rPr>
+          <w:rFonts w:cstheme="minorHAnsi"/>
+          <w:sz w:val="24"/>
+          <w:szCs w:val="24"/>
+        </w:rPr>
+        <w:t>sistem</w:t>
+      </w:r>
+      <w:proofErr w:type="spellEnd"/>
+      <w:r>
+        <w:rPr>
+          <w:rFonts w:cstheme="minorHAnsi"/>
+          <w:sz w:val="24"/>
+          <w:szCs w:val="24"/>
+        </w:rPr>
+        <w:t xml:space="preserve"> </w:t>
+      </w:r>
+      <w:proofErr w:type="spellStart"/>
+      <w:r>
+        <w:rPr>
+          <w:rFonts w:cstheme="minorHAnsi"/>
+          <w:sz w:val="24"/>
+          <w:szCs w:val="24"/>
+        </w:rPr>
+        <w:t>zadržava</w:t>
+      </w:r>
+      <w:proofErr w:type="spellEnd"/>
+      <w:r>
+        <w:rPr>
+          <w:rFonts w:cstheme="minorHAnsi"/>
+          <w:sz w:val="24"/>
+          <w:szCs w:val="24"/>
+        </w:rPr>
+        <w:t xml:space="preserve"> </w:t>
+      </w:r>
+      <w:proofErr w:type="spellStart"/>
+      <w:r>
+        <w:rPr>
+          <w:rFonts w:cstheme="minorHAnsi"/>
+          <w:sz w:val="24"/>
+          <w:szCs w:val="24"/>
+        </w:rPr>
+        <w:t>predvidive</w:t>
+      </w:r>
+      <w:proofErr w:type="spellEnd"/>
+      <w:r>
+        <w:rPr>
+          <w:rFonts w:cstheme="minorHAnsi"/>
+          <w:sz w:val="24"/>
+          <w:szCs w:val="24"/>
+        </w:rPr>
+        <w:t xml:space="preserve"> </w:t>
+      </w:r>
+      <w:proofErr w:type="spellStart"/>
+      <w:r>
+        <w:rPr>
+          <w:rFonts w:cstheme="minorHAnsi"/>
+          <w:sz w:val="24"/>
+          <w:szCs w:val="24"/>
+        </w:rPr>
+        <w:t>performanse</w:t>
+      </w:r>
+      <w:proofErr w:type="spellEnd"/>
+      <w:r>
+        <w:rPr>
+          <w:rFonts w:cstheme="minorHAnsi"/>
+          <w:sz w:val="24"/>
+          <w:szCs w:val="24"/>
+        </w:rPr>
+        <w:t xml:space="preserve"> </w:t>
+      </w:r>
+      <w:proofErr w:type="spellStart"/>
+      <w:r>
+        <w:rPr>
+          <w:rFonts w:cstheme="minorHAnsi"/>
+          <w:sz w:val="24"/>
+          <w:szCs w:val="24"/>
+        </w:rPr>
+        <w:t>čak</w:t>
+      </w:r>
+      <w:proofErr w:type="spellEnd"/>
+      <w:r>
+        <w:rPr>
+          <w:rFonts w:cstheme="minorHAnsi"/>
+          <w:sz w:val="24"/>
+          <w:szCs w:val="24"/>
+        </w:rPr>
+        <w:t xml:space="preserve"> i pod </w:t>
+      </w:r>
+      <w:proofErr w:type="spellStart"/>
+      <w:r>
+        <w:rPr>
+          <w:rFonts w:cstheme="minorHAnsi"/>
+          <w:sz w:val="24"/>
+          <w:szCs w:val="24"/>
+        </w:rPr>
+        <w:t>maksimalnim</w:t>
+      </w:r>
+      <w:proofErr w:type="spellEnd"/>
+      <w:r>
+        <w:rPr>
+          <w:rFonts w:cstheme="minorHAnsi"/>
+          <w:sz w:val="24"/>
+          <w:szCs w:val="24"/>
+        </w:rPr>
+        <w:t xml:space="preserve"> </w:t>
+      </w:r>
+      <w:proofErr w:type="spellStart"/>
+      <w:r>
+        <w:rPr>
+          <w:rFonts w:cstheme="minorHAnsi"/>
+          <w:sz w:val="24"/>
+          <w:szCs w:val="24"/>
+        </w:rPr>
+        <w:t>opterećenjem</w:t>
+      </w:r>
+      <w:proofErr w:type="spellEnd"/>
+      <w:r>
+        <w:rPr>
+          <w:rFonts w:cstheme="minorHAnsi"/>
+          <w:sz w:val="24"/>
+          <w:szCs w:val="24"/>
+        </w:rPr>
+        <w:t xml:space="preserve"> od 500 </w:t>
+      </w:r>
+      <w:proofErr w:type="spellStart"/>
+      <w:r>
+        <w:rPr>
+          <w:rFonts w:cstheme="minorHAnsi"/>
+          <w:sz w:val="24"/>
+          <w:szCs w:val="24"/>
+        </w:rPr>
+        <w:t>virtuelnih</w:t>
+      </w:r>
+      <w:proofErr w:type="spellEnd"/>
+      <w:r>
+        <w:rPr>
+          <w:rFonts w:cstheme="minorHAnsi"/>
+          <w:sz w:val="24"/>
+          <w:szCs w:val="24"/>
+        </w:rPr>
+        <w:t xml:space="preserve"> </w:t>
+      </w:r>
+      <w:proofErr w:type="spellStart"/>
+      <w:r>
+        <w:rPr>
+          <w:rFonts w:cstheme="minorHAnsi"/>
+          <w:sz w:val="24"/>
+          <w:szCs w:val="24"/>
+        </w:rPr>
+        <w:t>korisnika</w:t>
+      </w:r>
+      <w:proofErr w:type="spellEnd"/>
+      <w:r>
+        <w:rPr>
+          <w:rFonts w:cstheme="minorHAnsi"/>
+          <w:sz w:val="24"/>
+          <w:szCs w:val="24"/>
+        </w:rPr>
+        <w:t xml:space="preserve">, </w:t>
+      </w:r>
+      <w:proofErr w:type="spellStart"/>
+      <w:r>
+        <w:rPr>
+          <w:rFonts w:cstheme="minorHAnsi"/>
+          <w:sz w:val="24"/>
+          <w:szCs w:val="24"/>
+        </w:rPr>
+        <w:t>iako</w:t>
+      </w:r>
+      <w:proofErr w:type="spellEnd"/>
+      <w:r>
+        <w:rPr>
+          <w:rFonts w:cstheme="minorHAnsi"/>
+          <w:sz w:val="24"/>
+          <w:szCs w:val="24"/>
+        </w:rPr>
+        <w:t xml:space="preserve"> je </w:t>
+      </w:r>
+      <w:proofErr w:type="spellStart"/>
+      <w:r>
+        <w:rPr>
+          <w:rFonts w:cstheme="minorHAnsi"/>
+          <w:sz w:val="24"/>
+          <w:szCs w:val="24"/>
+        </w:rPr>
+        <w:t>kašnjenje</w:t>
+      </w:r>
+      <w:proofErr w:type="spellEnd"/>
+      <w:r>
+        <w:rPr>
+          <w:rFonts w:cstheme="minorHAnsi"/>
+          <w:sz w:val="24"/>
+          <w:szCs w:val="24"/>
+        </w:rPr>
+        <w:t xml:space="preserve"> </w:t>
+      </w:r>
+      <w:proofErr w:type="spellStart"/>
+      <w:r>
+        <w:rPr>
+          <w:rFonts w:cstheme="minorHAnsi"/>
+          <w:sz w:val="24"/>
+          <w:szCs w:val="24"/>
+        </w:rPr>
+        <w:t>primetno</w:t>
+      </w:r>
+      <w:proofErr w:type="spellEnd"/>
+      <w:r>
+        <w:rPr>
+          <w:rFonts w:cstheme="minorHAnsi"/>
+          <w:sz w:val="24"/>
+          <w:szCs w:val="24"/>
+        </w:rPr>
+        <w:t xml:space="preserve"> </w:t>
+      </w:r>
+      <w:proofErr w:type="spellStart"/>
+      <w:r>
+        <w:rPr>
+          <w:rFonts w:cstheme="minorHAnsi"/>
+          <w:sz w:val="24"/>
+          <w:szCs w:val="24"/>
+        </w:rPr>
+        <w:t>veće</w:t>
+      </w:r>
+      <w:proofErr w:type="spellEnd"/>
+      <w:r>
+        <w:rPr>
+          <w:rFonts w:cstheme="minorHAnsi"/>
+          <w:sz w:val="24"/>
+          <w:szCs w:val="24"/>
+        </w:rPr>
+        <w:t xml:space="preserve"> u </w:t>
+      </w:r>
+      <w:proofErr w:type="spellStart"/>
+      <w:r>
+        <w:rPr>
+          <w:rFonts w:cstheme="minorHAnsi"/>
+          <w:sz w:val="24"/>
+          <w:szCs w:val="24"/>
+        </w:rPr>
+        <w:t>odnosu</w:t>
+      </w:r>
+      <w:proofErr w:type="spellEnd"/>
+      <w:r>
+        <w:rPr>
+          <w:rFonts w:cstheme="minorHAnsi"/>
+          <w:sz w:val="24"/>
+          <w:szCs w:val="24"/>
+        </w:rPr>
+        <w:t xml:space="preserve"> </w:t>
+      </w:r>
+      <w:proofErr w:type="spellStart"/>
+      <w:r>
+        <w:rPr>
+          <w:rFonts w:cstheme="minorHAnsi"/>
+          <w:sz w:val="24"/>
+          <w:szCs w:val="24"/>
+        </w:rPr>
+        <w:t>na</w:t>
+      </w:r>
+      <w:proofErr w:type="spellEnd"/>
+      <w:r>
+        <w:rPr>
+          <w:rFonts w:cstheme="minorHAnsi"/>
+          <w:sz w:val="24"/>
+          <w:szCs w:val="24"/>
+        </w:rPr>
+        <w:t xml:space="preserve"> </w:t>
+      </w:r>
+      <w:proofErr w:type="spellStart"/>
+      <w:r>
+        <w:rPr>
+          <w:rFonts w:cstheme="minorHAnsi"/>
+          <w:sz w:val="24"/>
+          <w:szCs w:val="24"/>
+        </w:rPr>
+        <w:t>gRPC</w:t>
+      </w:r>
+      <w:proofErr w:type="spellEnd"/>
+      <w:r>
+        <w:rPr>
+          <w:rFonts w:cstheme="minorHAnsi"/>
+          <w:sz w:val="24"/>
+          <w:szCs w:val="24"/>
+        </w:rPr>
+        <w:t xml:space="preserve"> </w:t>
+      </w:r>
+      <w:proofErr w:type="spellStart"/>
+      <w:r>
+        <w:rPr>
+          <w:rFonts w:cstheme="minorHAnsi"/>
           <w:sz w:val="24"/>
           <w:szCs w:val="24"/>
         </w:rPr>
@@ -9944,1922 +10512,152 @@
       <w:r>
         <w:rPr>
           <w:rFonts w:cstheme="minorHAnsi"/>
-          <w:bCs/>
-          <w:sz w:val="24"/>
-          <w:szCs w:val="24"/>
-        </w:rPr>
-        <w:t xml:space="preserve"> BRIN </w:t>
-      </w:r>
-      <w:proofErr w:type="spellStart"/>
-      <w:r>
-        <w:rPr>
-          <w:rFonts w:cstheme="minorHAnsi"/>
-          <w:bCs/>
-          <w:sz w:val="24"/>
-          <w:szCs w:val="24"/>
-        </w:rPr>
-        <w:t>indeks</w:t>
-      </w:r>
-      <w:r>
-        <w:rPr>
-          <w:rFonts w:cstheme="minorHAnsi"/>
-          <w:bCs/>
-          <w:sz w:val="24"/>
-          <w:szCs w:val="24"/>
-        </w:rPr>
-        <w:t>a</w:t>
-      </w:r>
-      <w:proofErr w:type="spellEnd"/>
-      <w:r>
-        <w:rPr>
-          <w:rFonts w:cstheme="minorHAnsi"/>
-          <w:bCs/>
-          <w:sz w:val="24"/>
-          <w:szCs w:val="24"/>
-        </w:rPr>
-        <w:t xml:space="preserve"> </w:t>
-      </w:r>
-      <w:proofErr w:type="spellStart"/>
-      <w:r>
-        <w:rPr>
-          <w:rFonts w:cstheme="minorHAnsi"/>
-          <w:bCs/>
-          <w:sz w:val="24"/>
-          <w:szCs w:val="24"/>
-        </w:rPr>
-        <w:t>nad</w:t>
-      </w:r>
-      <w:proofErr w:type="spellEnd"/>
-      <w:r>
-        <w:rPr>
-          <w:rFonts w:cstheme="minorHAnsi"/>
-          <w:bCs/>
-          <w:sz w:val="24"/>
-          <w:szCs w:val="24"/>
-        </w:rPr>
-        <w:t xml:space="preserve"> </w:t>
-      </w:r>
-      <w:proofErr w:type="spellStart"/>
-      <w:r>
-        <w:rPr>
-          <w:rFonts w:cstheme="minorHAnsi"/>
-          <w:bCs/>
-          <w:sz w:val="24"/>
-          <w:szCs w:val="24"/>
-        </w:rPr>
-        <w:t>vremenskom</w:t>
-      </w:r>
-      <w:proofErr w:type="spellEnd"/>
-      <w:r>
-        <w:rPr>
-          <w:rFonts w:cstheme="minorHAnsi"/>
-          <w:bCs/>
-          <w:sz w:val="24"/>
-          <w:szCs w:val="24"/>
-        </w:rPr>
-        <w:t xml:space="preserve"> </w:t>
-      </w:r>
-      <w:proofErr w:type="spellStart"/>
-      <w:r>
-        <w:rPr>
-          <w:rFonts w:cstheme="minorHAnsi"/>
-          <w:bCs/>
-          <w:sz w:val="24"/>
-          <w:szCs w:val="24"/>
-        </w:rPr>
-        <w:t>oznakom</w:t>
-      </w:r>
-      <w:proofErr w:type="spellEnd"/>
-      <w:r>
-        <w:rPr>
-          <w:rFonts w:cstheme="minorHAnsi"/>
-          <w:bCs/>
-          <w:sz w:val="24"/>
-          <w:szCs w:val="24"/>
-        </w:rPr>
-        <w:t xml:space="preserve"> (t</w:t>
-      </w:r>
-      <w:r>
-        <w:rPr>
-          <w:rFonts w:cstheme="minorHAnsi"/>
-          <w:bCs/>
-          <w:sz w:val="24"/>
-          <w:szCs w:val="24"/>
-        </w:rPr>
-        <w:t xml:space="preserve">imestamp) </w:t>
-      </w:r>
-      <w:r>
-        <w:rPr>
-          <w:rFonts w:cstheme="minorHAnsi"/>
-          <w:bCs/>
-          <w:sz w:val="24"/>
-          <w:szCs w:val="24"/>
-        </w:rPr>
-        <w:t xml:space="preserve">. </w:t>
-      </w:r>
-      <w:proofErr w:type="spellStart"/>
-      <w:proofErr w:type="gramStart"/>
-      <w:r>
-        <w:rPr>
-          <w:rFonts w:cstheme="minorHAnsi"/>
-          <w:bCs/>
-          <w:sz w:val="24"/>
-          <w:szCs w:val="24"/>
-        </w:rPr>
-        <w:t>PostgreSQL</w:t>
-      </w:r>
-      <w:proofErr w:type="spellEnd"/>
-      <w:r>
-        <w:rPr>
-          <w:rFonts w:cstheme="minorHAnsi"/>
-          <w:bCs/>
-          <w:sz w:val="24"/>
-          <w:szCs w:val="24"/>
-        </w:rPr>
-        <w:t xml:space="preserve"> </w:t>
-      </w:r>
-      <w:proofErr w:type="spellStart"/>
-      <w:r>
-        <w:rPr>
-          <w:rFonts w:cstheme="minorHAnsi"/>
-          <w:bCs/>
-          <w:sz w:val="24"/>
-          <w:szCs w:val="24"/>
-        </w:rPr>
-        <w:t>nije</w:t>
-      </w:r>
-      <w:proofErr w:type="spellEnd"/>
-      <w:r>
-        <w:rPr>
-          <w:rFonts w:cstheme="minorHAnsi"/>
-          <w:bCs/>
-          <w:sz w:val="24"/>
-          <w:szCs w:val="24"/>
-        </w:rPr>
-        <w:t xml:space="preserve"> </w:t>
-      </w:r>
-      <w:proofErr w:type="spellStart"/>
-      <w:r>
-        <w:rPr>
-          <w:rFonts w:cstheme="minorHAnsi"/>
-          <w:bCs/>
-          <w:sz w:val="24"/>
-          <w:szCs w:val="24"/>
-        </w:rPr>
-        <w:t>morao</w:t>
-      </w:r>
-      <w:proofErr w:type="spellEnd"/>
-      <w:r>
-        <w:rPr>
-          <w:rFonts w:cstheme="minorHAnsi"/>
-          <w:bCs/>
-          <w:sz w:val="24"/>
-          <w:szCs w:val="24"/>
-        </w:rPr>
-        <w:t xml:space="preserve"> da </w:t>
-      </w:r>
-      <w:proofErr w:type="spellStart"/>
-      <w:r>
-        <w:rPr>
-          <w:rFonts w:cstheme="minorHAnsi"/>
-          <w:bCs/>
-          <w:sz w:val="24"/>
-          <w:szCs w:val="24"/>
-        </w:rPr>
-        <w:t>skenira</w:t>
-      </w:r>
-      <w:proofErr w:type="spellEnd"/>
-      <w:r>
-        <w:rPr>
-          <w:rFonts w:cstheme="minorHAnsi"/>
-          <w:bCs/>
-          <w:sz w:val="24"/>
-          <w:szCs w:val="24"/>
-        </w:rPr>
-        <w:t xml:space="preserve"> </w:t>
-      </w:r>
-      <w:proofErr w:type="spellStart"/>
-      <w:r>
-        <w:rPr>
-          <w:rFonts w:cstheme="minorHAnsi"/>
-          <w:bCs/>
-          <w:sz w:val="24"/>
-          <w:szCs w:val="24"/>
-        </w:rPr>
-        <w:t>milione</w:t>
-      </w:r>
-      <w:proofErr w:type="spellEnd"/>
-      <w:r>
-        <w:rPr>
-          <w:rFonts w:cstheme="minorHAnsi"/>
-          <w:bCs/>
-          <w:sz w:val="24"/>
-          <w:szCs w:val="24"/>
-        </w:rPr>
-        <w:t xml:space="preserve"> </w:t>
-      </w:r>
-      <w:proofErr w:type="spellStart"/>
-      <w:r>
-        <w:rPr>
-          <w:rFonts w:cstheme="minorHAnsi"/>
-          <w:bCs/>
-          <w:sz w:val="24"/>
-          <w:szCs w:val="24"/>
-        </w:rPr>
-        <w:t>redova</w:t>
-      </w:r>
-      <w:proofErr w:type="spellEnd"/>
-      <w:r>
-        <w:rPr>
-          <w:rFonts w:cstheme="minorHAnsi"/>
-          <w:bCs/>
-          <w:sz w:val="24"/>
-          <w:szCs w:val="24"/>
-        </w:rPr>
-        <w:t xml:space="preserve">, </w:t>
-      </w:r>
-      <w:proofErr w:type="spellStart"/>
-      <w:r>
-        <w:rPr>
-          <w:rFonts w:cstheme="minorHAnsi"/>
-          <w:bCs/>
-          <w:sz w:val="24"/>
-          <w:szCs w:val="24"/>
-        </w:rPr>
-        <w:t>već</w:t>
-      </w:r>
-      <w:proofErr w:type="spellEnd"/>
-      <w:r>
-        <w:rPr>
-          <w:rFonts w:cstheme="minorHAnsi"/>
-          <w:bCs/>
-          <w:sz w:val="24"/>
-          <w:szCs w:val="24"/>
-        </w:rPr>
-        <w:t xml:space="preserve"> je </w:t>
-      </w:r>
-      <w:proofErr w:type="spellStart"/>
-      <w:r>
-        <w:rPr>
-          <w:rFonts w:cstheme="minorHAnsi"/>
-          <w:bCs/>
-          <w:sz w:val="24"/>
-          <w:szCs w:val="24"/>
-        </w:rPr>
-        <w:t>odmah</w:t>
-      </w:r>
-      <w:proofErr w:type="spellEnd"/>
-      <w:r>
-        <w:rPr>
-          <w:rFonts w:cstheme="minorHAnsi"/>
-          <w:bCs/>
-          <w:sz w:val="24"/>
-          <w:szCs w:val="24"/>
-        </w:rPr>
-        <w:t xml:space="preserve"> </w:t>
-      </w:r>
-      <w:proofErr w:type="spellStart"/>
-      <w:r>
-        <w:rPr>
-          <w:rFonts w:cstheme="minorHAnsi"/>
-          <w:bCs/>
-          <w:sz w:val="24"/>
-          <w:szCs w:val="24"/>
-        </w:rPr>
-        <w:t>ciljao</w:t>
-      </w:r>
-      <w:proofErr w:type="spellEnd"/>
-      <w:r>
-        <w:rPr>
-          <w:rFonts w:cstheme="minorHAnsi"/>
-          <w:bCs/>
-          <w:sz w:val="24"/>
-          <w:szCs w:val="24"/>
-        </w:rPr>
-        <w:t xml:space="preserve"> </w:t>
-      </w:r>
-      <w:proofErr w:type="spellStart"/>
-      <w:r>
-        <w:rPr>
-          <w:rFonts w:cstheme="minorHAnsi"/>
-          <w:bCs/>
-          <w:sz w:val="24"/>
-          <w:szCs w:val="24"/>
-        </w:rPr>
-        <w:t>blokov</w:t>
-      </w:r>
-      <w:r>
-        <w:rPr>
-          <w:rFonts w:cstheme="minorHAnsi"/>
-          <w:bCs/>
-          <w:sz w:val="24"/>
-          <w:szCs w:val="24"/>
-        </w:rPr>
-        <w:t>e</w:t>
-      </w:r>
-      <w:proofErr w:type="spellEnd"/>
-      <w:r>
-        <w:rPr>
-          <w:rFonts w:cstheme="minorHAnsi"/>
-          <w:bCs/>
-          <w:sz w:val="24"/>
-          <w:szCs w:val="24"/>
-        </w:rPr>
-        <w:t xml:space="preserve"> </w:t>
-      </w:r>
-      <w:proofErr w:type="spellStart"/>
-      <w:r>
-        <w:rPr>
-          <w:rFonts w:cstheme="minorHAnsi"/>
-          <w:bCs/>
-          <w:sz w:val="24"/>
-          <w:szCs w:val="24"/>
-        </w:rPr>
-        <w:t>podataka</w:t>
-      </w:r>
-      <w:proofErr w:type="spellEnd"/>
-      <w:r>
-        <w:rPr>
-          <w:rFonts w:cstheme="minorHAnsi"/>
-          <w:bCs/>
-          <w:sz w:val="24"/>
-          <w:szCs w:val="24"/>
-        </w:rPr>
-        <w:t xml:space="preserve"> </w:t>
-      </w:r>
-      <w:proofErr w:type="spellStart"/>
-      <w:r>
-        <w:rPr>
-          <w:rFonts w:cstheme="minorHAnsi"/>
-          <w:bCs/>
-          <w:sz w:val="24"/>
-          <w:szCs w:val="24"/>
-        </w:rPr>
-        <w:t>za</w:t>
-      </w:r>
-      <w:proofErr w:type="spellEnd"/>
-      <w:r>
-        <w:rPr>
-          <w:rFonts w:cstheme="minorHAnsi"/>
-          <w:bCs/>
-          <w:sz w:val="24"/>
-          <w:szCs w:val="24"/>
-        </w:rPr>
-        <w:t xml:space="preserve"> </w:t>
-      </w:r>
-      <w:proofErr w:type="spellStart"/>
-      <w:r>
-        <w:rPr>
-          <w:rFonts w:cstheme="minorHAnsi"/>
-          <w:bCs/>
-          <w:sz w:val="24"/>
-          <w:szCs w:val="24"/>
-        </w:rPr>
-        <w:t>traženih</w:t>
-      </w:r>
-      <w:proofErr w:type="spellEnd"/>
-      <w:r>
-        <w:rPr>
-          <w:rFonts w:cstheme="minorHAnsi"/>
-          <w:bCs/>
-          <w:sz w:val="24"/>
-          <w:szCs w:val="24"/>
-        </w:rPr>
-        <w:t xml:space="preserve"> 30 </w:t>
-      </w:r>
-      <w:proofErr w:type="spellStart"/>
-      <w:r>
-        <w:rPr>
-          <w:rFonts w:cstheme="minorHAnsi"/>
-          <w:bCs/>
-          <w:sz w:val="24"/>
-          <w:szCs w:val="24"/>
-        </w:rPr>
-        <w:t>dana.</w:t>
-      </w:r>
-      <w:r>
-        <w:rPr>
-          <w:rFonts w:cstheme="minorHAnsi"/>
-          <w:bCs/>
-          <w:sz w:val="24"/>
-          <w:szCs w:val="24"/>
-        </w:rPr>
-        <w:t>gRPC</w:t>
-      </w:r>
-      <w:proofErr w:type="spellEnd"/>
-      <w:r>
-        <w:rPr>
-          <w:rFonts w:cstheme="minorHAnsi"/>
-          <w:bCs/>
-          <w:sz w:val="24"/>
-          <w:szCs w:val="24"/>
-        </w:rPr>
-        <w:t xml:space="preserve"> </w:t>
-      </w:r>
-      <w:proofErr w:type="spellStart"/>
-      <w:r>
-        <w:rPr>
-          <w:rFonts w:cstheme="minorHAnsi"/>
-          <w:bCs/>
-          <w:sz w:val="24"/>
-          <w:szCs w:val="24"/>
-        </w:rPr>
-        <w:t>ponovo</w:t>
-      </w:r>
-      <w:proofErr w:type="spellEnd"/>
-      <w:r>
-        <w:rPr>
-          <w:rFonts w:cstheme="minorHAnsi"/>
-          <w:bCs/>
-          <w:sz w:val="24"/>
-          <w:szCs w:val="24"/>
-        </w:rPr>
-        <w:t xml:space="preserve"> </w:t>
-      </w:r>
-      <w:proofErr w:type="spellStart"/>
-      <w:r>
-        <w:rPr>
-          <w:rFonts w:cstheme="minorHAnsi"/>
-          <w:bCs/>
-          <w:sz w:val="24"/>
-          <w:szCs w:val="24"/>
-        </w:rPr>
-        <w:t>ima</w:t>
-      </w:r>
-      <w:proofErr w:type="spellEnd"/>
-      <w:r>
-        <w:rPr>
-          <w:rFonts w:cstheme="minorHAnsi"/>
-          <w:bCs/>
-          <w:sz w:val="24"/>
-          <w:szCs w:val="24"/>
-        </w:rPr>
-        <w:t xml:space="preserve"> </w:t>
-      </w:r>
-      <w:proofErr w:type="spellStart"/>
-      <w:r>
-        <w:rPr>
-          <w:rFonts w:cstheme="minorHAnsi"/>
-          <w:bCs/>
-          <w:sz w:val="24"/>
-          <w:szCs w:val="24"/>
-        </w:rPr>
-        <w:t>najbolje</w:t>
-      </w:r>
-      <w:proofErr w:type="spellEnd"/>
-      <w:r>
-        <w:rPr>
-          <w:rFonts w:cstheme="minorHAnsi"/>
-          <w:bCs/>
-          <w:sz w:val="24"/>
-          <w:szCs w:val="24"/>
-        </w:rPr>
-        <w:t xml:space="preserve"> </w:t>
-      </w:r>
-      <w:proofErr w:type="spellStart"/>
-      <w:r>
-        <w:rPr>
-          <w:rFonts w:cstheme="minorHAnsi"/>
-          <w:bCs/>
-          <w:sz w:val="24"/>
-          <w:szCs w:val="24"/>
-        </w:rPr>
-        <w:t>rezultate</w:t>
-      </w:r>
-      <w:proofErr w:type="spellEnd"/>
-      <w:r>
-        <w:rPr>
-          <w:rFonts w:cstheme="minorHAnsi"/>
-          <w:bCs/>
+          <w:sz w:val="24"/>
+          <w:szCs w:val="24"/>
+        </w:rPr>
+        <w:t xml:space="preserve"> </w:t>
+      </w:r>
+      <w:proofErr w:type="spellStart"/>
+      <w:r>
+        <w:rPr>
+          <w:rFonts w:cstheme="minorHAnsi"/>
+          <w:sz w:val="24"/>
+          <w:szCs w:val="24"/>
+        </w:rPr>
+        <w:t>procesorske</w:t>
+      </w:r>
+      <w:proofErr w:type="spellEnd"/>
+      <w:r>
+        <w:rPr>
+          <w:rFonts w:cstheme="minorHAnsi"/>
+          <w:sz w:val="24"/>
+          <w:szCs w:val="24"/>
+        </w:rPr>
+        <w:t xml:space="preserve"> </w:t>
+      </w:r>
+      <w:proofErr w:type="spellStart"/>
+      <w:r>
+        <w:rPr>
+          <w:rFonts w:cstheme="minorHAnsi"/>
+          <w:sz w:val="24"/>
+          <w:szCs w:val="24"/>
+        </w:rPr>
+        <w:t>cene</w:t>
+      </w:r>
+      <w:proofErr w:type="spellEnd"/>
+      <w:r>
+        <w:rPr>
+          <w:rFonts w:cstheme="minorHAnsi"/>
+          <w:sz w:val="24"/>
+          <w:szCs w:val="24"/>
+        </w:rPr>
+        <w:t xml:space="preserve"> </w:t>
+      </w:r>
+      <w:proofErr w:type="spellStart"/>
+      <w:r>
+        <w:rPr>
+          <w:rFonts w:cstheme="minorHAnsi"/>
+          <w:sz w:val="24"/>
+          <w:szCs w:val="24"/>
+        </w:rPr>
+        <w:t>serijalizacije</w:t>
+      </w:r>
+      <w:proofErr w:type="spellEnd"/>
+      <w:r>
+        <w:rPr>
+          <w:rFonts w:cstheme="minorHAnsi"/>
+          <w:sz w:val="24"/>
+          <w:szCs w:val="24"/>
+        </w:rPr>
+        <w:t xml:space="preserve"> JSON </w:t>
+      </w:r>
+      <w:proofErr w:type="spellStart"/>
+      <w:r>
+        <w:rPr>
+          <w:rFonts w:cstheme="minorHAnsi"/>
+          <w:sz w:val="24"/>
+          <w:szCs w:val="24"/>
+        </w:rPr>
+        <w:t>objekata</w:t>
+      </w:r>
+      <w:proofErr w:type="spellEnd"/>
+      <w:r>
+        <w:rPr>
+          <w:rFonts w:cstheme="minorHAnsi"/>
+          <w:sz w:val="24"/>
+          <w:szCs w:val="24"/>
+        </w:rPr>
+        <w:t xml:space="preserve"> </w:t>
+      </w:r>
+      <w:proofErr w:type="spellStart"/>
+      <w:r>
+        <w:rPr>
+          <w:rFonts w:cstheme="minorHAnsi"/>
+          <w:sz w:val="24"/>
+          <w:szCs w:val="24"/>
+        </w:rPr>
+        <w:t>na</w:t>
+      </w:r>
+      <w:proofErr w:type="spellEnd"/>
+      <w:r>
+        <w:rPr>
+          <w:rFonts w:cstheme="minorHAnsi"/>
+          <w:sz w:val="24"/>
+          <w:szCs w:val="24"/>
+        </w:rPr>
+        <w:t xml:space="preserve"> </w:t>
+      </w:r>
+      <w:proofErr w:type="spellStart"/>
+      <w:r>
+        <w:rPr>
+          <w:rFonts w:cstheme="minorHAnsi"/>
+          <w:sz w:val="24"/>
+          <w:szCs w:val="24"/>
+        </w:rPr>
+        <w:t>serverskoj</w:t>
+      </w:r>
+      <w:proofErr w:type="spellEnd"/>
+      <w:r>
+        <w:rPr>
+          <w:rFonts w:cstheme="minorHAnsi"/>
+          <w:sz w:val="24"/>
+          <w:szCs w:val="24"/>
+        </w:rPr>
+        <w:t xml:space="preserve"> </w:t>
+      </w:r>
+      <w:proofErr w:type="spellStart"/>
+      <w:r>
+        <w:rPr>
+          <w:rFonts w:cstheme="minorHAnsi"/>
+          <w:sz w:val="24"/>
+          <w:szCs w:val="24"/>
+        </w:rPr>
+        <w:t>strani</w:t>
+      </w:r>
+      <w:proofErr w:type="spellEnd"/>
+      <w:r>
+        <w:rPr>
+          <w:rFonts w:cstheme="minorHAnsi"/>
           <w:sz w:val="24"/>
           <w:szCs w:val="24"/>
         </w:rPr>
         <w:t>.</w:t>
       </w:r>
-      <w:proofErr w:type="gramEnd"/>
-      <w:r>
-        <w:rPr>
-          <w:rFonts w:cstheme="minorHAnsi"/>
-          <w:bCs/>
-          <w:sz w:val="24"/>
-          <w:szCs w:val="24"/>
-        </w:rPr>
-        <w:t xml:space="preserve"> </w:t>
-      </w:r>
-      <w:proofErr w:type="spellStart"/>
-      <w:r>
-        <w:rPr>
-          <w:rFonts w:cstheme="minorHAnsi"/>
-          <w:bCs/>
-          <w:sz w:val="24"/>
-          <w:szCs w:val="24"/>
-        </w:rPr>
-        <w:t>Kada</w:t>
-      </w:r>
-      <w:proofErr w:type="spellEnd"/>
-      <w:r>
-        <w:rPr>
-          <w:rFonts w:cstheme="minorHAnsi"/>
-          <w:bCs/>
-          <w:sz w:val="24"/>
-          <w:szCs w:val="24"/>
-        </w:rPr>
-        <w:t xml:space="preserve"> </w:t>
-      </w:r>
-      <w:proofErr w:type="spellStart"/>
-      <w:r>
-        <w:rPr>
-          <w:rFonts w:cstheme="minorHAnsi"/>
-          <w:bCs/>
-          <w:sz w:val="24"/>
-          <w:szCs w:val="24"/>
-        </w:rPr>
-        <w:t>baza</w:t>
-      </w:r>
-      <w:proofErr w:type="spellEnd"/>
-      <w:r>
-        <w:rPr>
-          <w:rFonts w:cstheme="minorHAnsi"/>
-          <w:bCs/>
-          <w:sz w:val="24"/>
-          <w:szCs w:val="24"/>
-        </w:rPr>
-        <w:t xml:space="preserve"> </w:t>
-      </w:r>
-      <w:proofErr w:type="spellStart"/>
-      <w:r>
-        <w:rPr>
-          <w:rFonts w:cstheme="minorHAnsi"/>
-          <w:bCs/>
-          <w:sz w:val="24"/>
-          <w:szCs w:val="24"/>
-        </w:rPr>
-        <w:t>izračuna</w:t>
-      </w:r>
-      <w:proofErr w:type="spellEnd"/>
-      <w:r>
-        <w:rPr>
-          <w:rFonts w:cstheme="minorHAnsi"/>
-          <w:bCs/>
-          <w:sz w:val="24"/>
-          <w:szCs w:val="24"/>
-        </w:rPr>
-        <w:t xml:space="preserve"> </w:t>
-      </w:r>
-      <w:proofErr w:type="spellStart"/>
-      <w:r>
-        <w:rPr>
-          <w:rFonts w:cstheme="minorHAnsi"/>
-          <w:bCs/>
-          <w:sz w:val="24"/>
-          <w:szCs w:val="24"/>
-        </w:rPr>
-        <w:t>proseke</w:t>
-      </w:r>
-      <w:proofErr w:type="spellEnd"/>
-      <w:r>
-        <w:rPr>
-          <w:rFonts w:cstheme="minorHAnsi"/>
-          <w:bCs/>
-          <w:sz w:val="24"/>
-          <w:szCs w:val="24"/>
-        </w:rPr>
-        <w:t xml:space="preserve">, </w:t>
-      </w:r>
-      <w:proofErr w:type="spellStart"/>
-      <w:r>
-        <w:rPr>
-          <w:rFonts w:cstheme="minorHAnsi"/>
-          <w:bCs/>
-          <w:sz w:val="24"/>
-          <w:szCs w:val="24"/>
-        </w:rPr>
-        <w:t>minimume</w:t>
-      </w:r>
-      <w:proofErr w:type="spellEnd"/>
-      <w:r>
-        <w:rPr>
-          <w:rFonts w:cstheme="minorHAnsi"/>
-          <w:bCs/>
-          <w:sz w:val="24"/>
-          <w:szCs w:val="24"/>
-        </w:rPr>
-        <w:t xml:space="preserve"> i </w:t>
-      </w:r>
-      <w:proofErr w:type="spellStart"/>
-      <w:r>
-        <w:rPr>
-          <w:rFonts w:cstheme="minorHAnsi"/>
-          <w:bCs/>
-          <w:sz w:val="24"/>
-          <w:szCs w:val="24"/>
-        </w:rPr>
-        <w:t>maksimume</w:t>
-      </w:r>
-      <w:proofErr w:type="spellEnd"/>
-      <w:r>
-        <w:rPr>
-          <w:rFonts w:cstheme="minorHAnsi"/>
-          <w:bCs/>
-          <w:sz w:val="24"/>
-          <w:szCs w:val="24"/>
-        </w:rPr>
-        <w:t xml:space="preserve">, </w:t>
-      </w:r>
-      <w:proofErr w:type="spellStart"/>
-      <w:r>
-        <w:rPr>
-          <w:rFonts w:cstheme="minorHAnsi"/>
-          <w:bCs/>
-          <w:sz w:val="24"/>
-          <w:szCs w:val="24"/>
-        </w:rPr>
-        <w:t>ona</w:t>
-      </w:r>
-      <w:proofErr w:type="spellEnd"/>
-      <w:r>
-        <w:rPr>
-          <w:rFonts w:cstheme="minorHAnsi"/>
-          <w:bCs/>
-          <w:sz w:val="24"/>
-          <w:szCs w:val="24"/>
-        </w:rPr>
-        <w:t xml:space="preserve"> </w:t>
-      </w:r>
-      <w:proofErr w:type="spellStart"/>
-      <w:r>
-        <w:rPr>
-          <w:rFonts w:cstheme="minorHAnsi"/>
-          <w:bCs/>
-          <w:sz w:val="24"/>
-          <w:szCs w:val="24"/>
-        </w:rPr>
-        <w:t>vraća</w:t>
-      </w:r>
-      <w:proofErr w:type="spellEnd"/>
-      <w:r>
-        <w:rPr>
-          <w:rFonts w:cstheme="minorHAnsi"/>
-          <w:bCs/>
-          <w:sz w:val="24"/>
-          <w:szCs w:val="24"/>
-        </w:rPr>
-        <w:t xml:space="preserve"> </w:t>
-      </w:r>
-      <w:proofErr w:type="spellStart"/>
-      <w:proofErr w:type="gramStart"/>
-      <w:r>
-        <w:rPr>
-          <w:rFonts w:cstheme="minorHAnsi"/>
-          <w:bCs/>
-          <w:sz w:val="24"/>
-          <w:szCs w:val="24"/>
-        </w:rPr>
-        <w:t>mali</w:t>
-      </w:r>
-      <w:proofErr w:type="spellEnd"/>
-      <w:proofErr w:type="gramEnd"/>
-      <w:r>
-        <w:rPr>
-          <w:rFonts w:cstheme="minorHAnsi"/>
-          <w:bCs/>
-          <w:sz w:val="24"/>
-          <w:szCs w:val="24"/>
-        </w:rPr>
-        <w:t xml:space="preserve"> set </w:t>
-      </w:r>
-      <w:proofErr w:type="spellStart"/>
-      <w:r>
-        <w:rPr>
-          <w:rFonts w:cstheme="minorHAnsi"/>
-          <w:bCs/>
-          <w:sz w:val="24"/>
-          <w:szCs w:val="24"/>
-        </w:rPr>
-        <w:t>podataka</w:t>
-      </w:r>
-      <w:proofErr w:type="spellEnd"/>
-      <w:r>
-        <w:rPr>
-          <w:rFonts w:cstheme="minorHAnsi"/>
-          <w:bCs/>
-          <w:sz w:val="24"/>
-          <w:szCs w:val="24"/>
-        </w:rPr>
-        <w:t xml:space="preserve">. </w:t>
-      </w:r>
-      <w:proofErr w:type="spellStart"/>
-      <w:proofErr w:type="gramStart"/>
-      <w:r>
-        <w:rPr>
-          <w:rFonts w:cstheme="minorHAnsi"/>
-          <w:bCs/>
-          <w:sz w:val="24"/>
-          <w:szCs w:val="24"/>
-        </w:rPr>
-        <w:t>gRPC</w:t>
-      </w:r>
-      <w:proofErr w:type="spellEnd"/>
-      <w:proofErr w:type="gramEnd"/>
-      <w:r>
-        <w:rPr>
-          <w:rFonts w:cstheme="minorHAnsi"/>
-          <w:bCs/>
-          <w:sz w:val="24"/>
-          <w:szCs w:val="24"/>
-        </w:rPr>
-        <w:t xml:space="preserve"> </w:t>
-      </w:r>
-      <w:proofErr w:type="spellStart"/>
-      <w:r>
-        <w:rPr>
-          <w:rFonts w:cstheme="minorHAnsi"/>
-          <w:bCs/>
-          <w:sz w:val="24"/>
-          <w:szCs w:val="24"/>
-        </w:rPr>
-        <w:t>te</w:t>
-      </w:r>
-      <w:proofErr w:type="spellEnd"/>
-      <w:r>
-        <w:rPr>
-          <w:rFonts w:cstheme="minorHAnsi"/>
-          <w:bCs/>
-          <w:sz w:val="24"/>
-          <w:szCs w:val="24"/>
-        </w:rPr>
-        <w:t xml:space="preserve"> </w:t>
-      </w:r>
-      <w:proofErr w:type="spellStart"/>
-      <w:r>
-        <w:rPr>
-          <w:rFonts w:cstheme="minorHAnsi"/>
-          <w:bCs/>
-          <w:sz w:val="24"/>
-          <w:szCs w:val="24"/>
-        </w:rPr>
-        <w:t>podatke</w:t>
-      </w:r>
-      <w:proofErr w:type="spellEnd"/>
-      <w:r>
-        <w:rPr>
-          <w:rFonts w:cstheme="minorHAnsi"/>
-          <w:bCs/>
-          <w:sz w:val="24"/>
-          <w:szCs w:val="24"/>
-        </w:rPr>
-        <w:t xml:space="preserve"> </w:t>
-      </w:r>
-      <w:proofErr w:type="spellStart"/>
-      <w:r>
-        <w:rPr>
-          <w:rFonts w:cstheme="minorHAnsi"/>
-          <w:bCs/>
-          <w:sz w:val="24"/>
-          <w:szCs w:val="24"/>
-        </w:rPr>
-        <w:t>momentalno</w:t>
-      </w:r>
-      <w:proofErr w:type="spellEnd"/>
-      <w:r>
-        <w:rPr>
-          <w:rFonts w:cstheme="minorHAnsi"/>
-          <w:bCs/>
-          <w:sz w:val="24"/>
-          <w:szCs w:val="24"/>
-        </w:rPr>
-        <w:t xml:space="preserve"> </w:t>
-      </w:r>
-      <w:proofErr w:type="spellStart"/>
-      <w:r>
-        <w:rPr>
-          <w:rFonts w:cstheme="minorHAnsi"/>
-          <w:bCs/>
-          <w:sz w:val="24"/>
-          <w:szCs w:val="24"/>
-        </w:rPr>
-        <w:t>pakuje</w:t>
-      </w:r>
-      <w:proofErr w:type="spellEnd"/>
-      <w:r>
-        <w:rPr>
-          <w:rFonts w:cstheme="minorHAnsi"/>
-          <w:bCs/>
-          <w:sz w:val="24"/>
-          <w:szCs w:val="24"/>
-        </w:rPr>
-        <w:t xml:space="preserve"> u </w:t>
-      </w:r>
-      <w:proofErr w:type="spellStart"/>
-      <w:r>
-        <w:rPr>
-          <w:rFonts w:cstheme="minorHAnsi"/>
-          <w:bCs/>
-          <w:sz w:val="24"/>
-          <w:szCs w:val="24"/>
-        </w:rPr>
-        <w:t>strogo</w:t>
-      </w:r>
-      <w:proofErr w:type="spellEnd"/>
-      <w:r>
-        <w:rPr>
-          <w:rFonts w:cstheme="minorHAnsi"/>
-          <w:bCs/>
-          <w:sz w:val="24"/>
-          <w:szCs w:val="24"/>
-        </w:rPr>
-        <w:t xml:space="preserve"> </w:t>
-      </w:r>
-      <w:proofErr w:type="spellStart"/>
-      <w:r>
-        <w:rPr>
-          <w:rFonts w:cstheme="minorHAnsi"/>
-          <w:bCs/>
-          <w:sz w:val="24"/>
-          <w:szCs w:val="24"/>
-        </w:rPr>
-        <w:t>tipiziranu</w:t>
-      </w:r>
-      <w:proofErr w:type="spellEnd"/>
-      <w:r>
-        <w:rPr>
-          <w:rFonts w:cstheme="minorHAnsi"/>
-          <w:bCs/>
-          <w:sz w:val="24"/>
-          <w:szCs w:val="24"/>
-        </w:rPr>
-        <w:t xml:space="preserve"> </w:t>
-      </w:r>
-      <w:proofErr w:type="spellStart"/>
-      <w:r>
-        <w:rPr>
-          <w:rFonts w:cstheme="minorHAnsi"/>
-          <w:bCs/>
-          <w:sz w:val="24"/>
-          <w:szCs w:val="24"/>
-        </w:rPr>
-        <w:t>binarnu</w:t>
-      </w:r>
-      <w:proofErr w:type="spellEnd"/>
-      <w:r>
-        <w:rPr>
-          <w:rFonts w:cstheme="minorHAnsi"/>
-          <w:bCs/>
-          <w:sz w:val="24"/>
-          <w:szCs w:val="24"/>
-        </w:rPr>
-        <w:t xml:space="preserve"> </w:t>
-      </w:r>
-      <w:proofErr w:type="spellStart"/>
-      <w:r>
-        <w:rPr>
-          <w:rFonts w:cstheme="minorHAnsi"/>
-          <w:bCs/>
-          <w:sz w:val="24"/>
-          <w:szCs w:val="24"/>
-        </w:rPr>
-        <w:t>poruku</w:t>
-      </w:r>
-      <w:proofErr w:type="spellEnd"/>
-      <w:r>
-        <w:rPr>
-          <w:rFonts w:cstheme="minorHAnsi"/>
-          <w:bCs/>
-          <w:sz w:val="24"/>
-          <w:szCs w:val="24"/>
-        </w:rPr>
-        <w:t xml:space="preserve"> i </w:t>
-      </w:r>
-      <w:proofErr w:type="spellStart"/>
-      <w:r>
-        <w:rPr>
-          <w:rFonts w:cstheme="minorHAnsi"/>
-          <w:bCs/>
-          <w:sz w:val="24"/>
-          <w:szCs w:val="24"/>
-        </w:rPr>
-        <w:t>šalje</w:t>
-      </w:r>
-      <w:proofErr w:type="spellEnd"/>
-      <w:r>
-        <w:rPr>
-          <w:rFonts w:cstheme="minorHAnsi"/>
-          <w:bCs/>
-          <w:sz w:val="24"/>
-          <w:szCs w:val="24"/>
-        </w:rPr>
-        <w:t xml:space="preserve"> </w:t>
-      </w:r>
-      <w:proofErr w:type="spellStart"/>
-      <w:r>
-        <w:rPr>
-          <w:rFonts w:cstheme="minorHAnsi"/>
-          <w:bCs/>
-          <w:sz w:val="24"/>
-          <w:szCs w:val="24"/>
-        </w:rPr>
-        <w:t>na</w:t>
-      </w:r>
-      <w:r>
-        <w:rPr>
-          <w:rFonts w:cstheme="minorHAnsi"/>
-          <w:bCs/>
-          <w:sz w:val="24"/>
-          <w:szCs w:val="24"/>
-        </w:rPr>
-        <w:t>zad</w:t>
-      </w:r>
-      <w:proofErr w:type="spellEnd"/>
-      <w:r>
-        <w:rPr>
-          <w:rFonts w:cstheme="minorHAnsi"/>
-          <w:bCs/>
-          <w:sz w:val="24"/>
-          <w:szCs w:val="24"/>
-        </w:rPr>
-        <w:t xml:space="preserve"> </w:t>
-      </w:r>
-      <w:proofErr w:type="spellStart"/>
-      <w:r>
-        <w:rPr>
-          <w:rFonts w:cstheme="minorHAnsi"/>
-          <w:bCs/>
-          <w:sz w:val="24"/>
-          <w:szCs w:val="24"/>
-        </w:rPr>
-        <w:t>klijentu</w:t>
-      </w:r>
-      <w:proofErr w:type="spellEnd"/>
-      <w:r>
-        <w:rPr>
-          <w:rFonts w:cstheme="minorHAnsi"/>
-          <w:bCs/>
-          <w:sz w:val="24"/>
-          <w:szCs w:val="24"/>
-        </w:rPr>
-        <w:t xml:space="preserve"> </w:t>
-      </w:r>
-      <w:proofErr w:type="spellStart"/>
-      <w:r>
-        <w:rPr>
-          <w:rFonts w:cstheme="minorHAnsi"/>
-          <w:bCs/>
-          <w:sz w:val="24"/>
-          <w:szCs w:val="24"/>
-        </w:rPr>
-        <w:t>za</w:t>
-      </w:r>
-      <w:proofErr w:type="spellEnd"/>
-      <w:r>
-        <w:rPr>
-          <w:rFonts w:cstheme="minorHAnsi"/>
-          <w:bCs/>
-          <w:sz w:val="24"/>
-          <w:szCs w:val="24"/>
-        </w:rPr>
-        <w:t xml:space="preserve"> </w:t>
-      </w:r>
-      <w:proofErr w:type="spellStart"/>
-      <w:r>
-        <w:rPr>
-          <w:rFonts w:cstheme="minorHAnsi"/>
-          <w:bCs/>
-          <w:sz w:val="24"/>
-          <w:szCs w:val="24"/>
-        </w:rPr>
-        <w:t>svega</w:t>
-      </w:r>
-      <w:proofErr w:type="spellEnd"/>
-      <w:r>
-        <w:rPr>
-          <w:rFonts w:cstheme="minorHAnsi"/>
-          <w:bCs/>
-          <w:sz w:val="24"/>
-          <w:szCs w:val="24"/>
-        </w:rPr>
-        <w:t xml:space="preserve"> 13.95 </w:t>
-      </w:r>
-      <w:proofErr w:type="spellStart"/>
-      <w:r>
-        <w:rPr>
-          <w:rFonts w:cstheme="minorHAnsi"/>
-          <w:bCs/>
-          <w:sz w:val="24"/>
-          <w:szCs w:val="24"/>
-        </w:rPr>
-        <w:t>ms.</w:t>
-      </w:r>
-      <w:r>
-        <w:rPr>
-          <w:rFonts w:cstheme="minorHAnsi"/>
-          <w:bCs/>
-          <w:sz w:val="24"/>
-          <w:szCs w:val="24"/>
-        </w:rPr>
-        <w:t>HTTP</w:t>
-      </w:r>
-      <w:proofErr w:type="spellEnd"/>
-      <w:r>
-        <w:rPr>
-          <w:rFonts w:cstheme="minorHAnsi"/>
-          <w:bCs/>
-          <w:sz w:val="24"/>
-          <w:szCs w:val="24"/>
-        </w:rPr>
-        <w:t xml:space="preserve"> </w:t>
-      </w:r>
-      <w:proofErr w:type="spellStart"/>
-      <w:r>
-        <w:rPr>
-          <w:rFonts w:cstheme="minorHAnsi"/>
-          <w:bCs/>
-          <w:sz w:val="24"/>
-          <w:szCs w:val="24"/>
-        </w:rPr>
-        <w:t>servisi</w:t>
-      </w:r>
-      <w:proofErr w:type="spellEnd"/>
-      <w:r>
-        <w:rPr>
-          <w:rFonts w:cstheme="minorHAnsi"/>
-          <w:bCs/>
-          <w:sz w:val="24"/>
-          <w:szCs w:val="24"/>
-        </w:rPr>
-        <w:t xml:space="preserve"> (REST i </w:t>
-      </w:r>
-      <w:proofErr w:type="spellStart"/>
-      <w:r>
-        <w:rPr>
-          <w:rFonts w:cstheme="minorHAnsi"/>
-          <w:bCs/>
-          <w:sz w:val="24"/>
-          <w:szCs w:val="24"/>
-        </w:rPr>
-        <w:t>GraphQL</w:t>
-      </w:r>
-      <w:proofErr w:type="spellEnd"/>
-      <w:r>
-        <w:rPr>
-          <w:rFonts w:cstheme="minorHAnsi"/>
-          <w:bCs/>
-          <w:sz w:val="24"/>
-          <w:szCs w:val="24"/>
-        </w:rPr>
-        <w:t xml:space="preserve">) </w:t>
-      </w:r>
-      <w:proofErr w:type="spellStart"/>
-      <w:r>
-        <w:rPr>
-          <w:rFonts w:cstheme="minorHAnsi"/>
-          <w:bCs/>
-          <w:sz w:val="24"/>
-          <w:szCs w:val="24"/>
-        </w:rPr>
-        <w:t>rade</w:t>
-      </w:r>
-      <w:proofErr w:type="spellEnd"/>
-      <w:r>
-        <w:rPr>
-          <w:rFonts w:cstheme="minorHAnsi"/>
-          <w:bCs/>
-          <w:sz w:val="24"/>
-          <w:szCs w:val="24"/>
-        </w:rPr>
-        <w:t xml:space="preserve"> </w:t>
-      </w:r>
-      <w:proofErr w:type="spellStart"/>
-      <w:r>
-        <w:rPr>
-          <w:rFonts w:cstheme="minorHAnsi"/>
-          <w:bCs/>
-          <w:sz w:val="24"/>
-          <w:szCs w:val="24"/>
-        </w:rPr>
-        <w:t>stabilno</w:t>
-      </w:r>
-      <w:proofErr w:type="spellEnd"/>
-      <w:r>
-        <w:rPr>
-          <w:rFonts w:cstheme="minorHAnsi"/>
-          <w:bCs/>
-          <w:sz w:val="24"/>
-          <w:szCs w:val="24"/>
-        </w:rPr>
-        <w:t xml:space="preserve">, </w:t>
-      </w:r>
-      <w:proofErr w:type="spellStart"/>
-      <w:r>
-        <w:rPr>
-          <w:rFonts w:cstheme="minorHAnsi"/>
-          <w:bCs/>
-          <w:sz w:val="24"/>
-          <w:szCs w:val="24"/>
-        </w:rPr>
-        <w:t>ali</w:t>
-      </w:r>
-      <w:proofErr w:type="spellEnd"/>
-      <w:r>
-        <w:rPr>
-          <w:rFonts w:cstheme="minorHAnsi"/>
-          <w:bCs/>
-          <w:sz w:val="24"/>
-          <w:szCs w:val="24"/>
-        </w:rPr>
-        <w:t xml:space="preserve"> </w:t>
-      </w:r>
-      <w:proofErr w:type="spellStart"/>
-      <w:r>
-        <w:rPr>
-          <w:rFonts w:cstheme="minorHAnsi"/>
-          <w:bCs/>
-          <w:sz w:val="24"/>
-          <w:szCs w:val="24"/>
-        </w:rPr>
-        <w:t>sa</w:t>
-      </w:r>
-      <w:proofErr w:type="spellEnd"/>
-      <w:r>
-        <w:rPr>
-          <w:rFonts w:cstheme="minorHAnsi"/>
-          <w:bCs/>
-          <w:sz w:val="24"/>
-          <w:szCs w:val="24"/>
-        </w:rPr>
-        <w:t xml:space="preserve"> </w:t>
-      </w:r>
-      <w:proofErr w:type="spellStart"/>
-      <w:r>
-        <w:rPr>
-          <w:rFonts w:cstheme="minorHAnsi"/>
-          <w:bCs/>
-          <w:sz w:val="24"/>
-          <w:szCs w:val="24"/>
-        </w:rPr>
-        <w:t>kašnjenjem</w:t>
-      </w:r>
-      <w:proofErr w:type="spellEnd"/>
-      <w:r>
-        <w:rPr>
-          <w:rFonts w:cstheme="minorHAnsi"/>
-          <w:bCs/>
-          <w:sz w:val="24"/>
-          <w:szCs w:val="24"/>
-        </w:rPr>
-        <w:t xml:space="preserve">. </w:t>
-      </w:r>
-      <w:proofErr w:type="spellStart"/>
-      <w:r>
-        <w:rPr>
-          <w:rFonts w:cstheme="minorHAnsi"/>
-          <w:bCs/>
-          <w:sz w:val="24"/>
-          <w:szCs w:val="24"/>
-        </w:rPr>
-        <w:t>Prosečno</w:t>
-      </w:r>
-      <w:proofErr w:type="spellEnd"/>
-      <w:r>
-        <w:rPr>
-          <w:rFonts w:cstheme="minorHAnsi"/>
-          <w:bCs/>
-          <w:sz w:val="24"/>
-          <w:szCs w:val="24"/>
-        </w:rPr>
-        <w:t xml:space="preserve"> </w:t>
-      </w:r>
-      <w:proofErr w:type="spellStart"/>
-      <w:r>
-        <w:rPr>
-          <w:rFonts w:cstheme="minorHAnsi"/>
-          <w:bCs/>
-          <w:sz w:val="24"/>
-          <w:szCs w:val="24"/>
-        </w:rPr>
-        <w:t>vreme</w:t>
-      </w:r>
-      <w:proofErr w:type="spellEnd"/>
-      <w:r>
-        <w:rPr>
-          <w:rFonts w:cstheme="minorHAnsi"/>
-          <w:bCs/>
-          <w:sz w:val="24"/>
-          <w:szCs w:val="24"/>
-        </w:rPr>
-        <w:t xml:space="preserve"> </w:t>
-      </w:r>
-      <w:proofErr w:type="gramStart"/>
-      <w:r>
-        <w:rPr>
-          <w:rFonts w:cstheme="minorHAnsi"/>
-          <w:bCs/>
-          <w:sz w:val="24"/>
-          <w:szCs w:val="24"/>
-        </w:rPr>
-        <w:t>od</w:t>
-      </w:r>
-      <w:proofErr w:type="gramEnd"/>
-      <w:r>
-        <w:rPr>
-          <w:rFonts w:cstheme="minorHAnsi"/>
-          <w:bCs/>
-          <w:sz w:val="24"/>
-          <w:szCs w:val="24"/>
-        </w:rPr>
-        <w:t xml:space="preserve"> 1.53 </w:t>
-      </w:r>
-      <w:proofErr w:type="spellStart"/>
-      <w:r>
-        <w:rPr>
-          <w:rFonts w:cstheme="minorHAnsi"/>
-          <w:bCs/>
-          <w:sz w:val="24"/>
-          <w:szCs w:val="24"/>
-        </w:rPr>
-        <w:t>sekunde</w:t>
-      </w:r>
-      <w:proofErr w:type="spellEnd"/>
-      <w:r>
-        <w:rPr>
-          <w:rFonts w:cstheme="minorHAnsi"/>
-          <w:bCs/>
-          <w:sz w:val="24"/>
-          <w:szCs w:val="24"/>
-        </w:rPr>
-        <w:t xml:space="preserve"> je </w:t>
-      </w:r>
-      <w:proofErr w:type="spellStart"/>
-      <w:r>
-        <w:rPr>
-          <w:rFonts w:cstheme="minorHAnsi"/>
-          <w:bCs/>
-          <w:sz w:val="24"/>
-          <w:szCs w:val="24"/>
-        </w:rPr>
-        <w:t>korektno</w:t>
-      </w:r>
-      <w:proofErr w:type="spellEnd"/>
-      <w:r>
-        <w:rPr>
-          <w:rFonts w:cstheme="minorHAnsi"/>
-          <w:bCs/>
-          <w:sz w:val="24"/>
-          <w:szCs w:val="24"/>
-        </w:rPr>
-        <w:t xml:space="preserve">, </w:t>
-      </w:r>
-      <w:proofErr w:type="spellStart"/>
-      <w:r>
-        <w:rPr>
-          <w:rFonts w:cstheme="minorHAnsi"/>
-          <w:bCs/>
-          <w:sz w:val="24"/>
-          <w:szCs w:val="24"/>
-        </w:rPr>
-        <w:t>ali</w:t>
-      </w:r>
-      <w:proofErr w:type="spellEnd"/>
-      <w:r>
-        <w:rPr>
-          <w:rFonts w:cstheme="minorHAnsi"/>
-          <w:bCs/>
-          <w:sz w:val="24"/>
-          <w:szCs w:val="24"/>
-        </w:rPr>
-        <w:t xml:space="preserve"> p95 od 5.76 </w:t>
-      </w:r>
-      <w:proofErr w:type="spellStart"/>
-      <w:r>
-        <w:rPr>
-          <w:rFonts w:cstheme="minorHAnsi"/>
-          <w:bCs/>
-          <w:sz w:val="24"/>
-          <w:szCs w:val="24"/>
-        </w:rPr>
-        <w:t>sekundi</w:t>
-      </w:r>
-      <w:proofErr w:type="spellEnd"/>
-      <w:r>
-        <w:rPr>
-          <w:rFonts w:cstheme="minorHAnsi"/>
-          <w:bCs/>
-          <w:sz w:val="24"/>
-          <w:szCs w:val="24"/>
-        </w:rPr>
-        <w:t xml:space="preserve"> </w:t>
-      </w:r>
-      <w:proofErr w:type="spellStart"/>
-      <w:r>
-        <w:rPr>
-          <w:rFonts w:cstheme="minorHAnsi"/>
-          <w:bCs/>
-          <w:sz w:val="24"/>
-          <w:szCs w:val="24"/>
-        </w:rPr>
-        <w:t>pokazuje</w:t>
-      </w:r>
-      <w:proofErr w:type="spellEnd"/>
-      <w:r>
-        <w:rPr>
-          <w:rFonts w:cstheme="minorHAnsi"/>
-          <w:bCs/>
-          <w:sz w:val="24"/>
-          <w:szCs w:val="24"/>
-        </w:rPr>
-        <w:t xml:space="preserve"> da se u </w:t>
-      </w:r>
-      <w:proofErr w:type="spellStart"/>
-      <w:r>
-        <w:rPr>
-          <w:rFonts w:cstheme="minorHAnsi"/>
-          <w:bCs/>
-          <w:sz w:val="24"/>
-          <w:szCs w:val="24"/>
-        </w:rPr>
-        <w:t>pikovima</w:t>
-      </w:r>
-      <w:proofErr w:type="spellEnd"/>
-      <w:r>
-        <w:rPr>
-          <w:rFonts w:cstheme="minorHAnsi"/>
-          <w:bCs/>
-          <w:sz w:val="24"/>
-          <w:szCs w:val="24"/>
-        </w:rPr>
-        <w:t xml:space="preserve"> </w:t>
-      </w:r>
-      <w:proofErr w:type="spellStart"/>
-      <w:r>
-        <w:rPr>
-          <w:rFonts w:cstheme="minorHAnsi"/>
-          <w:bCs/>
-          <w:sz w:val="24"/>
-          <w:szCs w:val="24"/>
-        </w:rPr>
-        <w:t>opterećenja</w:t>
-      </w:r>
-      <w:proofErr w:type="spellEnd"/>
-      <w:r>
-        <w:rPr>
-          <w:rFonts w:cstheme="minorHAnsi"/>
-          <w:bCs/>
-          <w:sz w:val="24"/>
-          <w:szCs w:val="24"/>
-        </w:rPr>
-        <w:t xml:space="preserve"> i </w:t>
-      </w:r>
-      <w:proofErr w:type="spellStart"/>
-      <w:r>
-        <w:rPr>
-          <w:rFonts w:cstheme="minorHAnsi"/>
-          <w:bCs/>
-          <w:sz w:val="24"/>
-          <w:szCs w:val="24"/>
-        </w:rPr>
-        <w:t>dalje</w:t>
-      </w:r>
-      <w:proofErr w:type="spellEnd"/>
-      <w:r>
-        <w:rPr>
-          <w:rFonts w:cstheme="minorHAnsi"/>
-          <w:bCs/>
-          <w:sz w:val="24"/>
-          <w:szCs w:val="24"/>
-        </w:rPr>
-        <w:t xml:space="preserve"> </w:t>
-      </w:r>
-      <w:proofErr w:type="spellStart"/>
-      <w:r>
-        <w:rPr>
-          <w:rFonts w:cstheme="minorHAnsi"/>
-          <w:bCs/>
-          <w:sz w:val="24"/>
-          <w:szCs w:val="24"/>
-        </w:rPr>
-        <w:t>javlja</w:t>
-      </w:r>
-      <w:proofErr w:type="spellEnd"/>
-      <w:r>
-        <w:rPr>
-          <w:rFonts w:cstheme="minorHAnsi"/>
-          <w:bCs/>
-          <w:sz w:val="24"/>
-          <w:szCs w:val="24"/>
-        </w:rPr>
-        <w:t xml:space="preserve"> </w:t>
-      </w:r>
-      <w:proofErr w:type="spellStart"/>
-      <w:r>
-        <w:rPr>
-          <w:rFonts w:cstheme="minorHAnsi"/>
-          <w:bCs/>
-          <w:sz w:val="24"/>
-          <w:szCs w:val="24"/>
-        </w:rPr>
-        <w:t>čekanje</w:t>
-      </w:r>
-      <w:proofErr w:type="spellEnd"/>
-      <w:r>
-        <w:rPr>
-          <w:rFonts w:cstheme="minorHAnsi"/>
-          <w:bCs/>
-          <w:sz w:val="24"/>
-          <w:szCs w:val="24"/>
-        </w:rPr>
-        <w:t xml:space="preserve">. To </w:t>
-      </w:r>
-      <w:proofErr w:type="spellStart"/>
-      <w:r>
-        <w:rPr>
-          <w:rFonts w:cstheme="minorHAnsi"/>
-          <w:bCs/>
-          <w:sz w:val="24"/>
-          <w:szCs w:val="24"/>
-        </w:rPr>
-        <w:t>čekanje</w:t>
-      </w:r>
-      <w:proofErr w:type="spellEnd"/>
-      <w:r>
-        <w:rPr>
-          <w:rFonts w:cstheme="minorHAnsi"/>
-          <w:bCs/>
-          <w:sz w:val="24"/>
-          <w:szCs w:val="24"/>
-        </w:rPr>
-        <w:t xml:space="preserve"> </w:t>
-      </w:r>
-      <w:proofErr w:type="spellStart"/>
-      <w:r>
-        <w:rPr>
-          <w:rFonts w:cstheme="minorHAnsi"/>
-          <w:bCs/>
-          <w:sz w:val="24"/>
-          <w:szCs w:val="24"/>
-        </w:rPr>
-        <w:t>nastaje</w:t>
-      </w:r>
-      <w:proofErr w:type="spellEnd"/>
-      <w:r>
-        <w:rPr>
-          <w:rFonts w:cstheme="minorHAnsi"/>
-          <w:bCs/>
-          <w:sz w:val="24"/>
-          <w:szCs w:val="24"/>
-        </w:rPr>
-        <w:t xml:space="preserve"> </w:t>
-      </w:r>
-      <w:proofErr w:type="spellStart"/>
-      <w:r>
-        <w:rPr>
-          <w:rFonts w:cstheme="minorHAnsi"/>
-          <w:bCs/>
-          <w:sz w:val="24"/>
-          <w:szCs w:val="24"/>
-        </w:rPr>
-        <w:t>jer</w:t>
-      </w:r>
-      <w:proofErr w:type="spellEnd"/>
-      <w:r>
-        <w:rPr>
-          <w:rFonts w:cstheme="minorHAnsi"/>
-          <w:bCs/>
-          <w:sz w:val="24"/>
-          <w:szCs w:val="24"/>
-        </w:rPr>
-        <w:t xml:space="preserve"> se </w:t>
-      </w:r>
-      <w:proofErr w:type="spellStart"/>
-      <w:proofErr w:type="gramStart"/>
-      <w:r>
-        <w:rPr>
-          <w:rFonts w:cstheme="minorHAnsi"/>
-          <w:bCs/>
-          <w:sz w:val="24"/>
-          <w:szCs w:val="24"/>
-        </w:rPr>
-        <w:t>na</w:t>
-      </w:r>
-      <w:proofErr w:type="spellEnd"/>
-      <w:proofErr w:type="gramEnd"/>
-      <w:r>
-        <w:rPr>
-          <w:rFonts w:cstheme="minorHAnsi"/>
-          <w:bCs/>
-          <w:sz w:val="24"/>
-          <w:szCs w:val="24"/>
-        </w:rPr>
-        <w:t xml:space="preserve"> </w:t>
-      </w:r>
-      <w:proofErr w:type="spellStart"/>
-      <w:r>
-        <w:rPr>
-          <w:rFonts w:cstheme="minorHAnsi"/>
-          <w:bCs/>
-          <w:sz w:val="24"/>
-          <w:szCs w:val="24"/>
-        </w:rPr>
-        <w:t>serverskoj</w:t>
-      </w:r>
-      <w:proofErr w:type="spellEnd"/>
-      <w:r>
-        <w:rPr>
-          <w:rFonts w:cstheme="minorHAnsi"/>
-          <w:bCs/>
-          <w:sz w:val="24"/>
-          <w:szCs w:val="24"/>
-        </w:rPr>
-        <w:t xml:space="preserve"> </w:t>
-      </w:r>
-      <w:proofErr w:type="spellStart"/>
-      <w:r>
-        <w:rPr>
-          <w:rFonts w:cstheme="minorHAnsi"/>
-          <w:bCs/>
-          <w:sz w:val="24"/>
-          <w:szCs w:val="24"/>
-        </w:rPr>
-        <w:t>strani</w:t>
-      </w:r>
-      <w:proofErr w:type="spellEnd"/>
-      <w:r>
-        <w:rPr>
-          <w:rFonts w:cstheme="minorHAnsi"/>
-          <w:bCs/>
-          <w:sz w:val="24"/>
-          <w:szCs w:val="24"/>
-        </w:rPr>
-        <w:t xml:space="preserve"> </w:t>
-      </w:r>
-      <w:proofErr w:type="spellStart"/>
-      <w:r>
-        <w:rPr>
-          <w:rFonts w:cstheme="minorHAnsi"/>
-          <w:bCs/>
-          <w:sz w:val="24"/>
-          <w:szCs w:val="24"/>
-        </w:rPr>
-        <w:t>gubi</w:t>
-      </w:r>
-      <w:proofErr w:type="spellEnd"/>
-      <w:r>
-        <w:rPr>
-          <w:rFonts w:cstheme="minorHAnsi"/>
-          <w:bCs/>
-          <w:sz w:val="24"/>
-          <w:szCs w:val="24"/>
-        </w:rPr>
-        <w:t xml:space="preserve"> </w:t>
-      </w:r>
-      <w:proofErr w:type="spellStart"/>
-      <w:r>
-        <w:rPr>
-          <w:rFonts w:cstheme="minorHAnsi"/>
-          <w:bCs/>
-          <w:sz w:val="24"/>
-          <w:szCs w:val="24"/>
-        </w:rPr>
-        <w:t>vreme</w:t>
-      </w:r>
-      <w:proofErr w:type="spellEnd"/>
-      <w:r>
-        <w:rPr>
-          <w:rFonts w:cstheme="minorHAnsi"/>
-          <w:bCs/>
-          <w:sz w:val="24"/>
-          <w:szCs w:val="24"/>
-        </w:rPr>
-        <w:t xml:space="preserve"> da se </w:t>
-      </w:r>
-      <w:proofErr w:type="spellStart"/>
-      <w:r>
-        <w:rPr>
-          <w:rFonts w:cstheme="minorHAnsi"/>
-          <w:bCs/>
-          <w:sz w:val="24"/>
-          <w:szCs w:val="24"/>
-        </w:rPr>
-        <w:t>rezultati</w:t>
-      </w:r>
-      <w:proofErr w:type="spellEnd"/>
-      <w:r>
-        <w:rPr>
-          <w:rFonts w:cstheme="minorHAnsi"/>
-          <w:bCs/>
-          <w:sz w:val="24"/>
-          <w:szCs w:val="24"/>
-        </w:rPr>
-        <w:t xml:space="preserve"> </w:t>
-      </w:r>
-      <w:proofErr w:type="spellStart"/>
-      <w:r>
-        <w:rPr>
-          <w:rFonts w:cstheme="minorHAnsi"/>
-          <w:bCs/>
-          <w:sz w:val="24"/>
-          <w:szCs w:val="24"/>
-        </w:rPr>
-        <w:t>iz</w:t>
-      </w:r>
-      <w:proofErr w:type="spellEnd"/>
-      <w:r>
-        <w:rPr>
-          <w:rFonts w:cstheme="minorHAnsi"/>
-          <w:bCs/>
-          <w:sz w:val="24"/>
-          <w:szCs w:val="24"/>
-        </w:rPr>
-        <w:t xml:space="preserve"> </w:t>
-      </w:r>
-      <w:proofErr w:type="spellStart"/>
-      <w:r>
-        <w:rPr>
-          <w:rFonts w:cstheme="minorHAnsi"/>
-          <w:bCs/>
-          <w:sz w:val="24"/>
-          <w:szCs w:val="24"/>
-        </w:rPr>
-        <w:t>baze</w:t>
-      </w:r>
-      <w:proofErr w:type="spellEnd"/>
-      <w:r>
-        <w:rPr>
-          <w:rFonts w:cstheme="minorHAnsi"/>
-          <w:bCs/>
-          <w:sz w:val="24"/>
-          <w:szCs w:val="24"/>
-        </w:rPr>
-        <w:t xml:space="preserve"> </w:t>
-      </w:r>
-      <w:proofErr w:type="spellStart"/>
-      <w:r>
-        <w:rPr>
-          <w:rFonts w:cstheme="minorHAnsi"/>
-          <w:bCs/>
-          <w:sz w:val="24"/>
-          <w:szCs w:val="24"/>
-        </w:rPr>
-        <w:t>ponovo</w:t>
-      </w:r>
-      <w:proofErr w:type="spellEnd"/>
-      <w:r>
-        <w:rPr>
-          <w:rFonts w:cstheme="minorHAnsi"/>
-          <w:bCs/>
-          <w:sz w:val="24"/>
-          <w:szCs w:val="24"/>
-        </w:rPr>
-        <w:t xml:space="preserve"> </w:t>
-      </w:r>
-      <w:proofErr w:type="spellStart"/>
-      <w:r>
-        <w:rPr>
-          <w:rFonts w:cstheme="minorHAnsi"/>
-          <w:bCs/>
-          <w:sz w:val="24"/>
-          <w:szCs w:val="24"/>
-        </w:rPr>
-        <w:t>mapiraju</w:t>
-      </w:r>
-      <w:proofErr w:type="spellEnd"/>
-      <w:r>
-        <w:rPr>
-          <w:rFonts w:cstheme="minorHAnsi"/>
-          <w:bCs/>
-          <w:sz w:val="24"/>
-          <w:szCs w:val="24"/>
-        </w:rPr>
-        <w:t xml:space="preserve"> i </w:t>
-      </w:r>
-      <w:proofErr w:type="spellStart"/>
-      <w:r>
-        <w:rPr>
-          <w:rFonts w:cstheme="minorHAnsi"/>
-          <w:bCs/>
-          <w:sz w:val="24"/>
-          <w:szCs w:val="24"/>
-        </w:rPr>
-        <w:t>spakuju</w:t>
-      </w:r>
-      <w:proofErr w:type="spellEnd"/>
-      <w:r>
-        <w:rPr>
-          <w:rFonts w:cstheme="minorHAnsi"/>
-          <w:bCs/>
-          <w:sz w:val="24"/>
-          <w:szCs w:val="24"/>
-        </w:rPr>
-        <w:t xml:space="preserve"> u </w:t>
-      </w:r>
-      <w:proofErr w:type="spellStart"/>
-      <w:r>
-        <w:rPr>
-          <w:rFonts w:cstheme="minorHAnsi"/>
-          <w:bCs/>
-          <w:sz w:val="24"/>
-          <w:szCs w:val="24"/>
-        </w:rPr>
-        <w:t>tekstualni</w:t>
-      </w:r>
-      <w:proofErr w:type="spellEnd"/>
-      <w:r>
-        <w:rPr>
-          <w:rFonts w:cstheme="minorHAnsi"/>
-          <w:bCs/>
-          <w:sz w:val="24"/>
-          <w:szCs w:val="24"/>
-        </w:rPr>
-        <w:t xml:space="preserve"> JSON format </w:t>
-      </w:r>
-      <w:proofErr w:type="spellStart"/>
-      <w:r>
-        <w:rPr>
-          <w:rFonts w:cstheme="minorHAnsi"/>
-          <w:bCs/>
-          <w:sz w:val="24"/>
-          <w:szCs w:val="24"/>
-        </w:rPr>
-        <w:t>za</w:t>
-      </w:r>
-      <w:proofErr w:type="spellEnd"/>
-      <w:r>
-        <w:rPr>
-          <w:rFonts w:cstheme="minorHAnsi"/>
-          <w:bCs/>
-          <w:sz w:val="24"/>
-          <w:szCs w:val="24"/>
-        </w:rPr>
-        <w:t xml:space="preserve"> </w:t>
-      </w:r>
-      <w:proofErr w:type="spellStart"/>
-      <w:r>
-        <w:rPr>
-          <w:rFonts w:cstheme="minorHAnsi"/>
-          <w:bCs/>
-          <w:sz w:val="24"/>
-          <w:szCs w:val="24"/>
-        </w:rPr>
-        <w:t>slanje</w:t>
-      </w:r>
-      <w:proofErr w:type="spellEnd"/>
-      <w:r>
-        <w:rPr>
-          <w:rFonts w:cstheme="minorHAnsi"/>
-          <w:bCs/>
-          <w:sz w:val="24"/>
-          <w:szCs w:val="24"/>
-        </w:rPr>
-        <w:t xml:space="preserve"> </w:t>
-      </w:r>
-      <w:proofErr w:type="spellStart"/>
-      <w:r>
-        <w:rPr>
-          <w:rFonts w:cstheme="minorHAnsi"/>
-          <w:bCs/>
-          <w:sz w:val="24"/>
-          <w:szCs w:val="24"/>
-        </w:rPr>
-        <w:t>kroz</w:t>
-      </w:r>
-      <w:proofErr w:type="spellEnd"/>
-      <w:r>
-        <w:rPr>
-          <w:rFonts w:cstheme="minorHAnsi"/>
-          <w:bCs/>
-          <w:sz w:val="24"/>
-          <w:szCs w:val="24"/>
-        </w:rPr>
-        <w:t xml:space="preserve"> </w:t>
-      </w:r>
-      <w:proofErr w:type="spellStart"/>
-      <w:r>
-        <w:rPr>
-          <w:rFonts w:cstheme="minorHAnsi"/>
-          <w:bCs/>
-          <w:sz w:val="24"/>
-          <w:szCs w:val="24"/>
-        </w:rPr>
-        <w:t>mrežu</w:t>
-      </w:r>
-      <w:proofErr w:type="spellEnd"/>
-      <w:r>
-        <w:rPr>
-          <w:rFonts w:cstheme="minorHAnsi"/>
-          <w:bCs/>
-          <w:sz w:val="24"/>
-          <w:szCs w:val="24"/>
-        </w:rPr>
-        <w:t>.</w:t>
+      <w:r>
+        <w:rPr>
+          <w:rFonts w:cstheme="minorHAnsi"/>
+          <w:noProof/>
+          <w:sz w:val="24"/>
+          <w:szCs w:val="24"/>
+        </w:rPr>
+        <w:t xml:space="preserve"> </w:t>
       </w:r>
     </w:p>
     <w:p>
       <w:pPr>
         <w:rPr>
           <w:rFonts w:cstheme="minorHAnsi"/>
-          <w:noProof/>
-          <w:sz w:val="24"/>
-          <w:szCs w:val="24"/>
-        </w:rPr>
-      </w:pPr>
-      <w:r>
-        <w:rPr>
-          <w:rFonts w:cstheme="minorHAnsi"/>
-          <w:bCs/>
-          <w:sz w:val="24"/>
-          <w:szCs w:val="24"/>
-        </w:rPr>
-        <w:drawing>
-          <wp:inline distT="0" distB="0" distL="0" distR="0" wp14:anchorId="4A35E1EF" wp14:editId="10297288">
-            <wp:extent cx="5732145" cy="1665752"/>
-            <wp:effectExtent l="0" t="0" r="1905" b="0"/>
-            <wp:docPr id="6" name="Picture 6"/>
-            <wp:cNvGraphicFramePr>
-              <a:graphicFrameLocks xmlns:a="http://schemas.openxmlformats.org/drawingml/2006/main" noChangeAspect="1"/>
-            </wp:cNvGraphicFramePr>
-            <a:graphic xmlns:a="http://schemas.openxmlformats.org/drawingml/2006/main">
-              <a:graphicData uri="http://schemas.openxmlformats.org/drawingml/2006/picture">
-                <pic:pic xmlns:pic="http://schemas.openxmlformats.org/drawingml/2006/picture">
-                  <pic:nvPicPr>
-                    <pic:cNvPr id="0" name=""/>
-                    <pic:cNvPicPr/>
-                  </pic:nvPicPr>
-                  <pic:blipFill>
-                    <a:blip r:embed="rId10"/>
-                    <a:stretch>
-                      <a:fillRect/>
-                    </a:stretch>
-                  </pic:blipFill>
-                  <pic:spPr>
-                    <a:xfrm>
-                      <a:off x="0" y="0"/>
-                      <a:ext cx="5732145" cy="1665752"/>
-                    </a:xfrm>
-                    <a:prstGeom prst="rect">
-                      <a:avLst/>
-                    </a:prstGeom>
-                  </pic:spPr>
-                </pic:pic>
-              </a:graphicData>
-            </a:graphic>
-          </wp:inline>
-        </w:drawing>
-      </w:r>
-      <w:r>
-        <w:rPr>
-          <w:rFonts w:cstheme="minorHAnsi"/>
-          <w:noProof/>
-          <w:sz w:val="24"/>
-          <w:szCs w:val="24"/>
-        </w:rPr>
-        <w:t xml:space="preserve"> </w:t>
-      </w:r>
-      <w:r>
-        <w:rPr>
-          <w:rFonts w:cstheme="minorHAnsi"/>
-          <w:bCs/>
-          <w:sz w:val="24"/>
-          <w:szCs w:val="24"/>
-        </w:rPr>
-        <w:drawing>
-          <wp:inline distT="0" distB="0" distL="0" distR="0" wp14:anchorId="211B83AE" wp14:editId="37976D7F">
-            <wp:extent cx="5732145" cy="3298433"/>
-            <wp:effectExtent l="0" t="0" r="1905" b="0"/>
-            <wp:docPr id="7" name="Picture 7"/>
-            <wp:cNvGraphicFramePr>
-              <a:graphicFrameLocks xmlns:a="http://schemas.openxmlformats.org/drawingml/2006/main" noChangeAspect="1"/>
-            </wp:cNvGraphicFramePr>
-            <a:graphic xmlns:a="http://schemas.openxmlformats.org/drawingml/2006/main">
-              <a:graphicData uri="http://schemas.openxmlformats.org/drawingml/2006/picture">
-                <pic:pic xmlns:pic="http://schemas.openxmlformats.org/drawingml/2006/picture">
-                  <pic:nvPicPr>
-                    <pic:cNvPr id="0" name=""/>
-                    <pic:cNvPicPr/>
-                  </pic:nvPicPr>
-                  <pic:blipFill>
-                    <a:blip r:embed="rId11"/>
-                    <a:stretch>
-                      <a:fillRect/>
-                    </a:stretch>
-                  </pic:blipFill>
-                  <pic:spPr>
-                    <a:xfrm>
-                      <a:off x="0" y="0"/>
-                      <a:ext cx="5732145" cy="3298433"/>
-                    </a:xfrm>
-                    <a:prstGeom prst="rect">
-                      <a:avLst/>
-                    </a:prstGeom>
-                  </pic:spPr>
-                </pic:pic>
-              </a:graphicData>
-            </a:graphic>
-          </wp:inline>
-        </w:drawing>
-      </w:r>
-    </w:p>
-    <w:p>
-      <w:pPr>
-        <w:rPr>
-          <w:rFonts w:cstheme="minorHAnsi"/>
+          <w:b/>
           <w:noProof/>
           <w:sz w:val="24"/>
           <w:szCs w:val="24"/>
@@ -11871,29 +10669,17 @@
         <w:rPr>
           <w:rFonts w:cstheme="minorHAnsi"/>
           <w:b/>
-          <w:noProof/>
           <w:sz w:val="24"/>
           <w:szCs w:val="24"/>
         </w:rPr>
       </w:pPr>
-    </w:p>
-    <w:p>
-      <w:pPr>
+      <w:r>
         <w:rPr>
           <w:rFonts w:cstheme="minorHAnsi"/>
           <w:b/>
           <w:sz w:val="24"/>
           <w:szCs w:val="24"/>
         </w:rPr>
-      </w:pPr>
-      <w:r>
-        <w:rPr>
-          <w:rFonts w:cstheme="minorHAnsi"/>
-          <w:b/>
-          <w:sz w:val="24"/>
-          <w:szCs w:val="24"/>
-        </w:rPr>
-        <w:lastRenderedPageBreak/>
         <w:t>4.4</w:t>
       </w:r>
       <w:r>
@@ -12108,13 +10894,7 @@
         <w:rPr>
           <w:rFonts w:asciiTheme="minorHAnsi" w:hAnsiTheme="minorHAnsi" w:cstheme="minorHAnsi"/>
         </w:rPr>
-        <w:t>ve</w:t>
-      </w:r>
-      <w:r>
-        <w:rPr>
-          <w:rFonts w:asciiTheme="minorHAnsi" w:hAnsiTheme="minorHAnsi" w:cstheme="minorHAnsi"/>
-        </w:rPr>
-        <w:t>ličine</w:t>
+        <w:t>veličine</w:t>
       </w:r>
       <w:proofErr w:type="spellEnd"/>
       <w:r>
@@ -12135,26 +10915,14 @@
         <w:rPr>
           <w:rFonts w:asciiTheme="minorHAnsi" w:hAnsiTheme="minorHAnsi" w:cstheme="minorHAnsi"/>
         </w:rPr>
-        <w:t xml:space="preserve"> </w:t>
-      </w:r>
-      <w:r>
-        <w:rPr>
-          <w:rFonts w:asciiTheme="minorHAnsi" w:hAnsiTheme="minorHAnsi" w:cstheme="minorHAnsi"/>
-        </w:rPr>
-        <w:t xml:space="preserve">u </w:t>
-      </w:r>
-      <w:proofErr w:type="spellStart"/>
-      <w:r>
-        <w:rPr>
-          <w:rFonts w:asciiTheme="minorHAnsi" w:hAnsiTheme="minorHAnsi" w:cstheme="minorHAnsi"/>
-        </w:rPr>
-        <w:t>bajt</w:t>
-      </w:r>
-      <w:r>
-        <w:rPr>
-          <w:rFonts w:asciiTheme="minorHAnsi" w:hAnsiTheme="minorHAnsi" w:cstheme="minorHAnsi"/>
-        </w:rPr>
-        <w:t>ovima</w:t>
+        <w:t xml:space="preserve"> u </w:t>
+      </w:r>
+      <w:proofErr w:type="spellStart"/>
+      <w:r>
+        <w:rPr>
+          <w:rFonts w:asciiTheme="minorHAnsi" w:hAnsiTheme="minorHAnsi" w:cstheme="minorHAnsi"/>
+        </w:rPr>
+        <w:t>bajtovima</w:t>
       </w:r>
       <w:proofErr w:type="spellEnd"/>
       <w:r>
@@ -12189,13 +10957,7 @@
         <w:rPr>
           <w:rFonts w:asciiTheme="minorHAnsi" w:hAnsiTheme="minorHAnsi" w:cstheme="minorHAnsi"/>
         </w:rPr>
-        <w:t xml:space="preserve"> set podataka.</w:t>
-      </w:r>
-      <w:r>
-        <w:rPr>
-          <w:rFonts w:asciiTheme="minorHAnsi" w:hAnsiTheme="minorHAnsi" w:cstheme="minorHAnsi"/>
-        </w:rPr>
-        <w:t xml:space="preserve">Za </w:t>
+        <w:t xml:space="preserve"> set podataka.Za </w:t>
       </w:r>
       <w:proofErr w:type="spellStart"/>
       <w:r>
@@ -12246,13 +11008,7 @@
         <w:rPr>
           <w:rFonts w:asciiTheme="minorHAnsi" w:hAnsiTheme="minorHAnsi" w:cstheme="minorHAnsi"/>
         </w:rPr>
-        <w:t xml:space="preserve"> </w:t>
-      </w:r>
-      <w:r>
-        <w:rPr>
-          <w:rFonts w:asciiTheme="minorHAnsi" w:hAnsiTheme="minorHAnsi" w:cstheme="minorHAnsi"/>
-        </w:rPr>
-        <w:t xml:space="preserve"> </w:t>
+        <w:t xml:space="preserve">  </w:t>
       </w:r>
       <w:proofErr w:type="spellStart"/>
       <w:r>
@@ -13424,13 +12180,7 @@
         <w:rPr>
           <w:rFonts w:asciiTheme="minorHAnsi" w:hAnsiTheme="minorHAnsi" w:cstheme="minorHAnsi"/>
         </w:rPr>
-        <w:t>.</w:t>
-      </w:r>
-      <w:r>
-        <w:rPr>
-          <w:rFonts w:asciiTheme="minorHAnsi" w:hAnsiTheme="minorHAnsi" w:cstheme="minorHAnsi"/>
-        </w:rPr>
-        <w:t xml:space="preserve"> </w:t>
+        <w:t xml:space="preserve">. </w:t>
       </w:r>
       <w:proofErr w:type="spellStart"/>
       <w:r>
@@ -13517,13 +12267,7 @@
         <w:rPr>
           <w:rFonts w:asciiTheme="minorHAnsi" w:hAnsiTheme="minorHAnsi" w:cstheme="minorHAnsi"/>
         </w:rPr>
-        <w:t>je</w:t>
-      </w:r>
-      <w:r>
-        <w:rPr>
-          <w:rFonts w:asciiTheme="minorHAnsi" w:hAnsiTheme="minorHAnsi" w:cstheme="minorHAnsi"/>
-        </w:rPr>
-        <w:t>r</w:t>
+        <w:t>jer</w:t>
       </w:r>
       <w:proofErr w:type="spellEnd"/>
       <w:r>
@@ -13679,13 +12423,7 @@
         <w:rPr>
           <w:rFonts w:asciiTheme="minorHAnsi" w:hAnsiTheme="minorHAnsi" w:cstheme="minorHAnsi"/>
         </w:rPr>
-        <w:t>tekstu</w:t>
-      </w:r>
-      <w:r>
-        <w:rPr>
-          <w:rFonts w:asciiTheme="minorHAnsi" w:hAnsiTheme="minorHAnsi" w:cstheme="minorHAnsi"/>
-        </w:rPr>
-        <w:t>alne</w:t>
+        <w:t>tekstualne</w:t>
       </w:r>
       <w:proofErr w:type="spellEnd"/>
       <w:r>
@@ -13872,200 +12610,192 @@
           <w:b/>
           <w:bCs/>
         </w:rPr>
-        <w:t xml:space="preserve"> API</w:t>
-      </w:r>
+        <w:t xml:space="preserve"> API:</w:t>
+      </w:r>
+      <w:r>
+        <w:rPr>
+          <w:rFonts w:asciiTheme="minorHAnsi" w:hAnsiTheme="minorHAnsi" w:cstheme="minorHAnsi"/>
+        </w:rPr>
+        <w:t xml:space="preserve"> </w:t>
+      </w:r>
+      <w:proofErr w:type="spellStart"/>
+      <w:r>
+        <w:rPr>
+          <w:rFonts w:asciiTheme="minorHAnsi" w:hAnsiTheme="minorHAnsi" w:cstheme="minorHAnsi"/>
+        </w:rPr>
+        <w:t>gRPC</w:t>
+      </w:r>
+      <w:proofErr w:type="spellEnd"/>
+      <w:r>
+        <w:rPr>
+          <w:rFonts w:asciiTheme="minorHAnsi" w:hAnsiTheme="minorHAnsi" w:cstheme="minorHAnsi"/>
+        </w:rPr>
+        <w:t xml:space="preserve"> </w:t>
+      </w:r>
+      <w:proofErr w:type="spellStart"/>
+      <w:r>
+        <w:rPr>
+          <w:rFonts w:asciiTheme="minorHAnsi" w:hAnsiTheme="minorHAnsi" w:cstheme="minorHAnsi"/>
+        </w:rPr>
+        <w:t>ostvaruje</w:t>
+      </w:r>
+      <w:proofErr w:type="spellEnd"/>
+      <w:r>
+        <w:rPr>
+          <w:rFonts w:asciiTheme="minorHAnsi" w:hAnsiTheme="minorHAnsi" w:cstheme="minorHAnsi"/>
+        </w:rPr>
+        <w:t xml:space="preserve"> </w:t>
+      </w:r>
+      <w:proofErr w:type="spellStart"/>
+      <w:r>
+        <w:rPr>
+          <w:rFonts w:asciiTheme="minorHAnsi" w:hAnsiTheme="minorHAnsi" w:cstheme="minorHAnsi"/>
+        </w:rPr>
+        <w:t>veliku</w:t>
+      </w:r>
+      <w:proofErr w:type="spellEnd"/>
+      <w:r>
+        <w:rPr>
+          <w:rFonts w:asciiTheme="minorHAnsi" w:hAnsiTheme="minorHAnsi" w:cstheme="minorHAnsi"/>
+        </w:rPr>
+        <w:t xml:space="preserve"> </w:t>
+      </w:r>
+      <w:proofErr w:type="spellStart"/>
+      <w:r>
+        <w:rPr>
+          <w:rFonts w:asciiTheme="minorHAnsi" w:hAnsiTheme="minorHAnsi" w:cstheme="minorHAnsi"/>
+        </w:rPr>
+        <w:t>mrežnu</w:t>
+      </w:r>
+      <w:proofErr w:type="spellEnd"/>
+      <w:r>
+        <w:rPr>
+          <w:rFonts w:asciiTheme="minorHAnsi" w:hAnsiTheme="minorHAnsi" w:cstheme="minorHAnsi"/>
+        </w:rPr>
+        <w:t xml:space="preserve"> </w:t>
+      </w:r>
+      <w:proofErr w:type="spellStart"/>
+      <w:r>
+        <w:rPr>
+          <w:rFonts w:asciiTheme="minorHAnsi" w:hAnsiTheme="minorHAnsi" w:cstheme="minorHAnsi"/>
+        </w:rPr>
+        <w:t>uštedu</w:t>
+      </w:r>
+      <w:proofErr w:type="spellEnd"/>
+      <w:r>
+        <w:rPr>
+          <w:rFonts w:asciiTheme="minorHAnsi" w:hAnsiTheme="minorHAnsi" w:cstheme="minorHAnsi"/>
+        </w:rPr>
+        <w:t xml:space="preserve">. </w:t>
+      </w:r>
+      <w:proofErr w:type="spellStart"/>
+      <w:proofErr w:type="gramStart"/>
+      <w:r>
+        <w:rPr>
+          <w:rFonts w:asciiTheme="minorHAnsi" w:hAnsiTheme="minorHAnsi" w:cstheme="minorHAnsi"/>
+        </w:rPr>
+        <w:t>Pošto</w:t>
+      </w:r>
+      <w:proofErr w:type="spellEnd"/>
+      <w:r>
+        <w:rPr>
+          <w:rFonts w:asciiTheme="minorHAnsi" w:hAnsiTheme="minorHAnsi" w:cstheme="minorHAnsi"/>
+        </w:rPr>
+        <w:t xml:space="preserve"> </w:t>
+      </w:r>
+      <w:proofErr w:type="spellStart"/>
+      <w:r>
+        <w:rPr>
+          <w:rFonts w:asciiTheme="minorHAnsi" w:hAnsiTheme="minorHAnsi" w:cstheme="minorHAnsi"/>
+        </w:rPr>
+        <w:t>Protobuf</w:t>
+      </w:r>
+      <w:proofErr w:type="spellEnd"/>
+      <w:r>
+        <w:rPr>
+          <w:rFonts w:asciiTheme="minorHAnsi" w:hAnsiTheme="minorHAnsi" w:cstheme="minorHAnsi"/>
+        </w:rPr>
+        <w:t xml:space="preserve"> </w:t>
+      </w:r>
+      <w:proofErr w:type="spellStart"/>
       <w:r>
         <w:rPr>
           <w:rFonts w:asciiTheme="minorHAnsi" w:hAnsiTheme="minorHAnsi" w:cstheme="minorHAnsi"/>
           <w:b/>
           <w:bCs/>
         </w:rPr>
-        <w:t>:</w:t>
-      </w:r>
-      <w:r>
-        <w:rPr>
-          <w:rFonts w:asciiTheme="minorHAnsi" w:hAnsiTheme="minorHAnsi" w:cstheme="minorHAnsi"/>
-        </w:rPr>
-        <w:t xml:space="preserve"> </w:t>
-      </w:r>
-      <w:proofErr w:type="spellStart"/>
-      <w:r>
-        <w:rPr>
-          <w:rFonts w:asciiTheme="minorHAnsi" w:hAnsiTheme="minorHAnsi" w:cstheme="minorHAnsi"/>
-        </w:rPr>
-        <w:t>gRPC</w:t>
-      </w:r>
-      <w:proofErr w:type="spellEnd"/>
-      <w:r>
-        <w:rPr>
-          <w:rFonts w:asciiTheme="minorHAnsi" w:hAnsiTheme="minorHAnsi" w:cstheme="minorHAnsi"/>
-        </w:rPr>
-        <w:t xml:space="preserve"> </w:t>
-      </w:r>
-      <w:proofErr w:type="spellStart"/>
-      <w:r>
-        <w:rPr>
-          <w:rFonts w:asciiTheme="minorHAnsi" w:hAnsiTheme="minorHAnsi" w:cstheme="minorHAnsi"/>
-        </w:rPr>
-        <w:t>ostvaruje</w:t>
-      </w:r>
-      <w:proofErr w:type="spellEnd"/>
-      <w:r>
-        <w:rPr>
-          <w:rFonts w:asciiTheme="minorHAnsi" w:hAnsiTheme="minorHAnsi" w:cstheme="minorHAnsi"/>
-        </w:rPr>
-        <w:t xml:space="preserve"> </w:t>
-      </w:r>
-      <w:proofErr w:type="spellStart"/>
-      <w:r>
-        <w:rPr>
-          <w:rFonts w:asciiTheme="minorHAnsi" w:hAnsiTheme="minorHAnsi" w:cstheme="minorHAnsi"/>
-        </w:rPr>
-        <w:t>veliku</w:t>
-      </w:r>
-      <w:proofErr w:type="spellEnd"/>
-      <w:r>
-        <w:rPr>
-          <w:rFonts w:asciiTheme="minorHAnsi" w:hAnsiTheme="minorHAnsi" w:cstheme="minorHAnsi"/>
-        </w:rPr>
-        <w:t xml:space="preserve"> </w:t>
-      </w:r>
-      <w:proofErr w:type="spellStart"/>
-      <w:r>
-        <w:rPr>
-          <w:rFonts w:asciiTheme="minorHAnsi" w:hAnsiTheme="minorHAnsi" w:cstheme="minorHAnsi"/>
-        </w:rPr>
-        <w:t>mrežnu</w:t>
-      </w:r>
-      <w:proofErr w:type="spellEnd"/>
-      <w:r>
-        <w:rPr>
-          <w:rFonts w:asciiTheme="minorHAnsi" w:hAnsiTheme="minorHAnsi" w:cstheme="minorHAnsi"/>
-        </w:rPr>
-        <w:t xml:space="preserve"> </w:t>
-      </w:r>
-      <w:proofErr w:type="spellStart"/>
-      <w:r>
-        <w:rPr>
-          <w:rFonts w:asciiTheme="minorHAnsi" w:hAnsiTheme="minorHAnsi" w:cstheme="minorHAnsi"/>
-        </w:rPr>
-        <w:t>uštedu</w:t>
-      </w:r>
-      <w:proofErr w:type="spellEnd"/>
-      <w:r>
-        <w:rPr>
-          <w:rFonts w:asciiTheme="minorHAnsi" w:hAnsiTheme="minorHAnsi" w:cstheme="minorHAnsi"/>
-        </w:rPr>
-        <w:t xml:space="preserve">. </w:t>
-      </w:r>
-      <w:proofErr w:type="spellStart"/>
-      <w:proofErr w:type="gramStart"/>
-      <w:r>
-        <w:rPr>
-          <w:rFonts w:asciiTheme="minorHAnsi" w:hAnsiTheme="minorHAnsi" w:cstheme="minorHAnsi"/>
-        </w:rPr>
-        <w:t>Pošto</w:t>
-      </w:r>
-      <w:proofErr w:type="spellEnd"/>
-      <w:r>
-        <w:rPr>
-          <w:rFonts w:asciiTheme="minorHAnsi" w:hAnsiTheme="minorHAnsi" w:cstheme="minorHAnsi"/>
-        </w:rPr>
-        <w:t xml:space="preserve"> </w:t>
-      </w:r>
-      <w:proofErr w:type="spellStart"/>
-      <w:r>
-        <w:rPr>
-          <w:rFonts w:asciiTheme="minorHAnsi" w:hAnsiTheme="minorHAnsi" w:cstheme="minorHAnsi"/>
-        </w:rPr>
-        <w:t>Protobuf</w:t>
-      </w:r>
-      <w:proofErr w:type="spellEnd"/>
-      <w:r>
-        <w:rPr>
-          <w:rFonts w:asciiTheme="minorHAnsi" w:hAnsiTheme="minorHAnsi" w:cstheme="minorHAnsi"/>
-        </w:rPr>
-        <w:t xml:space="preserve"> </w:t>
-      </w:r>
-      <w:proofErr w:type="spellStart"/>
+        <w:t>uopšte</w:t>
+      </w:r>
+      <w:proofErr w:type="spellEnd"/>
       <w:r>
         <w:rPr>
           <w:rFonts w:asciiTheme="minorHAnsi" w:hAnsiTheme="minorHAnsi" w:cstheme="minorHAnsi"/>
           <w:b/>
           <w:bCs/>
         </w:rPr>
-        <w:t>uopšte</w:t>
-      </w:r>
-      <w:proofErr w:type="spellEnd"/>
+        <w:t xml:space="preserve"> </w:t>
+      </w:r>
+      <w:proofErr w:type="spellStart"/>
       <w:r>
         <w:rPr>
           <w:rFonts w:asciiTheme="minorHAnsi" w:hAnsiTheme="minorHAnsi" w:cstheme="minorHAnsi"/>
           <w:b/>
           <w:bCs/>
         </w:rPr>
-        <w:t xml:space="preserve"> </w:t>
-      </w:r>
-      <w:proofErr w:type="spellStart"/>
+        <w:t>ne</w:t>
+      </w:r>
+      <w:proofErr w:type="spellEnd"/>
       <w:r>
         <w:rPr>
           <w:rFonts w:asciiTheme="minorHAnsi" w:hAnsiTheme="minorHAnsi" w:cstheme="minorHAnsi"/>
           <w:b/>
           <w:bCs/>
         </w:rPr>
-        <w:t>ne</w:t>
-      </w:r>
-      <w:proofErr w:type="spellEnd"/>
+        <w:t xml:space="preserve"> </w:t>
+      </w:r>
+      <w:proofErr w:type="spellStart"/>
       <w:r>
         <w:rPr>
           <w:rFonts w:asciiTheme="minorHAnsi" w:hAnsiTheme="minorHAnsi" w:cstheme="minorHAnsi"/>
           <w:b/>
           <w:bCs/>
         </w:rPr>
-        <w:t xml:space="preserve"> </w:t>
-      </w:r>
-      <w:proofErr w:type="spellStart"/>
+        <w:t>šalje</w:t>
+      </w:r>
+      <w:proofErr w:type="spellEnd"/>
       <w:r>
         <w:rPr>
           <w:rFonts w:asciiTheme="minorHAnsi" w:hAnsiTheme="minorHAnsi" w:cstheme="minorHAnsi"/>
           <w:b/>
           <w:bCs/>
         </w:rPr>
-        <w:t>šalje</w:t>
-      </w:r>
-      <w:proofErr w:type="spellEnd"/>
+        <w:t xml:space="preserve"> </w:t>
+      </w:r>
+      <w:proofErr w:type="spellStart"/>
       <w:r>
         <w:rPr>
           <w:rFonts w:asciiTheme="minorHAnsi" w:hAnsiTheme="minorHAnsi" w:cstheme="minorHAnsi"/>
           <w:b/>
           <w:bCs/>
         </w:rPr>
-        <w:t xml:space="preserve"> </w:t>
-      </w:r>
-      <w:proofErr w:type="spellStart"/>
+        <w:t>nazive</w:t>
+      </w:r>
+      <w:proofErr w:type="spellEnd"/>
       <w:r>
         <w:rPr>
           <w:rFonts w:asciiTheme="minorHAnsi" w:hAnsiTheme="minorHAnsi" w:cstheme="minorHAnsi"/>
           <w:b/>
           <w:bCs/>
         </w:rPr>
-        <w:t>nazive</w:t>
-      </w:r>
-      <w:proofErr w:type="spellEnd"/>
+        <w:t xml:space="preserve"> </w:t>
+      </w:r>
+      <w:proofErr w:type="spellStart"/>
       <w:r>
         <w:rPr>
           <w:rFonts w:asciiTheme="minorHAnsi" w:hAnsiTheme="minorHAnsi" w:cstheme="minorHAnsi"/>
           <w:b/>
           <w:bCs/>
         </w:rPr>
-        <w:t xml:space="preserve"> </w:t>
-      </w:r>
-      <w:proofErr w:type="spellStart"/>
-      <w:r>
-        <w:rPr>
-          <w:rFonts w:asciiTheme="minorHAnsi" w:hAnsiTheme="minorHAnsi" w:cstheme="minorHAnsi"/>
-          <w:b/>
-          <w:bCs/>
-        </w:rPr>
         <w:t>polja</w:t>
       </w:r>
       <w:proofErr w:type="spellEnd"/>
@@ -14209,7 +12939,6 @@
         <w:t xml:space="preserve"> </w:t>
       </w:r>
       <w:proofErr w:type="spellStart"/>
-      <w:proofErr w:type="gramStart"/>
       <w:r>
         <w:rPr>
           <w:rFonts w:asciiTheme="minorHAnsi" w:hAnsiTheme="minorHAnsi" w:cstheme="minorHAnsi"/>
@@ -14217,7 +12946,6 @@
         <w:t>sa</w:t>
       </w:r>
       <w:proofErr w:type="spellEnd"/>
-      <w:proofErr w:type="gramEnd"/>
       <w:r>
         <w:rPr>
           <w:rFonts w:asciiTheme="minorHAnsi" w:hAnsiTheme="minorHAnsi" w:cstheme="minorHAnsi"/>
@@ -14336,166 +13064,8 @@
         </w:rPr>
         <w:t>.</w:t>
       </w:r>
-    </w:p>
-    <w:p>
-      <w:pPr>
-        <w:rPr>
-          <w:rFonts w:cstheme="minorHAnsi"/>
-          <w:bCs/>
-          <w:sz w:val="24"/>
-          <w:szCs w:val="24"/>
-        </w:rPr>
-      </w:pPr>
-      <w:r>
-        <w:rPr>
-          <w:rFonts w:cstheme="minorHAnsi"/>
-          <w:bCs/>
-          <w:sz w:val="24"/>
-          <w:szCs w:val="24"/>
-        </w:rPr>
-        <w:drawing>
-          <wp:inline distT="0" distB="0" distL="0" distR="0" wp14:anchorId="47507F52" wp14:editId="763152FD">
-            <wp:extent cx="5732145" cy="3650568"/>
-            <wp:effectExtent l="0" t="0" r="1905" b="7620"/>
-            <wp:docPr id="8" name="Picture 8"/>
-            <wp:cNvGraphicFramePr>
-              <a:graphicFrameLocks xmlns:a="http://schemas.openxmlformats.org/drawingml/2006/main" noChangeAspect="1"/>
-            </wp:cNvGraphicFramePr>
-            <a:graphic xmlns:a="http://schemas.openxmlformats.org/drawingml/2006/main">
-              <a:graphicData uri="http://schemas.openxmlformats.org/drawingml/2006/picture">
-                <pic:pic xmlns:pic="http://schemas.openxmlformats.org/drawingml/2006/picture">
-                  <pic:nvPicPr>
-                    <pic:cNvPr id="0" name=""/>
-                    <pic:cNvPicPr/>
-                  </pic:nvPicPr>
-                  <pic:blipFill>
-                    <a:blip r:embed="rId12"/>
-                    <a:stretch>
-                      <a:fillRect/>
-                    </a:stretch>
-                  </pic:blipFill>
-                  <pic:spPr>
-                    <a:xfrm>
-                      <a:off x="0" y="0"/>
-                      <a:ext cx="5732145" cy="3650568"/>
-                    </a:xfrm>
-                    <a:prstGeom prst="rect">
-                      <a:avLst/>
-                    </a:prstGeom>
-                  </pic:spPr>
-                </pic:pic>
-              </a:graphicData>
-            </a:graphic>
-          </wp:inline>
-        </w:drawing>
-      </w:r>
-    </w:p>
-    <w:p>
-      <w:pPr>
-        <w:rPr>
-          <w:rFonts w:cstheme="minorHAnsi"/>
-          <w:bCs/>
-          <w:sz w:val="24"/>
-          <w:szCs w:val="24"/>
-        </w:rPr>
-      </w:pPr>
-      <w:r>
-        <w:rPr>
-          <w:rFonts w:cstheme="minorHAnsi"/>
-          <w:bCs/>
-          <w:sz w:val="24"/>
-          <w:szCs w:val="24"/>
-        </w:rPr>
-        <w:lastRenderedPageBreak/>
-        <w:drawing>
-          <wp:inline distT="0" distB="0" distL="0" distR="0" wp14:anchorId="5D49AAD2" wp14:editId="6E2B1E51">
-            <wp:extent cx="5732145" cy="4304008"/>
-            <wp:effectExtent l="0" t="0" r="1905" b="1905"/>
-            <wp:docPr id="9" name="Picture 9"/>
-            <wp:cNvGraphicFramePr>
-              <a:graphicFrameLocks xmlns:a="http://schemas.openxmlformats.org/drawingml/2006/main" noChangeAspect="1"/>
-            </wp:cNvGraphicFramePr>
-            <a:graphic xmlns:a="http://schemas.openxmlformats.org/drawingml/2006/main">
-              <a:graphicData uri="http://schemas.openxmlformats.org/drawingml/2006/picture">
-                <pic:pic xmlns:pic="http://schemas.openxmlformats.org/drawingml/2006/picture">
-                  <pic:nvPicPr>
-                    <pic:cNvPr id="0" name=""/>
-                    <pic:cNvPicPr/>
-                  </pic:nvPicPr>
-                  <pic:blipFill>
-                    <a:blip r:embed="rId13"/>
-                    <a:stretch>
-                      <a:fillRect/>
-                    </a:stretch>
-                  </pic:blipFill>
-                  <pic:spPr>
-                    <a:xfrm>
-                      <a:off x="0" y="0"/>
-                      <a:ext cx="5732145" cy="4304008"/>
-                    </a:xfrm>
-                    <a:prstGeom prst="rect">
-                      <a:avLst/>
-                    </a:prstGeom>
-                  </pic:spPr>
-                </pic:pic>
-              </a:graphicData>
-            </a:graphic>
-          </wp:inline>
-        </w:drawing>
-      </w:r>
-    </w:p>
-    <w:p>
-      <w:pPr>
-        <w:rPr>
-          <w:rFonts w:cstheme="minorHAnsi"/>
-          <w:bCs/>
-          <w:sz w:val="24"/>
-          <w:szCs w:val="24"/>
-        </w:rPr>
-      </w:pPr>
-      <w:r>
-        <w:rPr>
-          <w:rFonts w:cstheme="minorHAnsi"/>
-          <w:bCs/>
-          <w:sz w:val="24"/>
-          <w:szCs w:val="24"/>
-        </w:rPr>
-        <w:drawing>
-          <wp:inline distT="0" distB="0" distL="0" distR="0" wp14:anchorId="0736F613" wp14:editId="628AF910">
-            <wp:extent cx="5732145" cy="3986168"/>
-            <wp:effectExtent l="0" t="0" r="1905" b="0"/>
-            <wp:docPr id="10" name="Picture 10"/>
-            <wp:cNvGraphicFramePr>
-              <a:graphicFrameLocks xmlns:a="http://schemas.openxmlformats.org/drawingml/2006/main" noChangeAspect="1"/>
-            </wp:cNvGraphicFramePr>
-            <a:graphic xmlns:a="http://schemas.openxmlformats.org/drawingml/2006/main">
-              <a:graphicData uri="http://schemas.openxmlformats.org/drawingml/2006/picture">
-                <pic:pic xmlns:pic="http://schemas.openxmlformats.org/drawingml/2006/picture">
-                  <pic:nvPicPr>
-                    <pic:cNvPr id="0" name=""/>
-                    <pic:cNvPicPr/>
-                  </pic:nvPicPr>
-                  <pic:blipFill>
-                    <a:blip r:embed="rId14"/>
-                    <a:stretch>
-                      <a:fillRect/>
-                    </a:stretch>
-                  </pic:blipFill>
-                  <pic:spPr>
-                    <a:xfrm>
-                      <a:off x="0" y="0"/>
-                      <a:ext cx="5732145" cy="3986168"/>
-                    </a:xfrm>
-                    <a:prstGeom prst="rect">
-                      <a:avLst/>
-                    </a:prstGeom>
-                  </pic:spPr>
-                </pic:pic>
-              </a:graphicData>
-            </a:graphic>
-          </wp:inline>
-        </w:drawing>
-      </w:r>
+      <w:bookmarkStart w:id="0" w:name="_GoBack"/>
+      <w:bookmarkEnd w:id="0"/>
     </w:p>
     <w:p>
       <w:pPr>
@@ -14516,38 +13086,15 @@
           <w:szCs w:val="24"/>
         </w:rPr>
       </w:pPr>
-    </w:p>
-    <w:p>
-      <w:pPr>
+      <w:r>
         <w:rPr>
           <w:rFonts w:cstheme="minorHAnsi"/>
           <w:b/>
           <w:sz w:val="24"/>
           <w:szCs w:val="24"/>
         </w:rPr>
-      </w:pPr>
-    </w:p>
-    <w:p>
-      <w:pPr>
-        <w:rPr>
-          <w:rFonts w:cstheme="minorHAnsi"/>
-          <w:b/>
-          <w:sz w:val="24"/>
-          <w:szCs w:val="24"/>
-        </w:rPr>
-      </w:pPr>
-      <w:r>
-        <w:rPr>
-          <w:rFonts w:cstheme="minorHAnsi"/>
-          <w:b/>
-          <w:sz w:val="24"/>
-          <w:szCs w:val="24"/>
-        </w:rPr>
-        <w:lastRenderedPageBreak/>
         <w:t>4.5</w:t>
       </w:r>
-      <w:bookmarkStart w:id="0" w:name="_GoBack"/>
-      <w:bookmarkEnd w:id="0"/>
       <w:r>
         <w:rPr>
           <w:rFonts w:cstheme="minorHAnsi"/>
@@ -15638,6 +14185,7 @@
           <w:sz w:val="24"/>
           <w:szCs w:val="24"/>
         </w:rPr>
+        <w:lastRenderedPageBreak/>
         <w:t>Analiza</w:t>
       </w:r>
       <w:proofErr w:type="spellEnd"/>
@@ -16488,129 +15036,6 @@
         </w:rPr>
         <w:t>.</w:t>
       </w:r>
-    </w:p>
-    <w:p>
-      <w:pPr>
-        <w:jc w:val="center"/>
-        <w:rPr>
-          <w:rFonts w:cstheme="minorHAnsi"/>
-          <w:sz w:val="24"/>
-          <w:szCs w:val="24"/>
-        </w:rPr>
-      </w:pPr>
-    </w:p>
-    <w:p>
-      <w:pPr>
-        <w:jc w:val="center"/>
-        <w:rPr>
-          <w:rFonts w:cstheme="minorHAnsi"/>
-          <w:sz w:val="24"/>
-          <w:szCs w:val="24"/>
-        </w:rPr>
-      </w:pPr>
-      <w:r>
-        <w:rPr>
-          <w:rFonts w:cstheme="minorHAnsi"/>
-          <w:noProof/>
-          <w:sz w:val="24"/>
-          <w:szCs w:val="24"/>
-        </w:rPr>
-        <w:drawing>
-          <wp:inline distT="0" distB="0" distL="0" distR="0" wp14:anchorId="0881C391" wp14:editId="7538429A">
-            <wp:extent cx="5732145" cy="3001010"/>
-            <wp:effectExtent l="0" t="0" r="1905" b="8890"/>
-            <wp:docPr id="11" name="Picture 11"/>
-            <wp:cNvGraphicFramePr>
-              <a:graphicFrameLocks xmlns:a="http://schemas.openxmlformats.org/drawingml/2006/main" noChangeAspect="1"/>
-            </wp:cNvGraphicFramePr>
-            <a:graphic xmlns:a="http://schemas.openxmlformats.org/drawingml/2006/main">
-              <a:graphicData uri="http://schemas.openxmlformats.org/drawingml/2006/picture">
-                <pic:pic xmlns:pic="http://schemas.openxmlformats.org/drawingml/2006/picture">
-                  <pic:nvPicPr>
-                    <pic:cNvPr id="0" name="slika1.jpg"/>
-                    <pic:cNvPicPr/>
-                  </pic:nvPicPr>
-                  <pic:blipFill>
-                    <a:blip r:embed="rId15">
-                      <a:extLst>
-                        <a:ext uri="{28A0092B-C50C-407E-A947-70E740481C1C}">
-                          <a14:useLocalDpi xmlns:a14="http://schemas.microsoft.com/office/drawing/2010/main" val="0"/>
-                        </a:ext>
-                      </a:extLst>
-                    </a:blip>
-                    <a:stretch>
-                      <a:fillRect/>
-                    </a:stretch>
-                  </pic:blipFill>
-                  <pic:spPr>
-                    <a:xfrm>
-                      <a:off x="0" y="0"/>
-                      <a:ext cx="5732145" cy="3001010"/>
-                    </a:xfrm>
-                    <a:prstGeom prst="rect">
-                      <a:avLst/>
-                    </a:prstGeom>
-                  </pic:spPr>
-                </pic:pic>
-              </a:graphicData>
-            </a:graphic>
-          </wp:inline>
-        </w:drawing>
-      </w:r>
-    </w:p>
-    <w:p>
-      <w:pPr>
-        <w:rPr>
-          <w:rFonts w:cstheme="minorHAnsi"/>
-          <w:sz w:val="24"/>
-          <w:szCs w:val="24"/>
-        </w:rPr>
-      </w:pPr>
-    </w:p>
-    <w:p>
-      <w:pPr>
-        <w:rPr>
-          <w:rFonts w:cstheme="minorHAnsi"/>
-          <w:sz w:val="24"/>
-          <w:szCs w:val="24"/>
-        </w:rPr>
-      </w:pPr>
-    </w:p>
-    <w:p>
-      <w:pPr>
-        <w:rPr>
-          <w:rFonts w:cstheme="minorHAnsi"/>
-          <w:sz w:val="24"/>
-          <w:szCs w:val="24"/>
-        </w:rPr>
-      </w:pPr>
-    </w:p>
-    <w:p>
-      <w:pPr>
-        <w:rPr>
-          <w:rFonts w:cstheme="minorHAnsi"/>
-          <w:sz w:val="24"/>
-          <w:szCs w:val="24"/>
-        </w:rPr>
-      </w:pPr>
-    </w:p>
-    <w:p>
-      <w:pPr>
-        <w:rPr>
-          <w:rFonts w:cstheme="minorHAnsi"/>
-          <w:sz w:val="24"/>
-          <w:szCs w:val="24"/>
-        </w:rPr>
-      </w:pPr>
-    </w:p>
-    <w:p>
-      <w:pPr>
-        <w:rPr>
-          <w:rFonts w:cstheme="minorHAnsi"/>
-          <w:sz w:val="24"/>
-          <w:szCs w:val="24"/>
-        </w:rPr>
-      </w:pPr>
     </w:p>
     <w:p>
       <w:pPr>
@@ -16636,7 +15061,6 @@
           <w:sz w:val="24"/>
           <w:szCs w:val="24"/>
         </w:rPr>
-        <w:lastRenderedPageBreak/>
         <w:t xml:space="preserve">5. </w:t>
       </w:r>
       <w:proofErr w:type="spellStart"/>
@@ -18822,6 +17246,7 @@
   <w:style w:type="character" w:default="1" w:styleId="DefaultParagraphFont">
     <w:name w:val="Default Paragraph Font"/>
     <w:uiPriority w:val="1"/>
+    <w:semiHidden/>
     <w:unhideWhenUsed/>
   </w:style>
   <w:style w:type="table" w:default="1" w:styleId="TableNormal">
@@ -19253,6 +17678,7 @@
   <w:style w:type="character" w:default="1" w:styleId="DefaultParagraphFont">
     <w:name w:val="Default Paragraph Font"/>
     <w:uiPriority w:val="1"/>
+    <w:semiHidden/>
     <w:unhideWhenUsed/>
   </w:style>
   <w:style w:type="table" w:default="1" w:styleId="TableNormal">
